--- a/Uni_Courses/Third_Year/Power Electronics 3/Borkovec 2941124B_Lab 1 Single & Triple Phase .docx
+++ b/Uni_Courses/Third_Year/Power Electronics 3/Borkovec 2941124B_Lab 1 Single & Triple Phase .docx
@@ -4591,7 +4591,7 @@
           <w:noProof/>
         </w:rPr>
         <w:drawing>
-          <wp:inline distT="0" distB="0" distL="0" distR="0" wp14:anchorId="1654FF89" wp14:editId="55DBEFDA">
+          <wp:inline distT="0" distB="0" distL="0" distR="0" wp14:anchorId="1654FF89" wp14:editId="4FF892D2">
             <wp:extent cx="4279900" cy="1917700"/>
             <wp:effectExtent l="0" t="0" r="0" b="0"/>
             <wp:docPr id="9" name="Picture 9"/>
@@ -4713,6 +4713,74 @@
           <w:rFonts w:ascii="Arial" w:hAnsi="Arial" w:cs="Arial"/>
         </w:rPr>
       </w:pPr>
+      <w:r>
+        <w:rPr>
+          <w:rFonts w:ascii="Arial" w:hAnsi="Arial" w:cs="Arial"/>
+          <w:noProof/>
+        </w:rPr>
+        <w:drawing>
+          <wp:anchor distT="0" distB="0" distL="114300" distR="114300" simplePos="0" relativeHeight="251660288" behindDoc="0" locked="0" layoutInCell="1" allowOverlap="1" wp14:anchorId="3C0CFEDB" wp14:editId="795BD017">
+            <wp:simplePos x="0" y="0"/>
+            <wp:positionH relativeFrom="column">
+              <wp:posOffset>1458422</wp:posOffset>
+            </wp:positionH>
+            <wp:positionV relativeFrom="paragraph">
+              <wp:posOffset>165158</wp:posOffset>
+            </wp:positionV>
+            <wp:extent cx="2784763" cy="2153630"/>
+            <wp:effectExtent l="0" t="0" r="0" b="5715"/>
+            <wp:wrapNone/>
+            <wp:docPr id="964368299" name="Picture 4" descr="A diagram of a circuit&#10;&#10;AI-generated content may be incorrect."/>
+            <wp:cNvGraphicFramePr>
+              <a:graphicFrameLocks xmlns:a="http://schemas.openxmlformats.org/drawingml/2006/main" noChangeAspect="1"/>
+            </wp:cNvGraphicFramePr>
+            <a:graphic xmlns:a="http://schemas.openxmlformats.org/drawingml/2006/main">
+              <a:graphicData uri="http://schemas.openxmlformats.org/drawingml/2006/picture">
+                <pic:pic xmlns:pic="http://schemas.openxmlformats.org/drawingml/2006/picture">
+                  <pic:nvPicPr>
+                    <pic:cNvPr id="1625914641" name="Picture 4" descr="A diagram of a circuit&#10;&#10;AI-generated content may be incorrect."/>
+                    <pic:cNvPicPr/>
+                  </pic:nvPicPr>
+                  <pic:blipFill rotWithShape="1">
+                    <a:blip r:embed="rId17" cstate="print">
+                      <a:extLst>
+                        <a:ext uri="{28A0092B-C50C-407E-A947-70E740481C1C}">
+                          <a14:useLocalDpi xmlns:a14="http://schemas.microsoft.com/office/drawing/2010/main" val="0"/>
+                        </a:ext>
+                      </a:extLst>
+                    </a:blip>
+                    <a:srcRect l="7959" t="7180" r="13962" b="50123"/>
+                    <a:stretch/>
+                  </pic:blipFill>
+                  <pic:spPr bwMode="auto">
+                    <a:xfrm>
+                      <a:off x="0" y="0"/>
+                      <a:ext cx="2784763" cy="2153630"/>
+                    </a:xfrm>
+                    <a:prstGeom prst="rect">
+                      <a:avLst/>
+                    </a:prstGeom>
+                    <a:ln>
+                      <a:noFill/>
+                    </a:ln>
+                    <a:extLst>
+                      <a:ext uri="{53640926-AAD7-44D8-BBD7-CCE9431645EC}">
+                        <a14:shadowObscured xmlns:a14="http://schemas.microsoft.com/office/drawing/2010/main"/>
+                      </a:ext>
+                    </a:extLst>
+                  </pic:spPr>
+                </pic:pic>
+              </a:graphicData>
+            </a:graphic>
+            <wp14:sizeRelH relativeFrom="page">
+              <wp14:pctWidth>0</wp14:pctWidth>
+            </wp14:sizeRelH>
+            <wp14:sizeRelV relativeFrom="page">
+              <wp14:pctHeight>0</wp14:pctHeight>
+            </wp14:sizeRelV>
+          </wp:anchor>
+        </w:drawing>
+      </w:r>
       <w:r>
         <w:rPr>
           <w:rFonts w:ascii="Arial" w:hAnsi="Arial" w:cs="Arial"/>
@@ -5355,65 +5423,25 @@
                 <w:b/>
                 <w:bCs/>
               </w:rPr>
-              <w:t xml:space="preserve">P = R * Irmˆ2 = </w:t>
-            </w:r>
+              <w:t>P = R * Irmˆ2 = 100 * (</w:t>
+            </w:r>
+            <w:proofErr w:type="gramStart"/>
             <w:r>
               <w:rPr>
                 <w:rFonts w:ascii="Arial" w:hAnsi="Arial" w:cs="Arial"/>
                 <w:b/>
                 <w:bCs/>
               </w:rPr>
-              <w:t>100</w:t>
-            </w:r>
+              <w:t>0.157)ˆ</w:t>
+            </w:r>
+            <w:proofErr w:type="gramEnd"/>
             <w:r>
               <w:rPr>
                 <w:rFonts w:ascii="Arial" w:hAnsi="Arial" w:cs="Arial"/>
                 <w:b/>
                 <w:bCs/>
               </w:rPr>
-              <w:t xml:space="preserve"> * (</w:t>
-            </w:r>
-            <w:proofErr w:type="gramStart"/>
-            <w:r>
-              <w:rPr>
-                <w:rFonts w:ascii="Arial" w:hAnsi="Arial" w:cs="Arial"/>
-                <w:b/>
-                <w:bCs/>
-              </w:rPr>
-              <w:t>0.</w:t>
-            </w:r>
-            <w:r>
-              <w:rPr>
-                <w:rFonts w:ascii="Arial" w:hAnsi="Arial" w:cs="Arial"/>
-                <w:b/>
-                <w:bCs/>
-              </w:rPr>
-              <w:t>157</w:t>
-            </w:r>
-            <w:r>
-              <w:rPr>
-                <w:rFonts w:ascii="Arial" w:hAnsi="Arial" w:cs="Arial"/>
-                <w:b/>
-                <w:bCs/>
-              </w:rPr>
-              <w:t>)ˆ</w:t>
-            </w:r>
-            <w:proofErr w:type="gramEnd"/>
-            <w:r>
-              <w:rPr>
-                <w:rFonts w:ascii="Arial" w:hAnsi="Arial" w:cs="Arial"/>
-                <w:b/>
-                <w:bCs/>
-              </w:rPr>
-              <w:t xml:space="preserve">2 = </w:t>
-            </w:r>
-            <w:r>
-              <w:rPr>
-                <w:rFonts w:ascii="Arial" w:hAnsi="Arial" w:cs="Arial"/>
-                <w:b/>
-                <w:bCs/>
-              </w:rPr>
-              <w:t>2.465</w:t>
+              <w:t>2 = 2.465</w:t>
             </w:r>
             <w:r>
               <w:rPr>
@@ -5974,7 +6002,7 @@
           <w:noProof/>
         </w:rPr>
         <w:drawing>
-          <wp:inline distT="0" distB="0" distL="0" distR="0" wp14:anchorId="72146A7A" wp14:editId="1F24CD4F">
+          <wp:inline distT="0" distB="0" distL="0" distR="0" wp14:anchorId="72146A7A" wp14:editId="266B31A2">
             <wp:extent cx="5600700" cy="2832100"/>
             <wp:effectExtent l="0" t="0" r="0" b="0"/>
             <wp:docPr id="11" name="Picture 11"/>
@@ -5991,7 +6019,7 @@
                     </pic:cNvPicPr>
                   </pic:nvPicPr>
                   <pic:blipFill>
-                    <a:blip r:embed="rId17" cstate="print">
+                    <a:blip r:embed="rId18" cstate="print">
                       <a:extLst>
                         <a:ext uri="{28A0092B-C50C-407E-A947-70E740481C1C}">
                           <a14:useLocalDpi xmlns:a14="http://schemas.microsoft.com/office/drawing/2010/main" val="0"/>
@@ -6112,7 +6140,7 @@
                     </pic:cNvPicPr>
                   </pic:nvPicPr>
                   <pic:blipFill>
-                    <a:blip r:embed="rId18" cstate="print">
+                    <a:blip r:embed="rId19" cstate="print">
                       <a:extLst>
                         <a:ext uri="{28A0092B-C50C-407E-A947-70E740481C1C}">
                           <a14:useLocalDpi xmlns:a14="http://schemas.microsoft.com/office/drawing/2010/main" val="0"/>
@@ -6250,7 +6278,7 @@
                     </pic:cNvPicPr>
                   </pic:nvPicPr>
                   <pic:blipFill>
-                    <a:blip r:embed="rId19" cstate="print">
+                    <a:blip r:embed="rId20" cstate="print">
                       <a:extLst>
                         <a:ext uri="{28A0092B-C50C-407E-A947-70E740481C1C}">
                           <a14:useLocalDpi xmlns:a14="http://schemas.microsoft.com/office/drawing/2010/main" val="0"/>
@@ -6973,7 +7001,7 @@
                     </pic:cNvPicPr>
                   </pic:nvPicPr>
                   <pic:blipFill>
-                    <a:blip r:embed="rId20" cstate="print">
+                    <a:blip r:embed="rId21" cstate="print">
                       <a:extLst>
                         <a:ext uri="{28A0092B-C50C-407E-A947-70E740481C1C}">
                           <a14:useLocalDpi xmlns:a14="http://schemas.microsoft.com/office/drawing/2010/main" val="0"/>
@@ -7157,7 +7185,7 @@
                     </pic:cNvPicPr>
                   </pic:nvPicPr>
                   <pic:blipFill>
-                    <a:blip r:embed="rId21" cstate="print">
+                    <a:blip r:embed="rId22" cstate="print">
                       <a:extLst>
                         <a:ext uri="{28A0092B-C50C-407E-A947-70E740481C1C}">
                           <a14:useLocalDpi xmlns:a14="http://schemas.microsoft.com/office/drawing/2010/main" val="0"/>
@@ -8632,2339 +8660,6 @@
                 <pic:pic xmlns:pic="http://schemas.openxmlformats.org/drawingml/2006/picture">
                   <pic:nvPicPr>
                     <pic:cNvPr id="0" name="Picture 16"/>
-                    <pic:cNvPicPr>
-                      <a:picLocks/>
-                    </pic:cNvPicPr>
-                  </pic:nvPicPr>
-                  <pic:blipFill>
-                    <a:blip r:embed="rId22" cstate="print">
-                      <a:extLst>
-                        <a:ext uri="{28A0092B-C50C-407E-A947-70E740481C1C}">
-                          <a14:useLocalDpi xmlns:a14="http://schemas.microsoft.com/office/drawing/2010/main" val="0"/>
-                        </a:ext>
-                      </a:extLst>
-                    </a:blip>
-                    <a:srcRect/>
-                    <a:stretch>
-                      <a:fillRect/>
-                    </a:stretch>
-                  </pic:blipFill>
-                  <pic:spPr bwMode="auto">
-                    <a:xfrm>
-                      <a:off x="0" y="0"/>
-                      <a:ext cx="6057900" cy="2108200"/>
-                    </a:xfrm>
-                    <a:prstGeom prst="rect">
-                      <a:avLst/>
-                    </a:prstGeom>
-                    <a:noFill/>
-                    <a:ln>
-                      <a:noFill/>
-                    </a:ln>
-                  </pic:spPr>
-                </pic:pic>
-              </a:graphicData>
-            </a:graphic>
-          </wp:inline>
-        </w:drawing>
-      </w:r>
-    </w:p>
-    <w:p>
-      <w:pPr>
-        <w:jc w:val="both"/>
-        <w:rPr>
-          <w:rFonts w:ascii="Arial" w:hAnsi="Arial" w:cs="Arial"/>
-          <w:sz w:val="22"/>
-          <w:szCs w:val="22"/>
-        </w:rPr>
-      </w:pPr>
-    </w:p>
-    <w:p>
-      <w:pPr>
-        <w:ind w:left="2160"/>
-        <w:rPr>
-          <w:rFonts w:ascii="Arial" w:hAnsi="Arial" w:cs="Arial"/>
-        </w:rPr>
-      </w:pPr>
-      <w:r>
-        <w:rPr>
-          <w:rFonts w:ascii="Arial" w:hAnsi="Arial" w:cs="Arial"/>
-        </w:rPr>
-        <w:t xml:space="preserve">   </w:t>
-      </w:r>
-      <w:r>
-        <w:rPr>
-          <w:rFonts w:ascii="Arial" w:hAnsi="Arial" w:cs="Arial"/>
-        </w:rPr>
-        <w:t>Figure 16</w:t>
-      </w:r>
-      <w:r>
-        <w:rPr>
-          <w:rFonts w:ascii="Arial" w:hAnsi="Arial" w:cs="Arial"/>
-        </w:rPr>
-        <w:t xml:space="preserve">: Star connected </w:t>
-      </w:r>
-      <w:r>
-        <w:rPr>
-          <w:rFonts w:ascii="Arial" w:hAnsi="Arial" w:cs="Arial"/>
-        </w:rPr>
-        <w:t xml:space="preserve">unbalanced </w:t>
-      </w:r>
-      <w:r>
-        <w:rPr>
-          <w:rFonts w:ascii="Arial" w:hAnsi="Arial" w:cs="Arial"/>
-        </w:rPr>
-        <w:t>RC load</w:t>
-      </w:r>
-    </w:p>
-    <w:p>
-      <w:pPr>
-        <w:jc w:val="both"/>
-        <w:rPr>
-          <w:rFonts w:ascii="Arial" w:hAnsi="Arial" w:cs="Arial"/>
-          <w:sz w:val="22"/>
-          <w:szCs w:val="22"/>
-        </w:rPr>
-      </w:pPr>
-    </w:p>
-    <w:p>
-      <w:pPr>
-        <w:jc w:val="both"/>
-        <w:rPr>
-          <w:rFonts w:ascii="Arial" w:hAnsi="Arial" w:cs="Arial"/>
-          <w:sz w:val="22"/>
-          <w:szCs w:val="22"/>
-        </w:rPr>
-      </w:pPr>
-    </w:p>
-    <w:p>
-      <w:pPr>
-        <w:jc w:val="both"/>
-        <w:rPr>
-          <w:rFonts w:ascii="Arial" w:hAnsi="Arial" w:cs="Arial"/>
-          <w:sz w:val="22"/>
-          <w:szCs w:val="22"/>
-        </w:rPr>
-      </w:pPr>
-      <w:r>
-        <w:rPr>
-          <w:rFonts w:ascii="Arial" w:hAnsi="Arial" w:cs="Arial"/>
-          <w:sz w:val="22"/>
-          <w:szCs w:val="22"/>
-        </w:rPr>
-        <w:t>Before making the actual wattmeter reading measure the voltage V</w:t>
-      </w:r>
-      <w:r>
-        <w:rPr>
-          <w:rFonts w:ascii="Arial" w:hAnsi="Arial" w:cs="Arial"/>
-          <w:sz w:val="22"/>
-          <w:szCs w:val="22"/>
-          <w:vertAlign w:val="subscript"/>
-        </w:rPr>
-        <w:t>SN</w:t>
-      </w:r>
-      <w:r>
-        <w:rPr>
-          <w:rFonts w:ascii="Arial" w:hAnsi="Arial" w:cs="Arial"/>
-          <w:sz w:val="22"/>
-          <w:szCs w:val="22"/>
-        </w:rPr>
-        <w:t>:</w:t>
-      </w:r>
-    </w:p>
-    <w:p>
-      <w:pPr>
-        <w:jc w:val="both"/>
-        <w:rPr>
-          <w:rFonts w:ascii="Arial" w:hAnsi="Arial" w:cs="Arial"/>
-          <w:sz w:val="22"/>
-          <w:szCs w:val="22"/>
-        </w:rPr>
-      </w:pPr>
-    </w:p>
-    <w:tbl>
-      <w:tblPr>
-        <w:tblW w:w="0" w:type="auto"/>
-        <w:tblInd w:w="2808" w:type="dxa"/>
-        <w:tblBorders>
-          <w:top w:val="single" w:sz="4" w:space="0" w:color="auto"/>
-          <w:left w:val="single" w:sz="4" w:space="0" w:color="auto"/>
-          <w:bottom w:val="single" w:sz="4" w:space="0" w:color="auto"/>
-          <w:right w:val="single" w:sz="4" w:space="0" w:color="auto"/>
-          <w:insideH w:val="single" w:sz="4" w:space="0" w:color="auto"/>
-          <w:insideV w:val="single" w:sz="4" w:space="0" w:color="auto"/>
-        </w:tblBorders>
-        <w:tblLook w:val="01E0" w:firstRow="1" w:lastRow="1" w:firstColumn="1" w:lastColumn="1" w:noHBand="0" w:noVBand="0"/>
-      </w:tblPr>
-      <w:tblGrid>
-        <w:gridCol w:w="1639"/>
-        <w:gridCol w:w="1368"/>
-        <w:gridCol w:w="1440"/>
-      </w:tblGrid>
-      <w:tr>
-        <w:tc>
-          <w:tcPr>
-            <w:tcW w:w="1368" w:type="dxa"/>
-          </w:tcPr>
-          <w:p>
-            <w:pPr>
-              <w:rPr>
-                <w:rFonts w:ascii="Arial" w:hAnsi="Arial" w:cs="Arial"/>
-                <w:sz w:val="32"/>
-                <w:szCs w:val="32"/>
-              </w:rPr>
-            </w:pPr>
-            <w:r>
-              <w:rPr>
-                <w:rFonts w:ascii="Arial" w:hAnsi="Arial" w:cs="Arial"/>
-                <w:sz w:val="32"/>
-                <w:szCs w:val="32"/>
-              </w:rPr>
-              <w:t>Measured</w:t>
-            </w:r>
-          </w:p>
-        </w:tc>
-        <w:tc>
-          <w:tcPr>
-            <w:tcW w:w="1368" w:type="dxa"/>
-          </w:tcPr>
-          <w:p>
-            <w:pPr>
-              <w:rPr>
-                <w:rFonts w:ascii="Arial" w:hAnsi="Arial" w:cs="Arial"/>
-                <w:sz w:val="32"/>
-                <w:szCs w:val="32"/>
-              </w:rPr>
-            </w:pPr>
-            <w:r>
-              <w:rPr>
-                <w:rFonts w:ascii="Arial" w:hAnsi="Arial" w:cs="Arial"/>
-                <w:sz w:val="32"/>
-                <w:szCs w:val="32"/>
-              </w:rPr>
-              <w:t>V</w:t>
-            </w:r>
-            <w:r>
-              <w:rPr>
-                <w:rFonts w:ascii="Arial" w:hAnsi="Arial" w:cs="Arial"/>
-                <w:sz w:val="32"/>
-                <w:szCs w:val="32"/>
-                <w:vertAlign w:val="subscript"/>
-              </w:rPr>
-              <w:t>SN</w:t>
-            </w:r>
-          </w:p>
-        </w:tc>
-        <w:tc>
-          <w:tcPr>
-            <w:tcW w:w="1440" w:type="dxa"/>
-          </w:tcPr>
-          <w:p>
-            <w:pPr>
-              <w:rPr>
-                <w:rFonts w:ascii="Arial" w:hAnsi="Arial" w:cs="Arial"/>
-                <w:b/>
-                <w:bCs/>
-                <w:sz w:val="32"/>
-                <w:szCs w:val="32"/>
-              </w:rPr>
-            </w:pPr>
-            <w:r>
-              <w:rPr>
-                <w:rFonts w:ascii="Arial" w:hAnsi="Arial" w:cs="Arial"/>
-                <w:b/>
-                <w:bCs/>
-                <w:sz w:val="32"/>
-                <w:szCs w:val="32"/>
-              </w:rPr>
-              <w:t xml:space="preserve">8.378 V </w:t>
-            </w:r>
-          </w:p>
-        </w:tc>
-      </w:tr>
-    </w:tbl>
-    <w:p>
-      <w:pPr>
-        <w:jc w:val="both"/>
-        <w:rPr>
-          <w:rFonts w:ascii="Arial" w:hAnsi="Arial" w:cs="Arial"/>
-          <w:sz w:val="22"/>
-          <w:szCs w:val="22"/>
-        </w:rPr>
-      </w:pPr>
-    </w:p>
-    <w:p>
-      <w:pPr>
-        <w:jc w:val="both"/>
-        <w:rPr>
-          <w:rFonts w:ascii="Arial" w:hAnsi="Arial" w:cs="Arial"/>
-          <w:sz w:val="22"/>
-          <w:szCs w:val="22"/>
-        </w:rPr>
-      </w:pPr>
-      <w:r>
-        <w:rPr>
-          <w:rFonts w:ascii="Arial" w:hAnsi="Arial" w:cs="Arial"/>
-          <w:sz w:val="22"/>
-          <w:szCs w:val="22"/>
-        </w:rPr>
-        <w:t>Now w</w:t>
-      </w:r>
-      <w:r>
-        <w:rPr>
-          <w:rFonts w:ascii="Arial" w:hAnsi="Arial" w:cs="Arial"/>
-          <w:sz w:val="22"/>
-          <w:szCs w:val="22"/>
-        </w:rPr>
-        <w:t>ire up the Power Analyser to measure V</w:t>
-      </w:r>
-      <w:r>
-        <w:rPr>
-          <w:rFonts w:ascii="Arial" w:hAnsi="Arial" w:cs="Arial"/>
-          <w:sz w:val="22"/>
-          <w:szCs w:val="22"/>
-          <w:vertAlign w:val="subscript"/>
-        </w:rPr>
-        <w:t>R</w:t>
-      </w:r>
-      <w:r>
-        <w:rPr>
-          <w:rFonts w:ascii="Arial" w:hAnsi="Arial" w:cs="Arial"/>
-          <w:sz w:val="22"/>
-          <w:szCs w:val="22"/>
-          <w:vertAlign w:val="subscript"/>
-        </w:rPr>
-        <w:t>N</w:t>
-      </w:r>
-      <w:r>
-        <w:rPr>
-          <w:rFonts w:ascii="Arial" w:hAnsi="Arial" w:cs="Arial"/>
-          <w:sz w:val="22"/>
-          <w:szCs w:val="22"/>
-        </w:rPr>
-        <w:t xml:space="preserve"> and I</w:t>
-      </w:r>
-      <w:r>
-        <w:rPr>
-          <w:rFonts w:ascii="Arial" w:hAnsi="Arial" w:cs="Arial"/>
-          <w:sz w:val="22"/>
-          <w:szCs w:val="22"/>
-          <w:vertAlign w:val="subscript"/>
-        </w:rPr>
-        <w:t>R</w:t>
-      </w:r>
-      <w:r>
-        <w:rPr>
-          <w:rFonts w:ascii="Arial" w:hAnsi="Arial" w:cs="Arial"/>
-          <w:sz w:val="22"/>
-          <w:szCs w:val="22"/>
-        </w:rPr>
-        <w:t xml:space="preserve"> and record the results:</w:t>
-      </w:r>
-    </w:p>
-    <w:p>
-      <w:pPr>
-        <w:jc w:val="both"/>
-        <w:rPr>
-          <w:rFonts w:ascii="Arial" w:hAnsi="Arial" w:cs="Arial"/>
-          <w:sz w:val="22"/>
-          <w:szCs w:val="22"/>
-        </w:rPr>
-      </w:pPr>
-    </w:p>
-    <w:tbl>
-      <w:tblPr>
-        <w:tblW w:w="0" w:type="auto"/>
-        <w:tblInd w:w="648" w:type="dxa"/>
-        <w:tblBorders>
-          <w:top w:val="single" w:sz="4" w:space="0" w:color="auto"/>
-          <w:left w:val="single" w:sz="4" w:space="0" w:color="auto"/>
-          <w:bottom w:val="single" w:sz="4" w:space="0" w:color="auto"/>
-          <w:right w:val="single" w:sz="4" w:space="0" w:color="auto"/>
-          <w:insideH w:val="single" w:sz="4" w:space="0" w:color="auto"/>
-          <w:insideV w:val="single" w:sz="4" w:space="0" w:color="auto"/>
-        </w:tblBorders>
-        <w:tblLook w:val="01E0" w:firstRow="1" w:lastRow="1" w:firstColumn="1" w:lastColumn="1" w:noHBand="0" w:noVBand="0"/>
-      </w:tblPr>
-      <w:tblGrid>
-        <w:gridCol w:w="1908"/>
-        <w:gridCol w:w="302"/>
-        <w:gridCol w:w="1858"/>
-        <w:gridCol w:w="236"/>
-        <w:gridCol w:w="1996"/>
-        <w:gridCol w:w="330"/>
-        <w:gridCol w:w="1852"/>
-      </w:tblGrid>
-      <w:tr>
-        <w:tc>
-          <w:tcPr>
-            <w:tcW w:w="1908" w:type="dxa"/>
-          </w:tcPr>
-          <w:p>
-            <w:pPr>
-              <w:jc w:val="both"/>
-              <w:rPr>
-                <w:rFonts w:ascii="Arial" w:hAnsi="Arial" w:cs="Arial"/>
-                <w:sz w:val="22"/>
-                <w:szCs w:val="22"/>
-              </w:rPr>
-            </w:pPr>
-            <w:r>
-              <w:rPr>
-                <w:rFonts w:ascii="Arial" w:hAnsi="Arial" w:cs="Arial"/>
-                <w:sz w:val="22"/>
-                <w:szCs w:val="22"/>
-              </w:rPr>
-              <w:t>V</w:t>
-            </w:r>
-            <w:r>
-              <w:rPr>
-                <w:rFonts w:ascii="Arial" w:hAnsi="Arial" w:cs="Arial"/>
-                <w:sz w:val="22"/>
-                <w:szCs w:val="22"/>
-                <w:vertAlign w:val="subscript"/>
-              </w:rPr>
-              <w:t>RN</w:t>
-            </w:r>
-          </w:p>
-        </w:tc>
-        <w:tc>
-          <w:tcPr>
-            <w:tcW w:w="302" w:type="dxa"/>
-          </w:tcPr>
-          <w:p>
-            <w:pPr>
-              <w:jc w:val="both"/>
-              <w:rPr>
-                <w:rFonts w:ascii="Arial" w:hAnsi="Arial" w:cs="Arial"/>
-                <w:sz w:val="22"/>
-                <w:szCs w:val="22"/>
-              </w:rPr>
-            </w:pPr>
-          </w:p>
-        </w:tc>
-        <w:tc>
-          <w:tcPr>
-            <w:tcW w:w="1858" w:type="dxa"/>
-          </w:tcPr>
-          <w:p>
-            <w:pPr>
-              <w:jc w:val="both"/>
-              <w:rPr>
-                <w:rFonts w:ascii="Arial" w:hAnsi="Arial" w:cs="Arial"/>
-                <w:sz w:val="22"/>
-                <w:szCs w:val="22"/>
-              </w:rPr>
-            </w:pPr>
-            <w:r>
-              <w:rPr>
-                <w:rFonts w:ascii="Arial" w:hAnsi="Arial" w:cs="Arial"/>
-                <w:sz w:val="22"/>
-                <w:szCs w:val="22"/>
-              </w:rPr>
-              <w:t>I</w:t>
-            </w:r>
-            <w:r>
-              <w:rPr>
-                <w:rFonts w:ascii="Arial" w:hAnsi="Arial" w:cs="Arial"/>
-                <w:sz w:val="22"/>
-                <w:szCs w:val="22"/>
-                <w:vertAlign w:val="subscript"/>
-              </w:rPr>
-              <w:t>R</w:t>
-            </w:r>
-          </w:p>
-        </w:tc>
-        <w:tc>
-          <w:tcPr>
-            <w:tcW w:w="236" w:type="dxa"/>
-          </w:tcPr>
-          <w:p>
-            <w:pPr>
-              <w:jc w:val="both"/>
-              <w:rPr>
-                <w:rFonts w:ascii="Arial" w:hAnsi="Arial" w:cs="Arial"/>
-                <w:sz w:val="22"/>
-                <w:szCs w:val="22"/>
-              </w:rPr>
-            </w:pPr>
-          </w:p>
-        </w:tc>
-        <w:tc>
-          <w:tcPr>
-            <w:tcW w:w="1996" w:type="dxa"/>
-          </w:tcPr>
-          <w:p>
-            <w:pPr>
-              <w:jc w:val="both"/>
-              <w:rPr>
-                <w:rFonts w:ascii="Arial" w:hAnsi="Arial" w:cs="Arial"/>
-                <w:sz w:val="22"/>
-                <w:szCs w:val="22"/>
-              </w:rPr>
-            </w:pPr>
-            <w:r>
-              <w:rPr>
-                <w:rFonts w:ascii="Arial" w:hAnsi="Arial" w:cs="Arial"/>
-                <w:sz w:val="22"/>
-                <w:szCs w:val="22"/>
-              </w:rPr>
-              <w:t>Real Power (P</w:t>
-            </w:r>
-            <w:r>
-              <w:rPr>
-                <w:rFonts w:ascii="Arial" w:hAnsi="Arial" w:cs="Arial"/>
-                <w:sz w:val="22"/>
-                <w:szCs w:val="22"/>
-                <w:vertAlign w:val="subscript"/>
-              </w:rPr>
-              <w:t>W1</w:t>
-            </w:r>
-            <w:r>
-              <w:rPr>
-                <w:rFonts w:ascii="Arial" w:hAnsi="Arial" w:cs="Arial"/>
-                <w:sz w:val="22"/>
-                <w:szCs w:val="22"/>
-              </w:rPr>
-              <w:t>)</w:t>
-            </w:r>
-          </w:p>
-        </w:tc>
-        <w:tc>
-          <w:tcPr>
-            <w:tcW w:w="330" w:type="dxa"/>
-          </w:tcPr>
-          <w:p>
-            <w:pPr>
-              <w:jc w:val="both"/>
-              <w:rPr>
-                <w:rFonts w:ascii="Arial" w:hAnsi="Arial" w:cs="Arial"/>
-                <w:sz w:val="22"/>
-                <w:szCs w:val="22"/>
-              </w:rPr>
-            </w:pPr>
-          </w:p>
-        </w:tc>
-        <w:tc>
-          <w:tcPr>
-            <w:tcW w:w="1852" w:type="dxa"/>
-          </w:tcPr>
-          <w:p>
-            <w:pPr>
-              <w:jc w:val="both"/>
-              <w:rPr>
-                <w:rFonts w:ascii="Arial" w:hAnsi="Arial" w:cs="Arial"/>
-                <w:sz w:val="22"/>
-                <w:szCs w:val="22"/>
-              </w:rPr>
-            </w:pPr>
-            <w:r>
-              <w:rPr>
-                <w:rFonts w:ascii="Arial" w:hAnsi="Arial" w:cs="Arial"/>
-                <w:sz w:val="22"/>
-                <w:szCs w:val="22"/>
-              </w:rPr>
-              <w:t>Power Factor</w:t>
-            </w:r>
-          </w:p>
-        </w:tc>
-      </w:tr>
-      <w:tr>
-        <w:tc>
-          <w:tcPr>
-            <w:tcW w:w="1908" w:type="dxa"/>
-          </w:tcPr>
-          <w:p>
-            <w:pPr>
-              <w:jc w:val="both"/>
-              <w:rPr>
-                <w:rFonts w:ascii="Arial" w:hAnsi="Arial" w:cs="Arial"/>
-                <w:sz w:val="22"/>
-                <w:szCs w:val="22"/>
-              </w:rPr>
-            </w:pPr>
-            <w:r>
-              <w:rPr>
-                <w:rFonts w:ascii="Arial" w:hAnsi="Arial" w:cs="Arial"/>
-                <w:sz w:val="22"/>
-                <w:szCs w:val="22"/>
-              </w:rPr>
-              <w:t>(V)</w:t>
-            </w:r>
-          </w:p>
-        </w:tc>
-        <w:tc>
-          <w:tcPr>
-            <w:tcW w:w="302" w:type="dxa"/>
-          </w:tcPr>
-          <w:p>
-            <w:pPr>
-              <w:jc w:val="both"/>
-              <w:rPr>
-                <w:rFonts w:ascii="Arial" w:hAnsi="Arial" w:cs="Arial"/>
-                <w:sz w:val="22"/>
-                <w:szCs w:val="22"/>
-              </w:rPr>
-            </w:pPr>
-          </w:p>
-        </w:tc>
-        <w:tc>
-          <w:tcPr>
-            <w:tcW w:w="1858" w:type="dxa"/>
-          </w:tcPr>
-          <w:p>
-            <w:pPr>
-              <w:jc w:val="both"/>
-              <w:rPr>
-                <w:rFonts w:ascii="Arial" w:hAnsi="Arial" w:cs="Arial"/>
-                <w:sz w:val="22"/>
-                <w:szCs w:val="22"/>
-              </w:rPr>
-            </w:pPr>
-            <w:r>
-              <w:rPr>
-                <w:rFonts w:ascii="Arial" w:hAnsi="Arial" w:cs="Arial"/>
-                <w:sz w:val="22"/>
-                <w:szCs w:val="22"/>
-              </w:rPr>
-              <w:t>(A)</w:t>
-            </w:r>
-          </w:p>
-        </w:tc>
-        <w:tc>
-          <w:tcPr>
-            <w:tcW w:w="236" w:type="dxa"/>
-          </w:tcPr>
-          <w:p>
-            <w:pPr>
-              <w:jc w:val="both"/>
-              <w:rPr>
-                <w:rFonts w:ascii="Arial" w:hAnsi="Arial" w:cs="Arial"/>
-                <w:sz w:val="22"/>
-                <w:szCs w:val="22"/>
-              </w:rPr>
-            </w:pPr>
-          </w:p>
-        </w:tc>
-        <w:tc>
-          <w:tcPr>
-            <w:tcW w:w="1996" w:type="dxa"/>
-          </w:tcPr>
-          <w:p>
-            <w:pPr>
-              <w:jc w:val="both"/>
-              <w:rPr>
-                <w:rFonts w:ascii="Arial" w:hAnsi="Arial" w:cs="Arial"/>
-                <w:sz w:val="22"/>
-                <w:szCs w:val="22"/>
-              </w:rPr>
-            </w:pPr>
-            <w:r>
-              <w:rPr>
-                <w:rFonts w:ascii="Arial" w:hAnsi="Arial" w:cs="Arial"/>
-                <w:sz w:val="22"/>
-                <w:szCs w:val="22"/>
-              </w:rPr>
-              <w:t>(W)</w:t>
-            </w:r>
-          </w:p>
-        </w:tc>
-        <w:tc>
-          <w:tcPr>
-            <w:tcW w:w="330" w:type="dxa"/>
-          </w:tcPr>
-          <w:p>
-            <w:pPr>
-              <w:jc w:val="both"/>
-              <w:rPr>
-                <w:rFonts w:ascii="Arial" w:hAnsi="Arial" w:cs="Arial"/>
-                <w:sz w:val="22"/>
-                <w:szCs w:val="22"/>
-              </w:rPr>
-            </w:pPr>
-          </w:p>
-        </w:tc>
-        <w:tc>
-          <w:tcPr>
-            <w:tcW w:w="1852" w:type="dxa"/>
-          </w:tcPr>
-          <w:p>
-            <w:pPr>
-              <w:jc w:val="both"/>
-              <w:rPr>
-                <w:rFonts w:ascii="Arial" w:hAnsi="Arial" w:cs="Arial"/>
-                <w:sz w:val="22"/>
-                <w:szCs w:val="22"/>
-              </w:rPr>
-            </w:pPr>
-          </w:p>
-        </w:tc>
-      </w:tr>
-      <w:tr>
-        <w:tc>
-          <w:tcPr>
-            <w:tcW w:w="1908" w:type="dxa"/>
-          </w:tcPr>
-          <w:p>
-            <w:pPr>
-              <w:jc w:val="both"/>
-              <w:rPr>
-                <w:rFonts w:ascii="Arial" w:hAnsi="Arial" w:cs="Arial"/>
-                <w:b/>
-                <w:bCs/>
-                <w:sz w:val="22"/>
-                <w:szCs w:val="22"/>
-              </w:rPr>
-            </w:pPr>
-            <w:r>
-              <w:rPr>
-                <w:rFonts w:ascii="Arial" w:hAnsi="Arial" w:cs="Arial"/>
-                <w:b/>
-                <w:bCs/>
-                <w:sz w:val="22"/>
-                <w:szCs w:val="22"/>
-              </w:rPr>
-              <w:t>23.89</w:t>
-            </w:r>
-          </w:p>
-        </w:tc>
-        <w:tc>
-          <w:tcPr>
-            <w:tcW w:w="302" w:type="dxa"/>
-          </w:tcPr>
-          <w:p>
-            <w:pPr>
-              <w:jc w:val="both"/>
-              <w:rPr>
-                <w:rFonts w:ascii="Arial" w:hAnsi="Arial" w:cs="Arial"/>
-                <w:b/>
-                <w:bCs/>
-                <w:sz w:val="22"/>
-                <w:szCs w:val="22"/>
-              </w:rPr>
-            </w:pPr>
-          </w:p>
-        </w:tc>
-        <w:tc>
-          <w:tcPr>
-            <w:tcW w:w="1858" w:type="dxa"/>
-          </w:tcPr>
-          <w:p>
-            <w:pPr>
-              <w:jc w:val="both"/>
-              <w:rPr>
-                <w:rFonts w:ascii="Arial" w:hAnsi="Arial" w:cs="Arial"/>
-                <w:b/>
-                <w:bCs/>
-                <w:sz w:val="22"/>
-                <w:szCs w:val="22"/>
-              </w:rPr>
-            </w:pPr>
-            <w:r>
-              <w:rPr>
-                <w:rFonts w:ascii="Arial" w:hAnsi="Arial" w:cs="Arial"/>
-                <w:b/>
-                <w:bCs/>
-                <w:sz w:val="22"/>
-                <w:szCs w:val="22"/>
-              </w:rPr>
-              <w:t>0.070</w:t>
-            </w:r>
-          </w:p>
-        </w:tc>
-        <w:tc>
-          <w:tcPr>
-            <w:tcW w:w="236" w:type="dxa"/>
-          </w:tcPr>
-          <w:p>
-            <w:pPr>
-              <w:jc w:val="both"/>
-              <w:rPr>
-                <w:rFonts w:ascii="Arial" w:hAnsi="Arial" w:cs="Arial"/>
-                <w:b/>
-                <w:bCs/>
-                <w:sz w:val="22"/>
-                <w:szCs w:val="22"/>
-              </w:rPr>
-            </w:pPr>
-          </w:p>
-        </w:tc>
-        <w:tc>
-          <w:tcPr>
-            <w:tcW w:w="1996" w:type="dxa"/>
-          </w:tcPr>
-          <w:p>
-            <w:pPr>
-              <w:jc w:val="both"/>
-              <w:rPr>
-                <w:rFonts w:ascii="Arial" w:hAnsi="Arial" w:cs="Arial"/>
-                <w:b/>
-                <w:bCs/>
-                <w:sz w:val="22"/>
-                <w:szCs w:val="22"/>
-              </w:rPr>
-            </w:pPr>
-            <w:r>
-              <w:rPr>
-                <w:rFonts w:ascii="Arial" w:hAnsi="Arial" w:cs="Arial"/>
-                <w:b/>
-                <w:bCs/>
-                <w:sz w:val="22"/>
-                <w:szCs w:val="22"/>
-              </w:rPr>
-              <w:t>0.498</w:t>
-            </w:r>
-          </w:p>
-        </w:tc>
-        <w:tc>
-          <w:tcPr>
-            <w:tcW w:w="330" w:type="dxa"/>
-          </w:tcPr>
-          <w:p>
-            <w:pPr>
-              <w:jc w:val="both"/>
-              <w:rPr>
-                <w:rFonts w:ascii="Arial" w:hAnsi="Arial" w:cs="Arial"/>
-                <w:b/>
-                <w:bCs/>
-                <w:sz w:val="22"/>
-                <w:szCs w:val="22"/>
-              </w:rPr>
-            </w:pPr>
-          </w:p>
-        </w:tc>
-        <w:tc>
-          <w:tcPr>
-            <w:tcW w:w="1852" w:type="dxa"/>
-          </w:tcPr>
-          <w:p>
-            <w:pPr>
-              <w:jc w:val="both"/>
-              <w:rPr>
-                <w:rFonts w:ascii="Arial" w:hAnsi="Arial" w:cs="Arial"/>
-                <w:b/>
-                <w:bCs/>
-                <w:sz w:val="22"/>
-                <w:szCs w:val="22"/>
-              </w:rPr>
-            </w:pPr>
-            <w:r>
-              <w:rPr>
-                <w:rFonts w:ascii="Arial" w:hAnsi="Arial" w:cs="Arial"/>
-                <w:b/>
-                <w:bCs/>
-                <w:sz w:val="22"/>
-                <w:szCs w:val="22"/>
-              </w:rPr>
-              <w:t>0.298</w:t>
-            </w:r>
-          </w:p>
-        </w:tc>
-      </w:tr>
-    </w:tbl>
-    <w:p>
-      <w:pPr>
-        <w:jc w:val="both"/>
-        <w:rPr>
-          <w:rFonts w:ascii="Arial" w:hAnsi="Arial" w:cs="Arial"/>
-          <w:sz w:val="22"/>
-          <w:szCs w:val="22"/>
-        </w:rPr>
-      </w:pPr>
-    </w:p>
-    <w:p>
-      <w:pPr>
-        <w:jc w:val="both"/>
-        <w:rPr>
-          <w:rFonts w:ascii="Arial" w:hAnsi="Arial" w:cs="Arial"/>
-          <w:sz w:val="22"/>
-          <w:szCs w:val="22"/>
-        </w:rPr>
-      </w:pPr>
-      <w:r>
-        <w:rPr>
-          <w:rFonts w:ascii="Arial" w:hAnsi="Arial" w:cs="Arial"/>
-          <w:sz w:val="22"/>
-          <w:szCs w:val="22"/>
-        </w:rPr>
-        <w:t>Wire up the Power Analyser to measure V</w:t>
-      </w:r>
-      <w:r>
-        <w:rPr>
-          <w:rFonts w:ascii="Arial" w:hAnsi="Arial" w:cs="Arial"/>
-          <w:sz w:val="22"/>
-          <w:szCs w:val="22"/>
-          <w:vertAlign w:val="subscript"/>
-        </w:rPr>
-        <w:t>YN</w:t>
-      </w:r>
-      <w:r>
-        <w:rPr>
-          <w:rFonts w:ascii="Arial" w:hAnsi="Arial" w:cs="Arial"/>
-          <w:sz w:val="22"/>
-          <w:szCs w:val="22"/>
-        </w:rPr>
-        <w:t xml:space="preserve"> and I</w:t>
-      </w:r>
-      <w:r>
-        <w:rPr>
-          <w:rFonts w:ascii="Arial" w:hAnsi="Arial" w:cs="Arial"/>
-          <w:sz w:val="22"/>
-          <w:szCs w:val="22"/>
-          <w:vertAlign w:val="subscript"/>
-        </w:rPr>
-        <w:t>Y</w:t>
-      </w:r>
-      <w:r>
-        <w:rPr>
-          <w:rFonts w:ascii="Arial" w:hAnsi="Arial" w:cs="Arial"/>
-          <w:sz w:val="22"/>
-          <w:szCs w:val="22"/>
-        </w:rPr>
-        <w:t xml:space="preserve"> and record the results:</w:t>
-      </w:r>
-    </w:p>
-    <w:p>
-      <w:pPr>
-        <w:rPr>
-          <w:rFonts w:ascii="Arial" w:hAnsi="Arial" w:cs="Arial"/>
-        </w:rPr>
-      </w:pPr>
-    </w:p>
-    <w:tbl>
-      <w:tblPr>
-        <w:tblW w:w="0" w:type="auto"/>
-        <w:tblInd w:w="648" w:type="dxa"/>
-        <w:tblBorders>
-          <w:top w:val="single" w:sz="4" w:space="0" w:color="auto"/>
-          <w:left w:val="single" w:sz="4" w:space="0" w:color="auto"/>
-          <w:bottom w:val="single" w:sz="4" w:space="0" w:color="auto"/>
-          <w:right w:val="single" w:sz="4" w:space="0" w:color="auto"/>
-          <w:insideH w:val="single" w:sz="4" w:space="0" w:color="auto"/>
-          <w:insideV w:val="single" w:sz="4" w:space="0" w:color="auto"/>
-        </w:tblBorders>
-        <w:tblLook w:val="01E0" w:firstRow="1" w:lastRow="1" w:firstColumn="1" w:lastColumn="1" w:noHBand="0" w:noVBand="0"/>
-      </w:tblPr>
-      <w:tblGrid>
-        <w:gridCol w:w="1908"/>
-        <w:gridCol w:w="302"/>
-        <w:gridCol w:w="1858"/>
-        <w:gridCol w:w="236"/>
-        <w:gridCol w:w="1996"/>
-        <w:gridCol w:w="330"/>
-        <w:gridCol w:w="1852"/>
-      </w:tblGrid>
-      <w:tr>
-        <w:tc>
-          <w:tcPr>
-            <w:tcW w:w="1908" w:type="dxa"/>
-          </w:tcPr>
-          <w:p>
-            <w:pPr>
-              <w:jc w:val="both"/>
-              <w:rPr>
-                <w:rFonts w:ascii="Arial" w:hAnsi="Arial" w:cs="Arial"/>
-                <w:sz w:val="22"/>
-                <w:szCs w:val="22"/>
-              </w:rPr>
-            </w:pPr>
-            <w:r>
-              <w:rPr>
-                <w:rFonts w:ascii="Arial" w:hAnsi="Arial" w:cs="Arial"/>
-                <w:sz w:val="22"/>
-                <w:szCs w:val="22"/>
-              </w:rPr>
-              <w:t>V</w:t>
-            </w:r>
-            <w:r>
-              <w:rPr>
-                <w:rFonts w:ascii="Arial" w:hAnsi="Arial" w:cs="Arial"/>
-                <w:sz w:val="22"/>
-                <w:szCs w:val="22"/>
-                <w:vertAlign w:val="subscript"/>
-              </w:rPr>
-              <w:t>YN</w:t>
-            </w:r>
-          </w:p>
-        </w:tc>
-        <w:tc>
-          <w:tcPr>
-            <w:tcW w:w="302" w:type="dxa"/>
-          </w:tcPr>
-          <w:p>
-            <w:pPr>
-              <w:jc w:val="both"/>
-              <w:rPr>
-                <w:rFonts w:ascii="Arial" w:hAnsi="Arial" w:cs="Arial"/>
-                <w:sz w:val="22"/>
-                <w:szCs w:val="22"/>
-              </w:rPr>
-            </w:pPr>
-          </w:p>
-        </w:tc>
-        <w:tc>
-          <w:tcPr>
-            <w:tcW w:w="1858" w:type="dxa"/>
-          </w:tcPr>
-          <w:p>
-            <w:pPr>
-              <w:jc w:val="both"/>
-              <w:rPr>
-                <w:rFonts w:ascii="Arial" w:hAnsi="Arial" w:cs="Arial"/>
-                <w:sz w:val="22"/>
-                <w:szCs w:val="22"/>
-              </w:rPr>
-            </w:pPr>
-            <w:r>
-              <w:rPr>
-                <w:rFonts w:ascii="Arial" w:hAnsi="Arial" w:cs="Arial"/>
-                <w:sz w:val="22"/>
-                <w:szCs w:val="22"/>
-              </w:rPr>
-              <w:t>I</w:t>
-            </w:r>
-            <w:r>
-              <w:rPr>
-                <w:rFonts w:ascii="Arial" w:hAnsi="Arial" w:cs="Arial"/>
-                <w:sz w:val="22"/>
-                <w:szCs w:val="22"/>
-                <w:vertAlign w:val="subscript"/>
-              </w:rPr>
-              <w:t>Y</w:t>
-            </w:r>
-          </w:p>
-        </w:tc>
-        <w:tc>
-          <w:tcPr>
-            <w:tcW w:w="236" w:type="dxa"/>
-          </w:tcPr>
-          <w:p>
-            <w:pPr>
-              <w:jc w:val="both"/>
-              <w:rPr>
-                <w:rFonts w:ascii="Arial" w:hAnsi="Arial" w:cs="Arial"/>
-                <w:sz w:val="22"/>
-                <w:szCs w:val="22"/>
-              </w:rPr>
-            </w:pPr>
-          </w:p>
-        </w:tc>
-        <w:tc>
-          <w:tcPr>
-            <w:tcW w:w="1996" w:type="dxa"/>
-          </w:tcPr>
-          <w:p>
-            <w:pPr>
-              <w:jc w:val="both"/>
-              <w:rPr>
-                <w:rFonts w:ascii="Arial" w:hAnsi="Arial" w:cs="Arial"/>
-                <w:sz w:val="22"/>
-                <w:szCs w:val="22"/>
-              </w:rPr>
-            </w:pPr>
-            <w:r>
-              <w:rPr>
-                <w:rFonts w:ascii="Arial" w:hAnsi="Arial" w:cs="Arial"/>
-                <w:sz w:val="22"/>
-                <w:szCs w:val="22"/>
-              </w:rPr>
-              <w:t>Real Power (P</w:t>
-            </w:r>
-            <w:r>
-              <w:rPr>
-                <w:rFonts w:ascii="Arial" w:hAnsi="Arial" w:cs="Arial"/>
-                <w:sz w:val="22"/>
-                <w:szCs w:val="22"/>
-                <w:vertAlign w:val="subscript"/>
-              </w:rPr>
-              <w:t>W2</w:t>
-            </w:r>
-            <w:r>
-              <w:rPr>
-                <w:rFonts w:ascii="Arial" w:hAnsi="Arial" w:cs="Arial"/>
-                <w:sz w:val="22"/>
-                <w:szCs w:val="22"/>
-              </w:rPr>
-              <w:t>)</w:t>
-            </w:r>
-          </w:p>
-        </w:tc>
-        <w:tc>
-          <w:tcPr>
-            <w:tcW w:w="330" w:type="dxa"/>
-          </w:tcPr>
-          <w:p>
-            <w:pPr>
-              <w:jc w:val="both"/>
-              <w:rPr>
-                <w:rFonts w:ascii="Arial" w:hAnsi="Arial" w:cs="Arial"/>
-                <w:sz w:val="22"/>
-                <w:szCs w:val="22"/>
-              </w:rPr>
-            </w:pPr>
-          </w:p>
-        </w:tc>
-        <w:tc>
-          <w:tcPr>
-            <w:tcW w:w="1852" w:type="dxa"/>
-          </w:tcPr>
-          <w:p>
-            <w:pPr>
-              <w:jc w:val="both"/>
-              <w:rPr>
-                <w:rFonts w:ascii="Arial" w:hAnsi="Arial" w:cs="Arial"/>
-                <w:sz w:val="22"/>
-                <w:szCs w:val="22"/>
-              </w:rPr>
-            </w:pPr>
-            <w:r>
-              <w:rPr>
-                <w:rFonts w:ascii="Arial" w:hAnsi="Arial" w:cs="Arial"/>
-                <w:sz w:val="22"/>
-                <w:szCs w:val="22"/>
-              </w:rPr>
-              <w:t>Power Factor</w:t>
-            </w:r>
-          </w:p>
-        </w:tc>
-      </w:tr>
-      <w:tr>
-        <w:tc>
-          <w:tcPr>
-            <w:tcW w:w="1908" w:type="dxa"/>
-          </w:tcPr>
-          <w:p>
-            <w:pPr>
-              <w:jc w:val="both"/>
-              <w:rPr>
-                <w:rFonts w:ascii="Arial" w:hAnsi="Arial" w:cs="Arial"/>
-                <w:sz w:val="22"/>
-                <w:szCs w:val="22"/>
-              </w:rPr>
-            </w:pPr>
-            <w:r>
-              <w:rPr>
-                <w:rFonts w:ascii="Arial" w:hAnsi="Arial" w:cs="Arial"/>
-                <w:sz w:val="22"/>
-                <w:szCs w:val="22"/>
-              </w:rPr>
-              <w:t>(V)</w:t>
-            </w:r>
-          </w:p>
-        </w:tc>
-        <w:tc>
-          <w:tcPr>
-            <w:tcW w:w="302" w:type="dxa"/>
-          </w:tcPr>
-          <w:p>
-            <w:pPr>
-              <w:jc w:val="both"/>
-              <w:rPr>
-                <w:rFonts w:ascii="Arial" w:hAnsi="Arial" w:cs="Arial"/>
-                <w:sz w:val="22"/>
-                <w:szCs w:val="22"/>
-              </w:rPr>
-            </w:pPr>
-          </w:p>
-        </w:tc>
-        <w:tc>
-          <w:tcPr>
-            <w:tcW w:w="1858" w:type="dxa"/>
-          </w:tcPr>
-          <w:p>
-            <w:pPr>
-              <w:jc w:val="both"/>
-              <w:rPr>
-                <w:rFonts w:ascii="Arial" w:hAnsi="Arial" w:cs="Arial"/>
-                <w:sz w:val="22"/>
-                <w:szCs w:val="22"/>
-              </w:rPr>
-            </w:pPr>
-            <w:r>
-              <w:rPr>
-                <w:rFonts w:ascii="Arial" w:hAnsi="Arial" w:cs="Arial"/>
-                <w:sz w:val="22"/>
-                <w:szCs w:val="22"/>
-              </w:rPr>
-              <w:t>(A)</w:t>
-            </w:r>
-          </w:p>
-        </w:tc>
-        <w:tc>
-          <w:tcPr>
-            <w:tcW w:w="236" w:type="dxa"/>
-          </w:tcPr>
-          <w:p>
-            <w:pPr>
-              <w:jc w:val="both"/>
-              <w:rPr>
-                <w:rFonts w:ascii="Arial" w:hAnsi="Arial" w:cs="Arial"/>
-                <w:sz w:val="22"/>
-                <w:szCs w:val="22"/>
-              </w:rPr>
-            </w:pPr>
-          </w:p>
-        </w:tc>
-        <w:tc>
-          <w:tcPr>
-            <w:tcW w:w="1996" w:type="dxa"/>
-          </w:tcPr>
-          <w:p>
-            <w:pPr>
-              <w:jc w:val="both"/>
-              <w:rPr>
-                <w:rFonts w:ascii="Arial" w:hAnsi="Arial" w:cs="Arial"/>
-                <w:sz w:val="22"/>
-                <w:szCs w:val="22"/>
-              </w:rPr>
-            </w:pPr>
-            <w:r>
-              <w:rPr>
-                <w:rFonts w:ascii="Arial" w:hAnsi="Arial" w:cs="Arial"/>
-                <w:sz w:val="22"/>
-                <w:szCs w:val="22"/>
-              </w:rPr>
-              <w:t>(W)</w:t>
-            </w:r>
-          </w:p>
-        </w:tc>
-        <w:tc>
-          <w:tcPr>
-            <w:tcW w:w="330" w:type="dxa"/>
-          </w:tcPr>
-          <w:p>
-            <w:pPr>
-              <w:jc w:val="both"/>
-              <w:rPr>
-                <w:rFonts w:ascii="Arial" w:hAnsi="Arial" w:cs="Arial"/>
-                <w:sz w:val="22"/>
-                <w:szCs w:val="22"/>
-              </w:rPr>
-            </w:pPr>
-          </w:p>
-        </w:tc>
-        <w:tc>
-          <w:tcPr>
-            <w:tcW w:w="1852" w:type="dxa"/>
-          </w:tcPr>
-          <w:p>
-            <w:pPr>
-              <w:jc w:val="both"/>
-              <w:rPr>
-                <w:rFonts w:ascii="Arial" w:hAnsi="Arial" w:cs="Arial"/>
-                <w:sz w:val="22"/>
-                <w:szCs w:val="22"/>
-              </w:rPr>
-            </w:pPr>
-          </w:p>
-        </w:tc>
-      </w:tr>
-      <w:tr>
-        <w:tc>
-          <w:tcPr>
-            <w:tcW w:w="1908" w:type="dxa"/>
-          </w:tcPr>
-          <w:p>
-            <w:pPr>
-              <w:jc w:val="both"/>
-              <w:rPr>
-                <w:rFonts w:ascii="Arial" w:hAnsi="Arial" w:cs="Arial"/>
-                <w:b/>
-                <w:bCs/>
-                <w:sz w:val="22"/>
-                <w:szCs w:val="22"/>
-              </w:rPr>
-            </w:pPr>
-            <w:r>
-              <w:rPr>
-                <w:rFonts w:ascii="Arial" w:hAnsi="Arial" w:cs="Arial"/>
-                <w:b/>
-                <w:bCs/>
-                <w:sz w:val="22"/>
-                <w:szCs w:val="22"/>
-              </w:rPr>
-              <w:t>34.49</w:t>
-            </w:r>
-          </w:p>
-        </w:tc>
-        <w:tc>
-          <w:tcPr>
-            <w:tcW w:w="302" w:type="dxa"/>
-          </w:tcPr>
-          <w:p>
-            <w:pPr>
-              <w:jc w:val="both"/>
-              <w:rPr>
-                <w:rFonts w:ascii="Arial" w:hAnsi="Arial" w:cs="Arial"/>
-                <w:sz w:val="22"/>
-                <w:szCs w:val="22"/>
-              </w:rPr>
-            </w:pPr>
-          </w:p>
-        </w:tc>
-        <w:tc>
-          <w:tcPr>
-            <w:tcW w:w="1858" w:type="dxa"/>
-          </w:tcPr>
-          <w:p>
-            <w:pPr>
-              <w:jc w:val="both"/>
-              <w:rPr>
-                <w:rFonts w:ascii="Arial" w:hAnsi="Arial" w:cs="Arial"/>
-                <w:b/>
-                <w:bCs/>
-                <w:sz w:val="22"/>
-                <w:szCs w:val="22"/>
-              </w:rPr>
-            </w:pPr>
-            <w:r>
-              <w:rPr>
-                <w:rFonts w:ascii="Arial" w:hAnsi="Arial" w:cs="Arial"/>
-                <w:b/>
-                <w:bCs/>
-                <w:sz w:val="22"/>
-                <w:szCs w:val="22"/>
-              </w:rPr>
-              <w:t>0.0773</w:t>
-            </w:r>
-          </w:p>
-        </w:tc>
-        <w:tc>
-          <w:tcPr>
-            <w:tcW w:w="236" w:type="dxa"/>
-          </w:tcPr>
-          <w:p>
-            <w:pPr>
-              <w:jc w:val="both"/>
-              <w:rPr>
-                <w:rFonts w:ascii="Arial" w:hAnsi="Arial" w:cs="Arial"/>
-                <w:sz w:val="22"/>
-                <w:szCs w:val="22"/>
-              </w:rPr>
-            </w:pPr>
-          </w:p>
-        </w:tc>
-        <w:tc>
-          <w:tcPr>
-            <w:tcW w:w="1996" w:type="dxa"/>
-          </w:tcPr>
-          <w:p>
-            <w:pPr>
-              <w:jc w:val="both"/>
-              <w:rPr>
-                <w:rFonts w:ascii="Arial" w:hAnsi="Arial" w:cs="Arial"/>
-                <w:b/>
-                <w:bCs/>
-                <w:sz w:val="22"/>
-                <w:szCs w:val="22"/>
-              </w:rPr>
-            </w:pPr>
-            <w:r>
-              <w:rPr>
-                <w:rFonts w:ascii="Arial" w:hAnsi="Arial" w:cs="Arial"/>
-                <w:b/>
-                <w:bCs/>
-                <w:sz w:val="22"/>
-                <w:szCs w:val="22"/>
-              </w:rPr>
-              <w:t>2.341</w:t>
-            </w:r>
-          </w:p>
-        </w:tc>
-        <w:tc>
-          <w:tcPr>
-            <w:tcW w:w="330" w:type="dxa"/>
-          </w:tcPr>
-          <w:p>
-            <w:pPr>
-              <w:jc w:val="both"/>
-              <w:rPr>
-                <w:rFonts w:ascii="Arial" w:hAnsi="Arial" w:cs="Arial"/>
-                <w:sz w:val="22"/>
-                <w:szCs w:val="22"/>
-              </w:rPr>
-            </w:pPr>
-          </w:p>
-        </w:tc>
-        <w:tc>
-          <w:tcPr>
-            <w:tcW w:w="1852" w:type="dxa"/>
-          </w:tcPr>
-          <w:p>
-            <w:pPr>
-              <w:jc w:val="both"/>
-              <w:rPr>
-                <w:rFonts w:ascii="Arial" w:hAnsi="Arial" w:cs="Arial"/>
-                <w:b/>
-                <w:bCs/>
-                <w:sz w:val="22"/>
-                <w:szCs w:val="22"/>
-              </w:rPr>
-            </w:pPr>
-            <w:r>
-              <w:rPr>
-                <w:rFonts w:ascii="Arial" w:hAnsi="Arial" w:cs="Arial"/>
-                <w:b/>
-                <w:bCs/>
-                <w:sz w:val="22"/>
-                <w:szCs w:val="22"/>
-              </w:rPr>
-              <w:t>0.879</w:t>
-            </w:r>
-          </w:p>
-        </w:tc>
-      </w:tr>
-    </w:tbl>
-    <w:p>
-      <w:pPr>
-        <w:rPr>
-          <w:rFonts w:ascii="Arial" w:hAnsi="Arial" w:cs="Arial"/>
-        </w:rPr>
-      </w:pPr>
-    </w:p>
-    <w:p>
-      <w:pPr>
-        <w:rPr>
-          <w:rFonts w:ascii="Arial" w:hAnsi="Arial" w:cs="Arial"/>
-        </w:rPr>
-      </w:pPr>
-    </w:p>
-    <w:p>
-      <w:pPr>
-        <w:jc w:val="both"/>
-        <w:rPr>
-          <w:rFonts w:ascii="Arial" w:hAnsi="Arial" w:cs="Arial"/>
-          <w:sz w:val="22"/>
-          <w:szCs w:val="22"/>
-        </w:rPr>
-      </w:pPr>
-    </w:p>
-    <w:p>
-      <w:pPr>
-        <w:jc w:val="both"/>
-        <w:rPr>
-          <w:rFonts w:ascii="Arial" w:hAnsi="Arial" w:cs="Arial"/>
-          <w:sz w:val="22"/>
-          <w:szCs w:val="22"/>
-        </w:rPr>
-      </w:pPr>
-      <w:r>
-        <w:rPr>
-          <w:rFonts w:ascii="Arial" w:hAnsi="Arial" w:cs="Arial"/>
-          <w:sz w:val="22"/>
-          <w:szCs w:val="22"/>
-        </w:rPr>
-        <w:lastRenderedPageBreak/>
-        <w:t>Wire up the Power Analyser to measure V</w:t>
-      </w:r>
-      <w:r>
-        <w:rPr>
-          <w:rFonts w:ascii="Arial" w:hAnsi="Arial" w:cs="Arial"/>
-          <w:sz w:val="22"/>
-          <w:szCs w:val="22"/>
-          <w:vertAlign w:val="subscript"/>
-        </w:rPr>
-        <w:t>BN</w:t>
-      </w:r>
-      <w:r>
-        <w:rPr>
-          <w:rFonts w:ascii="Arial" w:hAnsi="Arial" w:cs="Arial"/>
-          <w:sz w:val="22"/>
-          <w:szCs w:val="22"/>
-        </w:rPr>
-        <w:t xml:space="preserve"> and I</w:t>
-      </w:r>
-      <w:r>
-        <w:rPr>
-          <w:rFonts w:ascii="Arial" w:hAnsi="Arial" w:cs="Arial"/>
-          <w:sz w:val="22"/>
-          <w:szCs w:val="22"/>
-          <w:vertAlign w:val="subscript"/>
-        </w:rPr>
-        <w:t>B</w:t>
-      </w:r>
-      <w:r>
-        <w:rPr>
-          <w:rFonts w:ascii="Arial" w:hAnsi="Arial" w:cs="Arial"/>
-          <w:sz w:val="22"/>
-          <w:szCs w:val="22"/>
-        </w:rPr>
-        <w:t xml:space="preserve"> and record the results:</w:t>
-      </w:r>
-    </w:p>
-    <w:p>
-      <w:pPr>
-        <w:rPr>
-          <w:rFonts w:ascii="Arial" w:hAnsi="Arial" w:cs="Arial"/>
-        </w:rPr>
-      </w:pPr>
-    </w:p>
-    <w:tbl>
-      <w:tblPr>
-        <w:tblW w:w="0" w:type="auto"/>
-        <w:tblInd w:w="648" w:type="dxa"/>
-        <w:tblBorders>
-          <w:top w:val="single" w:sz="4" w:space="0" w:color="auto"/>
-          <w:left w:val="single" w:sz="4" w:space="0" w:color="auto"/>
-          <w:bottom w:val="single" w:sz="4" w:space="0" w:color="auto"/>
-          <w:right w:val="single" w:sz="4" w:space="0" w:color="auto"/>
-          <w:insideH w:val="single" w:sz="4" w:space="0" w:color="auto"/>
-          <w:insideV w:val="single" w:sz="4" w:space="0" w:color="auto"/>
-        </w:tblBorders>
-        <w:tblLook w:val="01E0" w:firstRow="1" w:lastRow="1" w:firstColumn="1" w:lastColumn="1" w:noHBand="0" w:noVBand="0"/>
-      </w:tblPr>
-      <w:tblGrid>
-        <w:gridCol w:w="1908"/>
-        <w:gridCol w:w="302"/>
-        <w:gridCol w:w="1858"/>
-        <w:gridCol w:w="236"/>
-        <w:gridCol w:w="1996"/>
-        <w:gridCol w:w="330"/>
-        <w:gridCol w:w="1852"/>
-      </w:tblGrid>
-      <w:tr>
-        <w:tc>
-          <w:tcPr>
-            <w:tcW w:w="1908" w:type="dxa"/>
-          </w:tcPr>
-          <w:p>
-            <w:pPr>
-              <w:jc w:val="both"/>
-              <w:rPr>
-                <w:rFonts w:ascii="Arial" w:hAnsi="Arial" w:cs="Arial"/>
-                <w:sz w:val="22"/>
-                <w:szCs w:val="22"/>
-              </w:rPr>
-            </w:pPr>
-            <w:r>
-              <w:rPr>
-                <w:rFonts w:ascii="Arial" w:hAnsi="Arial" w:cs="Arial"/>
-                <w:sz w:val="22"/>
-                <w:szCs w:val="22"/>
-              </w:rPr>
-              <w:t>V</w:t>
-            </w:r>
-            <w:r>
-              <w:rPr>
-                <w:rFonts w:ascii="Arial" w:hAnsi="Arial" w:cs="Arial"/>
-                <w:sz w:val="22"/>
-                <w:szCs w:val="22"/>
-                <w:vertAlign w:val="subscript"/>
-              </w:rPr>
-              <w:t>BN</w:t>
-            </w:r>
-          </w:p>
-        </w:tc>
-        <w:tc>
-          <w:tcPr>
-            <w:tcW w:w="302" w:type="dxa"/>
-          </w:tcPr>
-          <w:p>
-            <w:pPr>
-              <w:jc w:val="both"/>
-              <w:rPr>
-                <w:rFonts w:ascii="Arial" w:hAnsi="Arial" w:cs="Arial"/>
-                <w:sz w:val="22"/>
-                <w:szCs w:val="22"/>
-              </w:rPr>
-            </w:pPr>
-          </w:p>
-        </w:tc>
-        <w:tc>
-          <w:tcPr>
-            <w:tcW w:w="1858" w:type="dxa"/>
-          </w:tcPr>
-          <w:p>
-            <w:pPr>
-              <w:jc w:val="both"/>
-              <w:rPr>
-                <w:rFonts w:ascii="Arial" w:hAnsi="Arial" w:cs="Arial"/>
-                <w:sz w:val="22"/>
-                <w:szCs w:val="22"/>
-              </w:rPr>
-            </w:pPr>
-            <w:r>
-              <w:rPr>
-                <w:rFonts w:ascii="Arial" w:hAnsi="Arial" w:cs="Arial"/>
-                <w:sz w:val="22"/>
-                <w:szCs w:val="22"/>
-              </w:rPr>
-              <w:t>I</w:t>
-            </w:r>
-            <w:r>
-              <w:rPr>
-                <w:rFonts w:ascii="Arial" w:hAnsi="Arial" w:cs="Arial"/>
-                <w:sz w:val="22"/>
-                <w:szCs w:val="22"/>
-                <w:vertAlign w:val="subscript"/>
-              </w:rPr>
-              <w:t>B</w:t>
-            </w:r>
-          </w:p>
-        </w:tc>
-        <w:tc>
-          <w:tcPr>
-            <w:tcW w:w="236" w:type="dxa"/>
-          </w:tcPr>
-          <w:p>
-            <w:pPr>
-              <w:jc w:val="both"/>
-              <w:rPr>
-                <w:rFonts w:ascii="Arial" w:hAnsi="Arial" w:cs="Arial"/>
-                <w:sz w:val="22"/>
-                <w:szCs w:val="22"/>
-              </w:rPr>
-            </w:pPr>
-          </w:p>
-        </w:tc>
-        <w:tc>
-          <w:tcPr>
-            <w:tcW w:w="1996" w:type="dxa"/>
-          </w:tcPr>
-          <w:p>
-            <w:pPr>
-              <w:jc w:val="both"/>
-              <w:rPr>
-                <w:rFonts w:ascii="Arial" w:hAnsi="Arial" w:cs="Arial"/>
-                <w:sz w:val="22"/>
-                <w:szCs w:val="22"/>
-                <w:vertAlign w:val="subscript"/>
-              </w:rPr>
-            </w:pPr>
-            <w:r>
-              <w:rPr>
-                <w:rFonts w:ascii="Arial" w:hAnsi="Arial" w:cs="Arial"/>
-                <w:sz w:val="22"/>
-                <w:szCs w:val="22"/>
-              </w:rPr>
-              <w:t>Real Power (P</w:t>
-            </w:r>
-            <w:r>
-              <w:rPr>
-                <w:rFonts w:ascii="Arial" w:hAnsi="Arial" w:cs="Arial"/>
-                <w:sz w:val="22"/>
-                <w:szCs w:val="22"/>
-                <w:vertAlign w:val="subscript"/>
-              </w:rPr>
-              <w:t>W3</w:t>
-            </w:r>
-            <w:r>
-              <w:rPr>
-                <w:rFonts w:ascii="Arial" w:hAnsi="Arial" w:cs="Arial"/>
-                <w:sz w:val="22"/>
-                <w:szCs w:val="22"/>
-              </w:rPr>
-              <w:t>)</w:t>
-            </w:r>
-          </w:p>
-        </w:tc>
-        <w:tc>
-          <w:tcPr>
-            <w:tcW w:w="330" w:type="dxa"/>
-          </w:tcPr>
-          <w:p>
-            <w:pPr>
-              <w:jc w:val="both"/>
-              <w:rPr>
-                <w:rFonts w:ascii="Arial" w:hAnsi="Arial" w:cs="Arial"/>
-                <w:sz w:val="22"/>
-                <w:szCs w:val="22"/>
-              </w:rPr>
-            </w:pPr>
-          </w:p>
-        </w:tc>
-        <w:tc>
-          <w:tcPr>
-            <w:tcW w:w="1852" w:type="dxa"/>
-          </w:tcPr>
-          <w:p>
-            <w:pPr>
-              <w:jc w:val="both"/>
-              <w:rPr>
-                <w:rFonts w:ascii="Arial" w:hAnsi="Arial" w:cs="Arial"/>
-                <w:sz w:val="22"/>
-                <w:szCs w:val="22"/>
-              </w:rPr>
-            </w:pPr>
-            <w:r>
-              <w:rPr>
-                <w:rFonts w:ascii="Arial" w:hAnsi="Arial" w:cs="Arial"/>
-                <w:sz w:val="22"/>
-                <w:szCs w:val="22"/>
-              </w:rPr>
-              <w:t>Power Factor</w:t>
-            </w:r>
-          </w:p>
-        </w:tc>
-      </w:tr>
-      <w:tr>
-        <w:tc>
-          <w:tcPr>
-            <w:tcW w:w="1908" w:type="dxa"/>
-          </w:tcPr>
-          <w:p>
-            <w:pPr>
-              <w:jc w:val="both"/>
-              <w:rPr>
-                <w:rFonts w:ascii="Arial" w:hAnsi="Arial" w:cs="Arial"/>
-                <w:sz w:val="22"/>
-                <w:szCs w:val="22"/>
-              </w:rPr>
-            </w:pPr>
-            <w:r>
-              <w:rPr>
-                <w:rFonts w:ascii="Arial" w:hAnsi="Arial" w:cs="Arial"/>
-                <w:sz w:val="22"/>
-                <w:szCs w:val="22"/>
-              </w:rPr>
-              <w:t>(V)</w:t>
-            </w:r>
-          </w:p>
-        </w:tc>
-        <w:tc>
-          <w:tcPr>
-            <w:tcW w:w="302" w:type="dxa"/>
-          </w:tcPr>
-          <w:p>
-            <w:pPr>
-              <w:jc w:val="both"/>
-              <w:rPr>
-                <w:rFonts w:ascii="Arial" w:hAnsi="Arial" w:cs="Arial"/>
-                <w:sz w:val="22"/>
-                <w:szCs w:val="22"/>
-              </w:rPr>
-            </w:pPr>
-          </w:p>
-        </w:tc>
-        <w:tc>
-          <w:tcPr>
-            <w:tcW w:w="1858" w:type="dxa"/>
-          </w:tcPr>
-          <w:p>
-            <w:pPr>
-              <w:jc w:val="both"/>
-              <w:rPr>
-                <w:rFonts w:ascii="Arial" w:hAnsi="Arial" w:cs="Arial"/>
-                <w:sz w:val="22"/>
-                <w:szCs w:val="22"/>
-              </w:rPr>
-            </w:pPr>
-            <w:r>
-              <w:rPr>
-                <w:rFonts w:ascii="Arial" w:hAnsi="Arial" w:cs="Arial"/>
-                <w:sz w:val="22"/>
-                <w:szCs w:val="22"/>
-              </w:rPr>
-              <w:t>(A)</w:t>
-            </w:r>
-          </w:p>
-        </w:tc>
-        <w:tc>
-          <w:tcPr>
-            <w:tcW w:w="236" w:type="dxa"/>
-          </w:tcPr>
-          <w:p>
-            <w:pPr>
-              <w:jc w:val="both"/>
-              <w:rPr>
-                <w:rFonts w:ascii="Arial" w:hAnsi="Arial" w:cs="Arial"/>
-                <w:sz w:val="22"/>
-                <w:szCs w:val="22"/>
-              </w:rPr>
-            </w:pPr>
-          </w:p>
-        </w:tc>
-        <w:tc>
-          <w:tcPr>
-            <w:tcW w:w="1996" w:type="dxa"/>
-          </w:tcPr>
-          <w:p>
-            <w:pPr>
-              <w:jc w:val="both"/>
-              <w:rPr>
-                <w:rFonts w:ascii="Arial" w:hAnsi="Arial" w:cs="Arial"/>
-                <w:sz w:val="22"/>
-                <w:szCs w:val="22"/>
-              </w:rPr>
-            </w:pPr>
-            <w:r>
-              <w:rPr>
-                <w:rFonts w:ascii="Arial" w:hAnsi="Arial" w:cs="Arial"/>
-                <w:sz w:val="22"/>
-                <w:szCs w:val="22"/>
-              </w:rPr>
-              <w:t>(W)</w:t>
-            </w:r>
-          </w:p>
-        </w:tc>
-        <w:tc>
-          <w:tcPr>
-            <w:tcW w:w="330" w:type="dxa"/>
-          </w:tcPr>
-          <w:p>
-            <w:pPr>
-              <w:jc w:val="both"/>
-              <w:rPr>
-                <w:rFonts w:ascii="Arial" w:hAnsi="Arial" w:cs="Arial"/>
-                <w:sz w:val="22"/>
-                <w:szCs w:val="22"/>
-              </w:rPr>
-            </w:pPr>
-          </w:p>
-        </w:tc>
-        <w:tc>
-          <w:tcPr>
-            <w:tcW w:w="1852" w:type="dxa"/>
-          </w:tcPr>
-          <w:p>
-            <w:pPr>
-              <w:jc w:val="both"/>
-              <w:rPr>
-                <w:rFonts w:ascii="Arial" w:hAnsi="Arial" w:cs="Arial"/>
-                <w:sz w:val="22"/>
-                <w:szCs w:val="22"/>
-              </w:rPr>
-            </w:pPr>
-          </w:p>
-        </w:tc>
-      </w:tr>
-      <w:tr>
-        <w:tc>
-          <w:tcPr>
-            <w:tcW w:w="1908" w:type="dxa"/>
-          </w:tcPr>
-          <w:p>
-            <w:pPr>
-              <w:jc w:val="both"/>
-              <w:rPr>
-                <w:rFonts w:ascii="Arial" w:hAnsi="Arial" w:cs="Arial"/>
-                <w:b/>
-                <w:bCs/>
-                <w:sz w:val="22"/>
-                <w:szCs w:val="22"/>
-              </w:rPr>
-            </w:pPr>
-            <w:r>
-              <w:rPr>
-                <w:rFonts w:ascii="Arial" w:hAnsi="Arial" w:cs="Arial"/>
-                <w:b/>
-                <w:bCs/>
-                <w:sz w:val="22"/>
-                <w:szCs w:val="22"/>
-              </w:rPr>
-              <w:t>22.69</w:t>
-            </w:r>
-          </w:p>
-        </w:tc>
-        <w:tc>
-          <w:tcPr>
-            <w:tcW w:w="302" w:type="dxa"/>
-          </w:tcPr>
-          <w:p>
-            <w:pPr>
-              <w:jc w:val="both"/>
-              <w:rPr>
-                <w:rFonts w:ascii="Arial" w:hAnsi="Arial" w:cs="Arial"/>
-                <w:sz w:val="22"/>
-                <w:szCs w:val="22"/>
-              </w:rPr>
-            </w:pPr>
-          </w:p>
-        </w:tc>
-        <w:tc>
-          <w:tcPr>
-            <w:tcW w:w="1858" w:type="dxa"/>
-          </w:tcPr>
-          <w:p>
-            <w:pPr>
-              <w:jc w:val="both"/>
-              <w:rPr>
-                <w:rFonts w:ascii="Arial" w:hAnsi="Arial" w:cs="Arial"/>
-                <w:b/>
-                <w:bCs/>
-                <w:sz w:val="22"/>
-                <w:szCs w:val="22"/>
-              </w:rPr>
-            </w:pPr>
-            <w:r>
-              <w:rPr>
-                <w:rFonts w:ascii="Arial" w:hAnsi="Arial" w:cs="Arial"/>
-                <w:b/>
-                <w:bCs/>
-                <w:sz w:val="22"/>
-                <w:szCs w:val="22"/>
-              </w:rPr>
-              <w:t>0.0460</w:t>
-            </w:r>
-          </w:p>
-        </w:tc>
-        <w:tc>
-          <w:tcPr>
-            <w:tcW w:w="236" w:type="dxa"/>
-          </w:tcPr>
-          <w:p>
-            <w:pPr>
-              <w:jc w:val="both"/>
-              <w:rPr>
-                <w:rFonts w:ascii="Arial" w:hAnsi="Arial" w:cs="Arial"/>
-                <w:sz w:val="22"/>
-                <w:szCs w:val="22"/>
-              </w:rPr>
-            </w:pPr>
-          </w:p>
-        </w:tc>
-        <w:tc>
-          <w:tcPr>
-            <w:tcW w:w="1996" w:type="dxa"/>
-          </w:tcPr>
-          <w:p>
-            <w:pPr>
-              <w:jc w:val="both"/>
-              <w:rPr>
-                <w:rFonts w:ascii="Arial" w:hAnsi="Arial" w:cs="Arial"/>
-                <w:b/>
-                <w:bCs/>
-                <w:sz w:val="22"/>
-                <w:szCs w:val="22"/>
-              </w:rPr>
-            </w:pPr>
-            <w:r>
-              <w:rPr>
-                <w:rFonts w:ascii="Arial" w:hAnsi="Arial" w:cs="Arial"/>
-                <w:b/>
-                <w:bCs/>
-                <w:sz w:val="22"/>
-                <w:szCs w:val="22"/>
-              </w:rPr>
-              <w:t>1.004</w:t>
-            </w:r>
-          </w:p>
-        </w:tc>
-        <w:tc>
-          <w:tcPr>
-            <w:tcW w:w="330" w:type="dxa"/>
-          </w:tcPr>
-          <w:p>
-            <w:pPr>
-              <w:jc w:val="both"/>
-              <w:rPr>
-                <w:rFonts w:ascii="Arial" w:hAnsi="Arial" w:cs="Arial"/>
-                <w:sz w:val="22"/>
-                <w:szCs w:val="22"/>
-              </w:rPr>
-            </w:pPr>
-          </w:p>
-        </w:tc>
-        <w:tc>
-          <w:tcPr>
-            <w:tcW w:w="1852" w:type="dxa"/>
-          </w:tcPr>
-          <w:p>
-            <w:pPr>
-              <w:jc w:val="both"/>
-              <w:rPr>
-                <w:rFonts w:ascii="Arial" w:hAnsi="Arial" w:cs="Arial"/>
-                <w:b/>
-                <w:bCs/>
-                <w:sz w:val="22"/>
-                <w:szCs w:val="22"/>
-              </w:rPr>
-            </w:pPr>
-            <w:r>
-              <w:rPr>
-                <w:rFonts w:ascii="Arial" w:hAnsi="Arial" w:cs="Arial"/>
-                <w:b/>
-                <w:bCs/>
-                <w:sz w:val="22"/>
-                <w:szCs w:val="22"/>
-              </w:rPr>
-              <w:t>0.964</w:t>
-            </w:r>
-          </w:p>
-        </w:tc>
-      </w:tr>
-    </w:tbl>
-    <w:p>
-      <w:pPr>
-        <w:rPr>
-          <w:rFonts w:ascii="Arial" w:hAnsi="Arial" w:cs="Arial"/>
-        </w:rPr>
-      </w:pPr>
-    </w:p>
-    <w:p>
-      <w:pPr>
-        <w:rPr>
-          <w:rFonts w:ascii="Arial" w:hAnsi="Arial" w:cs="Arial"/>
-        </w:rPr>
-      </w:pPr>
-    </w:p>
-    <w:p>
-      <w:pPr>
-        <w:rPr>
-          <w:rFonts w:ascii="Arial" w:hAnsi="Arial" w:cs="Arial"/>
-        </w:rPr>
-      </w:pPr>
-      <w:r>
-        <w:rPr>
-          <w:rFonts w:ascii="Arial" w:hAnsi="Arial" w:cs="Arial"/>
-        </w:rPr>
-        <w:t xml:space="preserve">The Total Real Power supplied by the </w:t>
-      </w:r>
-      <w:proofErr w:type="gramStart"/>
-      <w:r>
-        <w:rPr>
-          <w:rFonts w:ascii="Arial" w:hAnsi="Arial" w:cs="Arial"/>
-        </w:rPr>
-        <w:t>three phase</w:t>
-      </w:r>
-      <w:proofErr w:type="gramEnd"/>
-      <w:r>
-        <w:rPr>
-          <w:rFonts w:ascii="Arial" w:hAnsi="Arial" w:cs="Arial"/>
-        </w:rPr>
-        <w:t xml:space="preserve"> generator is P</w:t>
-      </w:r>
-      <w:r>
-        <w:rPr>
-          <w:rFonts w:ascii="Arial" w:hAnsi="Arial" w:cs="Arial"/>
-          <w:vertAlign w:val="subscript"/>
-        </w:rPr>
-        <w:t>W1</w:t>
-      </w:r>
-      <w:r>
-        <w:rPr>
-          <w:rFonts w:ascii="Arial" w:hAnsi="Arial" w:cs="Arial"/>
-        </w:rPr>
-        <w:t xml:space="preserve"> + P</w:t>
-      </w:r>
-      <w:r>
-        <w:rPr>
-          <w:rFonts w:ascii="Arial" w:hAnsi="Arial" w:cs="Arial"/>
-          <w:vertAlign w:val="subscript"/>
-        </w:rPr>
-        <w:t>W2</w:t>
-      </w:r>
-      <w:r>
-        <w:rPr>
-          <w:rFonts w:ascii="Arial" w:hAnsi="Arial" w:cs="Arial"/>
-        </w:rPr>
-        <w:t xml:space="preserve"> + P</w:t>
-      </w:r>
-      <w:r>
-        <w:rPr>
-          <w:rFonts w:ascii="Arial" w:hAnsi="Arial" w:cs="Arial"/>
-          <w:vertAlign w:val="subscript"/>
-        </w:rPr>
-        <w:t>W3</w:t>
-      </w:r>
-      <w:r>
-        <w:rPr>
-          <w:rFonts w:ascii="Arial" w:hAnsi="Arial" w:cs="Arial"/>
-        </w:rPr>
-        <w:t>:</w:t>
-      </w:r>
-    </w:p>
-    <w:p>
-      <w:pPr>
-        <w:rPr>
-          <w:rFonts w:ascii="Arial" w:hAnsi="Arial" w:cs="Arial"/>
-        </w:rPr>
-      </w:pPr>
-    </w:p>
-    <w:tbl>
-      <w:tblPr>
-        <w:tblW w:w="6660" w:type="dxa"/>
-        <w:tblInd w:w="648" w:type="dxa"/>
-        <w:tblBorders>
-          <w:top w:val="single" w:sz="4" w:space="0" w:color="auto"/>
-          <w:left w:val="single" w:sz="4" w:space="0" w:color="auto"/>
-          <w:bottom w:val="single" w:sz="4" w:space="0" w:color="auto"/>
-          <w:right w:val="single" w:sz="4" w:space="0" w:color="auto"/>
-          <w:insideH w:val="single" w:sz="4" w:space="0" w:color="auto"/>
-          <w:insideV w:val="single" w:sz="4" w:space="0" w:color="auto"/>
-        </w:tblBorders>
-        <w:tblLook w:val="01E0" w:firstRow="1" w:lastRow="1" w:firstColumn="1" w:lastColumn="1" w:noHBand="0" w:noVBand="0"/>
-      </w:tblPr>
-      <w:tblGrid>
-        <w:gridCol w:w="2700"/>
-        <w:gridCol w:w="1980"/>
-        <w:gridCol w:w="1980"/>
-      </w:tblGrid>
-      <w:tr>
-        <w:tc>
-          <w:tcPr>
-            <w:tcW w:w="2700" w:type="dxa"/>
-          </w:tcPr>
-          <w:p>
-            <w:pPr>
-              <w:rPr>
-                <w:rFonts w:ascii="Arial" w:hAnsi="Arial" w:cs="Arial"/>
-              </w:rPr>
-            </w:pPr>
-          </w:p>
-          <w:p>
-            <w:pPr>
-              <w:rPr>
-                <w:rFonts w:ascii="Arial" w:hAnsi="Arial" w:cs="Arial"/>
-              </w:rPr>
-            </w:pPr>
-            <w:r>
-              <w:rPr>
-                <w:rFonts w:ascii="Arial" w:hAnsi="Arial" w:cs="Arial"/>
-              </w:rPr>
-              <w:t>Total Real Power</w:t>
-            </w:r>
-          </w:p>
-          <w:p>
-            <w:pPr>
-              <w:rPr>
-                <w:rFonts w:ascii="Arial" w:hAnsi="Arial" w:cs="Arial"/>
-              </w:rPr>
-            </w:pPr>
-          </w:p>
-        </w:tc>
-        <w:tc>
-          <w:tcPr>
-            <w:tcW w:w="1980" w:type="dxa"/>
-          </w:tcPr>
-          <w:p>
-            <w:pPr>
-              <w:rPr>
-                <w:rFonts w:ascii="Arial" w:hAnsi="Arial" w:cs="Arial"/>
-                <w:b/>
-                <w:bCs/>
-              </w:rPr>
-            </w:pPr>
-          </w:p>
-          <w:p>
-            <w:pPr>
-              <w:rPr>
-                <w:rFonts w:ascii="Arial" w:hAnsi="Arial" w:cs="Arial"/>
-                <w:b/>
-                <w:bCs/>
-              </w:rPr>
-            </w:pPr>
-            <w:r>
-              <w:rPr>
-                <w:rFonts w:ascii="Arial" w:hAnsi="Arial" w:cs="Arial"/>
-                <w:b/>
-                <w:bCs/>
-              </w:rPr>
-              <w:t>3.842</w:t>
-            </w:r>
-          </w:p>
-        </w:tc>
-        <w:tc>
-          <w:tcPr>
-            <w:tcW w:w="1980" w:type="dxa"/>
-          </w:tcPr>
-          <w:p>
-            <w:pPr>
-              <w:rPr>
-                <w:rFonts w:ascii="Arial" w:hAnsi="Arial" w:cs="Arial"/>
-              </w:rPr>
-            </w:pPr>
-            <w:r>
-              <w:rPr>
-                <w:rFonts w:ascii="Arial" w:hAnsi="Arial" w:cs="Arial"/>
-              </w:rPr>
-              <w:t xml:space="preserve"> </w:t>
-            </w:r>
-          </w:p>
-          <w:p>
-            <w:pPr>
-              <w:rPr>
-                <w:rFonts w:ascii="Arial" w:hAnsi="Arial" w:cs="Arial"/>
-              </w:rPr>
-            </w:pPr>
-            <w:r>
-              <w:rPr>
-                <w:rFonts w:ascii="Arial" w:hAnsi="Arial" w:cs="Arial"/>
-              </w:rPr>
-              <w:t>(W)</w:t>
-            </w:r>
-          </w:p>
-        </w:tc>
-      </w:tr>
-    </w:tbl>
-    <w:p>
-      <w:pPr>
-        <w:rPr>
-          <w:rFonts w:ascii="Arial" w:hAnsi="Arial" w:cs="Arial"/>
-        </w:rPr>
-      </w:pPr>
-    </w:p>
-    <w:p>
-      <w:pPr>
-        <w:rPr>
-          <w:rFonts w:ascii="Arial" w:hAnsi="Arial" w:cs="Arial"/>
-        </w:rPr>
-      </w:pPr>
-    </w:p>
-    <w:p>
-      <w:pPr>
-        <w:rPr>
-          <w:rFonts w:ascii="Arial" w:hAnsi="Arial" w:cs="Arial"/>
-        </w:rPr>
-      </w:pPr>
-    </w:p>
-    <w:p>
-      <w:pPr>
-        <w:rPr>
-          <w:rFonts w:ascii="Arial" w:hAnsi="Arial" w:cs="Arial"/>
-          <w:b/>
-          <w:sz w:val="28"/>
-          <w:szCs w:val="28"/>
-        </w:rPr>
-      </w:pPr>
-      <w:r>
-        <w:rPr>
-          <w:rFonts w:ascii="Arial" w:hAnsi="Arial" w:cs="Arial"/>
-          <w:b/>
-          <w:sz w:val="28"/>
-          <w:szCs w:val="28"/>
-        </w:rPr>
-        <w:t>Experiment 5</w:t>
-      </w:r>
-      <w:r>
-        <w:rPr>
-          <w:rFonts w:ascii="Arial" w:hAnsi="Arial" w:cs="Arial"/>
-          <w:b/>
-          <w:sz w:val="28"/>
-          <w:szCs w:val="28"/>
-        </w:rPr>
-        <w:t>:  Unbalanced 3 Phase Star connected load</w:t>
-      </w:r>
-      <w:r>
-        <w:rPr>
-          <w:rFonts w:ascii="Arial" w:hAnsi="Arial" w:cs="Arial"/>
-          <w:b/>
-          <w:sz w:val="28"/>
-          <w:szCs w:val="28"/>
-        </w:rPr>
-        <w:t xml:space="preserve"> – 2</w:t>
-      </w:r>
-      <w:r>
-        <w:rPr>
-          <w:rFonts w:ascii="Arial" w:hAnsi="Arial" w:cs="Arial"/>
-          <w:b/>
-          <w:sz w:val="28"/>
-          <w:szCs w:val="28"/>
-        </w:rPr>
-        <w:t xml:space="preserve"> Wattmeter Method</w:t>
-      </w:r>
-    </w:p>
-    <w:p>
-      <w:pPr>
-        <w:rPr>
-          <w:rFonts w:ascii="Arial" w:hAnsi="Arial" w:cs="Arial"/>
-        </w:rPr>
-      </w:pPr>
-    </w:p>
-    <w:p>
-      <w:pPr>
-        <w:rPr>
-          <w:rFonts w:ascii="Arial" w:hAnsi="Arial" w:cs="Arial"/>
-        </w:rPr>
-      </w:pPr>
-      <w:r>
-        <w:rPr>
-          <w:rFonts w:ascii="Arial" w:hAnsi="Arial" w:cs="Arial"/>
-        </w:rPr>
-        <w:t xml:space="preserve">We now want to repeat the measurement of total 3 phase power in the circuit shown on Figure 16 but this time using the </w:t>
-      </w:r>
-      <w:proofErr w:type="gramStart"/>
-      <w:r>
-        <w:rPr>
-          <w:rFonts w:ascii="Arial" w:hAnsi="Arial" w:cs="Arial"/>
-        </w:rPr>
-        <w:t>2 wattmeter</w:t>
-      </w:r>
-      <w:proofErr w:type="gramEnd"/>
-      <w:r>
-        <w:rPr>
-          <w:rFonts w:ascii="Arial" w:hAnsi="Arial" w:cs="Arial"/>
-        </w:rPr>
-        <w:t xml:space="preserve"> method.</w:t>
-      </w:r>
-    </w:p>
-    <w:p>
-      <w:pPr>
-        <w:rPr>
-          <w:rFonts w:ascii="Arial" w:hAnsi="Arial" w:cs="Arial"/>
-        </w:rPr>
-      </w:pPr>
-    </w:p>
-    <w:p>
-      <w:pPr>
-        <w:rPr>
-          <w:rFonts w:ascii="Arial" w:hAnsi="Arial" w:cs="Arial"/>
-        </w:rPr>
-      </w:pPr>
-      <w:r>
-        <w:rPr>
-          <w:rFonts w:ascii="Arial" w:hAnsi="Arial" w:cs="Arial"/>
-        </w:rPr>
-        <w:t>The conne</w:t>
-      </w:r>
-      <w:r>
-        <w:rPr>
-          <w:rFonts w:ascii="Arial" w:hAnsi="Arial" w:cs="Arial"/>
-        </w:rPr>
-        <w:t xml:space="preserve">ctions for the two </w:t>
-      </w:r>
-      <w:proofErr w:type="spellStart"/>
-      <w:r>
-        <w:rPr>
-          <w:rFonts w:ascii="Arial" w:hAnsi="Arial" w:cs="Arial"/>
-        </w:rPr>
-        <w:t>wattmeters</w:t>
-      </w:r>
-      <w:proofErr w:type="spellEnd"/>
-      <w:r>
-        <w:rPr>
-          <w:rFonts w:ascii="Arial" w:hAnsi="Arial" w:cs="Arial"/>
-        </w:rPr>
-        <w:t xml:space="preserve"> are</w:t>
-      </w:r>
-      <w:r>
-        <w:rPr>
-          <w:rFonts w:ascii="Arial" w:hAnsi="Arial" w:cs="Arial"/>
-        </w:rPr>
-        <w:t xml:space="preserve"> shown on Figure 17.</w:t>
-      </w:r>
-    </w:p>
-    <w:p>
-      <w:pPr>
-        <w:rPr>
-          <w:rFonts w:ascii="Arial" w:hAnsi="Arial" w:cs="Arial"/>
-        </w:rPr>
-      </w:pPr>
-    </w:p>
-    <w:p>
-      <w:pPr>
-        <w:rPr>
-          <w:rFonts w:ascii="Arial" w:hAnsi="Arial" w:cs="Arial"/>
-        </w:rPr>
-      </w:pPr>
-      <w:r>
-        <w:rPr>
-          <w:rFonts w:ascii="Arial" w:hAnsi="Arial" w:cs="Arial"/>
-          <w:noProof/>
-        </w:rPr>
-        <w:drawing>
-          <wp:inline distT="0" distB="0" distL="0" distR="0" wp14:anchorId="0157F5B8" wp14:editId="267A4C1E">
-            <wp:extent cx="6057900" cy="2108200"/>
-            <wp:effectExtent l="0" t="0" r="0" b="0"/>
-            <wp:docPr id="17" name="Picture 17"/>
-            <wp:cNvGraphicFramePr>
-              <a:graphicFrameLocks xmlns:a="http://schemas.openxmlformats.org/drawingml/2006/main"/>
-            </wp:cNvGraphicFramePr>
-            <a:graphic xmlns:a="http://schemas.openxmlformats.org/drawingml/2006/main">
-              <a:graphicData uri="http://schemas.openxmlformats.org/drawingml/2006/picture">
-                <pic:pic xmlns:pic="http://schemas.openxmlformats.org/drawingml/2006/picture">
-                  <pic:nvPicPr>
-                    <pic:cNvPr id="0" name="Picture 17"/>
                     <pic:cNvPicPr>
                       <a:picLocks/>
                     </pic:cNvPicPr>
@@ -11004,52 +8699,6 @@
     </w:p>
     <w:p>
       <w:pPr>
-        <w:rPr>
-          <w:rFonts w:ascii="Arial" w:hAnsi="Arial" w:cs="Arial"/>
-        </w:rPr>
-      </w:pPr>
-    </w:p>
-    <w:p>
-      <w:pPr>
-        <w:rPr>
-          <w:rFonts w:ascii="Arial" w:hAnsi="Arial" w:cs="Arial"/>
-        </w:rPr>
-      </w:pPr>
-      <w:r>
-        <w:rPr>
-          <w:rFonts w:ascii="Arial" w:hAnsi="Arial" w:cs="Arial"/>
-        </w:rPr>
-        <w:tab/>
-      </w:r>
-      <w:r>
-        <w:rPr>
-          <w:rFonts w:ascii="Arial" w:hAnsi="Arial" w:cs="Arial"/>
-        </w:rPr>
-        <w:tab/>
-      </w:r>
-      <w:r>
-        <w:rPr>
-          <w:rFonts w:ascii="Arial" w:hAnsi="Arial" w:cs="Arial"/>
-        </w:rPr>
-        <w:tab/>
-      </w:r>
-      <w:r>
-        <w:rPr>
-          <w:rFonts w:ascii="Arial" w:hAnsi="Arial" w:cs="Arial"/>
-        </w:rPr>
-        <w:tab/>
-        <w:t>Figure 17: 2 Wattmeter Placement</w:t>
-      </w:r>
-    </w:p>
-    <w:p>
-      <w:pPr>
-        <w:rPr>
-          <w:rFonts w:ascii="Arial" w:hAnsi="Arial" w:cs="Arial"/>
-        </w:rPr>
-      </w:pPr>
-    </w:p>
-    <w:p>
-      <w:pPr>
         <w:jc w:val="both"/>
         <w:rPr>
           <w:rFonts w:ascii="Arial" w:hAnsi="Arial" w:cs="Arial"/>
@@ -11060,6 +8709,44 @@
     </w:p>
     <w:p>
       <w:pPr>
+        <w:ind w:left="2160"/>
+        <w:rPr>
+          <w:rFonts w:ascii="Arial" w:hAnsi="Arial" w:cs="Arial"/>
+        </w:rPr>
+      </w:pPr>
+      <w:r>
+        <w:rPr>
+          <w:rFonts w:ascii="Arial" w:hAnsi="Arial" w:cs="Arial"/>
+        </w:rPr>
+        <w:t xml:space="preserve">   </w:t>
+      </w:r>
+      <w:r>
+        <w:rPr>
+          <w:rFonts w:ascii="Arial" w:hAnsi="Arial" w:cs="Arial"/>
+        </w:rPr>
+        <w:t>Figure 16</w:t>
+      </w:r>
+      <w:r>
+        <w:rPr>
+          <w:rFonts w:ascii="Arial" w:hAnsi="Arial" w:cs="Arial"/>
+        </w:rPr>
+        <w:t xml:space="preserve">: Star connected </w:t>
+      </w:r>
+      <w:r>
+        <w:rPr>
+          <w:rFonts w:ascii="Arial" w:hAnsi="Arial" w:cs="Arial"/>
+        </w:rPr>
+        <w:t xml:space="preserve">unbalanced </w:t>
+      </w:r>
+      <w:r>
+        <w:rPr>
+          <w:rFonts w:ascii="Arial" w:hAnsi="Arial" w:cs="Arial"/>
+        </w:rPr>
+        <w:t>RC load</w:t>
+      </w:r>
+    </w:p>
+    <w:p>
+      <w:pPr>
         <w:jc w:val="both"/>
         <w:rPr>
           <w:rFonts w:ascii="Arial" w:hAnsi="Arial" w:cs="Arial"/>
@@ -11067,13 +8754,33 @@
           <w:szCs w:val="22"/>
         </w:rPr>
       </w:pPr>
-      <w:r>
+    </w:p>
+    <w:p>
+      <w:pPr>
+        <w:jc w:val="both"/>
         <w:rPr>
           <w:rFonts w:ascii="Arial" w:hAnsi="Arial" w:cs="Arial"/>
           <w:sz w:val="22"/>
           <w:szCs w:val="22"/>
         </w:rPr>
-        <w:t>Wire up the Power Analyser to measure V</w:t>
+      </w:pPr>
+    </w:p>
+    <w:p>
+      <w:pPr>
+        <w:jc w:val="both"/>
+        <w:rPr>
+          <w:rFonts w:ascii="Arial" w:hAnsi="Arial" w:cs="Arial"/>
+          <w:sz w:val="22"/>
+          <w:szCs w:val="22"/>
+        </w:rPr>
+      </w:pPr>
+      <w:r>
+        <w:rPr>
+          <w:rFonts w:ascii="Arial" w:hAnsi="Arial" w:cs="Arial"/>
+          <w:sz w:val="22"/>
+          <w:szCs w:val="22"/>
+        </w:rPr>
+        <w:t>Before making the actual wattmeter reading measure the voltage V</w:t>
       </w:r>
       <w:r>
         <w:rPr>
@@ -11082,7 +8789,7 @@
           <w:szCs w:val="22"/>
           <w:vertAlign w:val="subscript"/>
         </w:rPr>
-        <w:t>RB</w:t>
+        <w:t>SN</w:t>
       </w:r>
       <w:r>
         <w:rPr>
@@ -11090,7 +8797,154 @@
           <w:sz w:val="22"/>
           <w:szCs w:val="22"/>
         </w:rPr>
-        <w:t xml:space="preserve"> and I</w:t>
+        <w:t>:</w:t>
+      </w:r>
+    </w:p>
+    <w:p>
+      <w:pPr>
+        <w:jc w:val="both"/>
+        <w:rPr>
+          <w:rFonts w:ascii="Arial" w:hAnsi="Arial" w:cs="Arial"/>
+          <w:sz w:val="22"/>
+          <w:szCs w:val="22"/>
+        </w:rPr>
+      </w:pPr>
+    </w:p>
+    <w:tbl>
+      <w:tblPr>
+        <w:tblW w:w="0" w:type="auto"/>
+        <w:tblInd w:w="2808" w:type="dxa"/>
+        <w:tblBorders>
+          <w:top w:val="single" w:sz="4" w:space="0" w:color="auto"/>
+          <w:left w:val="single" w:sz="4" w:space="0" w:color="auto"/>
+          <w:bottom w:val="single" w:sz="4" w:space="0" w:color="auto"/>
+          <w:right w:val="single" w:sz="4" w:space="0" w:color="auto"/>
+          <w:insideH w:val="single" w:sz="4" w:space="0" w:color="auto"/>
+          <w:insideV w:val="single" w:sz="4" w:space="0" w:color="auto"/>
+        </w:tblBorders>
+        <w:tblLook w:val="01E0" w:firstRow="1" w:lastRow="1" w:firstColumn="1" w:lastColumn="1" w:noHBand="0" w:noVBand="0"/>
+      </w:tblPr>
+      <w:tblGrid>
+        <w:gridCol w:w="1639"/>
+        <w:gridCol w:w="1368"/>
+        <w:gridCol w:w="1440"/>
+      </w:tblGrid>
+      <w:tr>
+        <w:tc>
+          <w:tcPr>
+            <w:tcW w:w="1368" w:type="dxa"/>
+          </w:tcPr>
+          <w:p>
+            <w:pPr>
+              <w:rPr>
+                <w:rFonts w:ascii="Arial" w:hAnsi="Arial" w:cs="Arial"/>
+                <w:sz w:val="32"/>
+                <w:szCs w:val="32"/>
+              </w:rPr>
+            </w:pPr>
+            <w:r>
+              <w:rPr>
+                <w:rFonts w:ascii="Arial" w:hAnsi="Arial" w:cs="Arial"/>
+                <w:sz w:val="32"/>
+                <w:szCs w:val="32"/>
+              </w:rPr>
+              <w:t>Measured</w:t>
+            </w:r>
+          </w:p>
+        </w:tc>
+        <w:tc>
+          <w:tcPr>
+            <w:tcW w:w="1368" w:type="dxa"/>
+          </w:tcPr>
+          <w:p>
+            <w:pPr>
+              <w:rPr>
+                <w:rFonts w:ascii="Arial" w:hAnsi="Arial" w:cs="Arial"/>
+                <w:sz w:val="32"/>
+                <w:szCs w:val="32"/>
+              </w:rPr>
+            </w:pPr>
+            <w:r>
+              <w:rPr>
+                <w:rFonts w:ascii="Arial" w:hAnsi="Arial" w:cs="Arial"/>
+                <w:sz w:val="32"/>
+                <w:szCs w:val="32"/>
+              </w:rPr>
+              <w:t>V</w:t>
+            </w:r>
+            <w:r>
+              <w:rPr>
+                <w:rFonts w:ascii="Arial" w:hAnsi="Arial" w:cs="Arial"/>
+                <w:sz w:val="32"/>
+                <w:szCs w:val="32"/>
+                <w:vertAlign w:val="subscript"/>
+              </w:rPr>
+              <w:t>SN</w:t>
+            </w:r>
+          </w:p>
+        </w:tc>
+        <w:tc>
+          <w:tcPr>
+            <w:tcW w:w="1440" w:type="dxa"/>
+          </w:tcPr>
+          <w:p>
+            <w:pPr>
+              <w:rPr>
+                <w:rFonts w:ascii="Arial" w:hAnsi="Arial" w:cs="Arial"/>
+                <w:b/>
+                <w:bCs/>
+                <w:sz w:val="32"/>
+                <w:szCs w:val="32"/>
+              </w:rPr>
+            </w:pPr>
+            <w:r>
+              <w:rPr>
+                <w:rFonts w:ascii="Arial" w:hAnsi="Arial" w:cs="Arial"/>
+                <w:b/>
+                <w:bCs/>
+                <w:sz w:val="32"/>
+                <w:szCs w:val="32"/>
+              </w:rPr>
+              <w:t xml:space="preserve">8.378 V </w:t>
+            </w:r>
+          </w:p>
+        </w:tc>
+      </w:tr>
+    </w:tbl>
+    <w:p>
+      <w:pPr>
+        <w:jc w:val="both"/>
+        <w:rPr>
+          <w:rFonts w:ascii="Arial" w:hAnsi="Arial" w:cs="Arial"/>
+          <w:sz w:val="22"/>
+          <w:szCs w:val="22"/>
+        </w:rPr>
+      </w:pPr>
+    </w:p>
+    <w:p>
+      <w:pPr>
+        <w:jc w:val="both"/>
+        <w:rPr>
+          <w:rFonts w:ascii="Arial" w:hAnsi="Arial" w:cs="Arial"/>
+          <w:sz w:val="22"/>
+          <w:szCs w:val="22"/>
+        </w:rPr>
+      </w:pPr>
+      <w:r>
+        <w:rPr>
+          <w:rFonts w:ascii="Arial" w:hAnsi="Arial" w:cs="Arial"/>
+          <w:sz w:val="22"/>
+          <w:szCs w:val="22"/>
+        </w:rPr>
+        <w:t>Now w</w:t>
+      </w:r>
+      <w:r>
+        <w:rPr>
+          <w:rFonts w:ascii="Arial" w:hAnsi="Arial" w:cs="Arial"/>
+          <w:sz w:val="22"/>
+          <w:szCs w:val="22"/>
+        </w:rPr>
+        <w:t>ire up the Power Analyser to measure V</w:t>
       </w:r>
       <w:r>
         <w:rPr>
@@ -11106,14 +8960,43 @@
           <w:rFonts w:ascii="Arial" w:hAnsi="Arial" w:cs="Arial"/>
           <w:sz w:val="22"/>
           <w:szCs w:val="22"/>
+          <w:vertAlign w:val="subscript"/>
+        </w:rPr>
+        <w:t>N</w:t>
+      </w:r>
+      <w:r>
+        <w:rPr>
+          <w:rFonts w:ascii="Arial" w:hAnsi="Arial" w:cs="Arial"/>
+          <w:sz w:val="22"/>
+          <w:szCs w:val="22"/>
+        </w:rPr>
+        <w:t xml:space="preserve"> and I</w:t>
+      </w:r>
+      <w:r>
+        <w:rPr>
+          <w:rFonts w:ascii="Arial" w:hAnsi="Arial" w:cs="Arial"/>
+          <w:sz w:val="22"/>
+          <w:szCs w:val="22"/>
+          <w:vertAlign w:val="subscript"/>
+        </w:rPr>
+        <w:t>R</w:t>
+      </w:r>
+      <w:r>
+        <w:rPr>
+          <w:rFonts w:ascii="Arial" w:hAnsi="Arial" w:cs="Arial"/>
+          <w:sz w:val="22"/>
+          <w:szCs w:val="22"/>
         </w:rPr>
         <w:t xml:space="preserve"> and record the results:</w:t>
       </w:r>
     </w:p>
     <w:p>
       <w:pPr>
-        <w:rPr>
-          <w:rFonts w:ascii="Arial" w:hAnsi="Arial" w:cs="Arial"/>
+        <w:jc w:val="both"/>
+        <w:rPr>
+          <w:rFonts w:ascii="Arial" w:hAnsi="Arial" w:cs="Arial"/>
+          <w:sz w:val="22"/>
+          <w:szCs w:val="22"/>
         </w:rPr>
       </w:pPr>
     </w:p>
@@ -11169,7 +9052,7 @@
                 <w:szCs w:val="22"/>
                 <w:vertAlign w:val="subscript"/>
               </w:rPr>
-              <w:t>RB</w:t>
+              <w:t>RN</w:t>
             </w:r>
           </w:p>
         </w:tc>
@@ -11246,24 +9129,23 @@
                 <w:rFonts w:ascii="Arial" w:hAnsi="Arial" w:cs="Arial"/>
                 <w:sz w:val="22"/>
                 <w:szCs w:val="22"/>
+              </w:rPr>
+            </w:pPr>
+            <w:r>
+              <w:rPr>
+                <w:rFonts w:ascii="Arial" w:hAnsi="Arial" w:cs="Arial"/>
+                <w:sz w:val="22"/>
+                <w:szCs w:val="22"/>
+              </w:rPr>
+              <w:t>Real Power (P</w:t>
+            </w:r>
+            <w:r>
+              <w:rPr>
+                <w:rFonts w:ascii="Arial" w:hAnsi="Arial" w:cs="Arial"/>
+                <w:sz w:val="22"/>
+                <w:szCs w:val="22"/>
                 <w:vertAlign w:val="subscript"/>
               </w:rPr>
-            </w:pPr>
-            <w:r>
-              <w:rPr>
-                <w:rFonts w:ascii="Arial" w:hAnsi="Arial" w:cs="Arial"/>
-                <w:sz w:val="22"/>
-                <w:szCs w:val="22"/>
-              </w:rPr>
-              <w:t>Real Power (P</w:t>
-            </w:r>
-            <w:r>
-              <w:rPr>
-                <w:rFonts w:ascii="Arial" w:hAnsi="Arial" w:cs="Arial"/>
-                <w:sz w:val="22"/>
-                <w:szCs w:val="22"/>
-                <w:vertAlign w:val="subscript"/>
-              </w:rPr>
               <w:t>W1</w:t>
             </w:r>
             <w:r>
@@ -11310,7 +9192,7 @@
                 <w:sz w:val="22"/>
                 <w:szCs w:val="22"/>
               </w:rPr>
-              <w:t>Cos Φw1</w:t>
+              <w:t>Power Factor</w:t>
             </w:r>
           </w:p>
         </w:tc>
@@ -11470,28 +9352,13 @@
                 <w:sz w:val="22"/>
                 <w:szCs w:val="22"/>
               </w:rPr>
-              <w:t>45.67</w:t>
+              <w:t>23.89</w:t>
             </w:r>
           </w:p>
         </w:tc>
         <w:tc>
           <w:tcPr>
             <w:tcW w:w="302" w:type="dxa"/>
-          </w:tcPr>
-          <w:p>
-            <w:pPr>
-              <w:jc w:val="both"/>
-              <w:rPr>
-                <w:rFonts w:ascii="Arial" w:hAnsi="Arial" w:cs="Arial"/>
-                <w:sz w:val="22"/>
-                <w:szCs w:val="22"/>
-              </w:rPr>
-            </w:pPr>
-          </w:p>
-        </w:tc>
-        <w:tc>
-          <w:tcPr>
-            <w:tcW w:w="1858" w:type="dxa"/>
           </w:tcPr>
           <w:p>
             <w:pPr>
@@ -11504,7 +9371,15 @@
                 <w:szCs w:val="22"/>
               </w:rPr>
             </w:pPr>
-            <w:r>
+          </w:p>
+        </w:tc>
+        <w:tc>
+          <w:tcPr>
+            <w:tcW w:w="1858" w:type="dxa"/>
+          </w:tcPr>
+          <w:p>
+            <w:pPr>
+              <w:jc w:val="both"/>
               <w:rPr>
                 <w:rFonts w:ascii="Arial" w:hAnsi="Arial" w:cs="Arial"/>
                 <w:b/>
@@ -11512,32 +9387,8 @@
                 <w:sz w:val="22"/>
                 <w:szCs w:val="22"/>
               </w:rPr>
-              <w:t>0.0701</w:t>
-            </w:r>
-          </w:p>
-        </w:tc>
-        <w:tc>
-          <w:tcPr>
-            <w:tcW w:w="236" w:type="dxa"/>
-          </w:tcPr>
-          <w:p>
-            <w:pPr>
-              <w:jc w:val="both"/>
-              <w:rPr>
-                <w:rFonts w:ascii="Arial" w:hAnsi="Arial" w:cs="Arial"/>
-                <w:sz w:val="22"/>
-                <w:szCs w:val="22"/>
-              </w:rPr>
-            </w:pPr>
-          </w:p>
-        </w:tc>
-        <w:tc>
-          <w:tcPr>
-            <w:tcW w:w="1996" w:type="dxa"/>
-          </w:tcPr>
-          <w:p>
-            <w:pPr>
-              <w:jc w:val="both"/>
+            </w:pPr>
+            <w:r>
               <w:rPr>
                 <w:rFonts w:ascii="Arial" w:hAnsi="Arial" w:cs="Arial"/>
                 <w:b/>
@@ -11545,8 +9396,17 @@
                 <w:sz w:val="22"/>
                 <w:szCs w:val="22"/>
               </w:rPr>
-            </w:pPr>
-            <w:r>
+              <w:t>0.070</w:t>
+            </w:r>
+          </w:p>
+        </w:tc>
+        <w:tc>
+          <w:tcPr>
+            <w:tcW w:w="236" w:type="dxa"/>
+          </w:tcPr>
+          <w:p>
+            <w:pPr>
+              <w:jc w:val="both"/>
               <w:rPr>
                 <w:rFonts w:ascii="Arial" w:hAnsi="Arial" w:cs="Arial"/>
                 <w:b/>
@@ -11554,28 +9414,12 @@
                 <w:sz w:val="22"/>
                 <w:szCs w:val="22"/>
               </w:rPr>
-              <w:t>0.336</w:t>
-            </w:r>
-          </w:p>
-        </w:tc>
-        <w:tc>
-          <w:tcPr>
-            <w:tcW w:w="330" w:type="dxa"/>
-          </w:tcPr>
-          <w:p>
-            <w:pPr>
-              <w:jc w:val="both"/>
-              <w:rPr>
-                <w:rFonts w:ascii="Arial" w:hAnsi="Arial" w:cs="Arial"/>
-                <w:sz w:val="22"/>
-                <w:szCs w:val="22"/>
-              </w:rPr>
-            </w:pPr>
-          </w:p>
-        </w:tc>
-        <w:tc>
-          <w:tcPr>
-            <w:tcW w:w="1852" w:type="dxa"/>
+            </w:pPr>
+          </w:p>
+        </w:tc>
+        <w:tc>
+          <w:tcPr>
+            <w:tcW w:w="1996" w:type="dxa"/>
           </w:tcPr>
           <w:p>
             <w:pPr>
@@ -11596,7 +9440,51 @@
                 <w:sz w:val="22"/>
                 <w:szCs w:val="22"/>
               </w:rPr>
-              <w:t>0.104</w:t>
+              <w:t>0.498</w:t>
+            </w:r>
+          </w:p>
+        </w:tc>
+        <w:tc>
+          <w:tcPr>
+            <w:tcW w:w="330" w:type="dxa"/>
+          </w:tcPr>
+          <w:p>
+            <w:pPr>
+              <w:jc w:val="both"/>
+              <w:rPr>
+                <w:rFonts w:ascii="Arial" w:hAnsi="Arial" w:cs="Arial"/>
+                <w:b/>
+                <w:bCs/>
+                <w:sz w:val="22"/>
+                <w:szCs w:val="22"/>
+              </w:rPr>
+            </w:pPr>
+          </w:p>
+        </w:tc>
+        <w:tc>
+          <w:tcPr>
+            <w:tcW w:w="1852" w:type="dxa"/>
+          </w:tcPr>
+          <w:p>
+            <w:pPr>
+              <w:jc w:val="both"/>
+              <w:rPr>
+                <w:rFonts w:ascii="Arial" w:hAnsi="Arial" w:cs="Arial"/>
+                <w:b/>
+                <w:bCs/>
+                <w:sz w:val="22"/>
+                <w:szCs w:val="22"/>
+              </w:rPr>
+            </w:pPr>
+            <w:r>
+              <w:rPr>
+                <w:rFonts w:ascii="Arial" w:hAnsi="Arial" w:cs="Arial"/>
+                <w:b/>
+                <w:bCs/>
+                <w:sz w:val="22"/>
+                <w:szCs w:val="22"/>
+              </w:rPr>
+              <w:t>0.298</w:t>
             </w:r>
           </w:p>
         </w:tc>
@@ -11604,15 +9492,11 @@
     </w:tbl>
     <w:p>
       <w:pPr>
-        <w:rPr>
-          <w:rFonts w:ascii="Arial" w:hAnsi="Arial" w:cs="Arial"/>
-        </w:rPr>
-      </w:pPr>
-    </w:p>
-    <w:p>
-      <w:pPr>
-        <w:rPr>
-          <w:rFonts w:ascii="Arial" w:hAnsi="Arial" w:cs="Arial"/>
+        <w:jc w:val="both"/>
+        <w:rPr>
+          <w:rFonts w:ascii="Arial" w:hAnsi="Arial" w:cs="Arial"/>
+          <w:sz w:val="22"/>
+          <w:szCs w:val="22"/>
         </w:rPr>
       </w:pPr>
     </w:p>
@@ -11640,7 +9524,7 @@
           <w:szCs w:val="22"/>
           <w:vertAlign w:val="subscript"/>
         </w:rPr>
-        <w:t>YB</w:t>
+        <w:t>YN</w:t>
       </w:r>
       <w:r>
         <w:rPr>
@@ -11727,7 +9611,7 @@
                 <w:szCs w:val="22"/>
                 <w:vertAlign w:val="subscript"/>
               </w:rPr>
-              <w:t>YB</w:t>
+              <w:t>YN</w:t>
             </w:r>
           </w:p>
         </w:tc>
@@ -11804,24 +9688,23 @@
                 <w:rFonts w:ascii="Arial" w:hAnsi="Arial" w:cs="Arial"/>
                 <w:sz w:val="22"/>
                 <w:szCs w:val="22"/>
+              </w:rPr>
+            </w:pPr>
+            <w:r>
+              <w:rPr>
+                <w:rFonts w:ascii="Arial" w:hAnsi="Arial" w:cs="Arial"/>
+                <w:sz w:val="22"/>
+                <w:szCs w:val="22"/>
+              </w:rPr>
+              <w:t>Real Power (P</w:t>
+            </w:r>
+            <w:r>
+              <w:rPr>
+                <w:rFonts w:ascii="Arial" w:hAnsi="Arial" w:cs="Arial"/>
+                <w:sz w:val="22"/>
+                <w:szCs w:val="22"/>
                 <w:vertAlign w:val="subscript"/>
               </w:rPr>
-            </w:pPr>
-            <w:r>
-              <w:rPr>
-                <w:rFonts w:ascii="Arial" w:hAnsi="Arial" w:cs="Arial"/>
-                <w:sz w:val="22"/>
-                <w:szCs w:val="22"/>
-              </w:rPr>
-              <w:t>Real Power (P</w:t>
-            </w:r>
-            <w:r>
-              <w:rPr>
-                <w:rFonts w:ascii="Arial" w:hAnsi="Arial" w:cs="Arial"/>
-                <w:sz w:val="22"/>
-                <w:szCs w:val="22"/>
-                <w:vertAlign w:val="subscript"/>
-              </w:rPr>
               <w:t>W2</w:t>
             </w:r>
             <w:r>
@@ -11868,7 +9751,7 @@
                 <w:sz w:val="22"/>
                 <w:szCs w:val="22"/>
               </w:rPr>
-              <w:t>Cos Φw2</w:t>
+              <w:t>Power Factor</w:t>
             </w:r>
           </w:p>
         </w:tc>
@@ -12028,9 +9911,32 @@
                 <w:sz w:val="22"/>
                 <w:szCs w:val="22"/>
               </w:rPr>
-              <w:t>44.</w:t>
-            </w:r>
-            <w:r>
+              <w:t>34.49</w:t>
+            </w:r>
+          </w:p>
+        </w:tc>
+        <w:tc>
+          <w:tcPr>
+            <w:tcW w:w="302" w:type="dxa"/>
+          </w:tcPr>
+          <w:p>
+            <w:pPr>
+              <w:jc w:val="both"/>
+              <w:rPr>
+                <w:rFonts w:ascii="Arial" w:hAnsi="Arial" w:cs="Arial"/>
+                <w:sz w:val="22"/>
+                <w:szCs w:val="22"/>
+              </w:rPr>
+            </w:pPr>
+          </w:p>
+        </w:tc>
+        <w:tc>
+          <w:tcPr>
+            <w:tcW w:w="1858" w:type="dxa"/>
+          </w:tcPr>
+          <w:p>
+            <w:pPr>
+              <w:jc w:val="both"/>
               <w:rPr>
                 <w:rFonts w:ascii="Arial" w:hAnsi="Arial" w:cs="Arial"/>
                 <w:b/>
@@ -12038,32 +9944,8 @@
                 <w:sz w:val="22"/>
                 <w:szCs w:val="22"/>
               </w:rPr>
-              <w:t>48</w:t>
-            </w:r>
-          </w:p>
-        </w:tc>
-        <w:tc>
-          <w:tcPr>
-            <w:tcW w:w="302" w:type="dxa"/>
-          </w:tcPr>
-          <w:p>
-            <w:pPr>
-              <w:jc w:val="both"/>
-              <w:rPr>
-                <w:rFonts w:ascii="Arial" w:hAnsi="Arial" w:cs="Arial"/>
-                <w:sz w:val="22"/>
-                <w:szCs w:val="22"/>
-              </w:rPr>
-            </w:pPr>
-          </w:p>
-        </w:tc>
-        <w:tc>
-          <w:tcPr>
-            <w:tcW w:w="1858" w:type="dxa"/>
-          </w:tcPr>
-          <w:p>
-            <w:pPr>
-              <w:jc w:val="both"/>
+            </w:pPr>
+            <w:r>
               <w:rPr>
                 <w:rFonts w:ascii="Arial" w:hAnsi="Arial" w:cs="Arial"/>
                 <w:b/>
@@ -12071,8 +9953,32 @@
                 <w:sz w:val="22"/>
                 <w:szCs w:val="22"/>
               </w:rPr>
-            </w:pPr>
-            <w:r>
+              <w:t>0.0773</w:t>
+            </w:r>
+          </w:p>
+        </w:tc>
+        <w:tc>
+          <w:tcPr>
+            <w:tcW w:w="236" w:type="dxa"/>
+          </w:tcPr>
+          <w:p>
+            <w:pPr>
+              <w:jc w:val="both"/>
+              <w:rPr>
+                <w:rFonts w:ascii="Arial" w:hAnsi="Arial" w:cs="Arial"/>
+                <w:sz w:val="22"/>
+                <w:szCs w:val="22"/>
+              </w:rPr>
+            </w:pPr>
+          </w:p>
+        </w:tc>
+        <w:tc>
+          <w:tcPr>
+            <w:tcW w:w="1996" w:type="dxa"/>
+          </w:tcPr>
+          <w:p>
+            <w:pPr>
+              <w:jc w:val="both"/>
               <w:rPr>
                 <w:rFonts w:ascii="Arial" w:hAnsi="Arial" w:cs="Arial"/>
                 <w:b/>
@@ -12080,32 +9986,8 @@
                 <w:sz w:val="22"/>
                 <w:szCs w:val="22"/>
               </w:rPr>
-              <w:t>0.0773</w:t>
-            </w:r>
-          </w:p>
-        </w:tc>
-        <w:tc>
-          <w:tcPr>
-            <w:tcW w:w="236" w:type="dxa"/>
-          </w:tcPr>
-          <w:p>
-            <w:pPr>
-              <w:jc w:val="both"/>
-              <w:rPr>
-                <w:rFonts w:ascii="Arial" w:hAnsi="Arial" w:cs="Arial"/>
-                <w:sz w:val="22"/>
-                <w:szCs w:val="22"/>
-              </w:rPr>
-            </w:pPr>
-          </w:p>
-        </w:tc>
-        <w:tc>
-          <w:tcPr>
-            <w:tcW w:w="1996" w:type="dxa"/>
-          </w:tcPr>
-          <w:p>
-            <w:pPr>
-              <w:jc w:val="both"/>
+            </w:pPr>
+            <w:r>
               <w:rPr>
                 <w:rFonts w:ascii="Arial" w:hAnsi="Arial" w:cs="Arial"/>
                 <w:b/>
@@ -12113,8 +9995,32 @@
                 <w:sz w:val="22"/>
                 <w:szCs w:val="22"/>
               </w:rPr>
-            </w:pPr>
-            <w:r>
+              <w:t>2.341</w:t>
+            </w:r>
+          </w:p>
+        </w:tc>
+        <w:tc>
+          <w:tcPr>
+            <w:tcW w:w="330" w:type="dxa"/>
+          </w:tcPr>
+          <w:p>
+            <w:pPr>
+              <w:jc w:val="both"/>
+              <w:rPr>
+                <w:rFonts w:ascii="Arial" w:hAnsi="Arial" w:cs="Arial"/>
+                <w:sz w:val="22"/>
+                <w:szCs w:val="22"/>
+              </w:rPr>
+            </w:pPr>
+          </w:p>
+        </w:tc>
+        <w:tc>
+          <w:tcPr>
+            <w:tcW w:w="1852" w:type="dxa"/>
+          </w:tcPr>
+          <w:p>
+            <w:pPr>
+              <w:jc w:val="both"/>
               <w:rPr>
                 <w:rFonts w:ascii="Arial" w:hAnsi="Arial" w:cs="Arial"/>
                 <w:b/>
@@ -12122,32 +10028,8 @@
                 <w:sz w:val="22"/>
                 <w:szCs w:val="22"/>
               </w:rPr>
-              <w:t>3.516</w:t>
-            </w:r>
-          </w:p>
-        </w:tc>
-        <w:tc>
-          <w:tcPr>
-            <w:tcW w:w="330" w:type="dxa"/>
-          </w:tcPr>
-          <w:p>
-            <w:pPr>
-              <w:jc w:val="both"/>
-              <w:rPr>
-                <w:rFonts w:ascii="Arial" w:hAnsi="Arial" w:cs="Arial"/>
-                <w:sz w:val="22"/>
-                <w:szCs w:val="22"/>
-              </w:rPr>
-            </w:pPr>
-          </w:p>
-        </w:tc>
-        <w:tc>
-          <w:tcPr>
-            <w:tcW w:w="1852" w:type="dxa"/>
-          </w:tcPr>
-          <w:p>
-            <w:pPr>
-              <w:jc w:val="both"/>
+            </w:pPr>
+            <w:r>
               <w:rPr>
                 <w:rFonts w:ascii="Arial" w:hAnsi="Arial" w:cs="Arial"/>
                 <w:b/>
@@ -12155,8 +10037,433 @@
                 <w:sz w:val="22"/>
                 <w:szCs w:val="22"/>
               </w:rPr>
-            </w:pPr>
-            <w:r>
+              <w:t>0.879</w:t>
+            </w:r>
+          </w:p>
+        </w:tc>
+      </w:tr>
+    </w:tbl>
+    <w:p>
+      <w:pPr>
+        <w:rPr>
+          <w:rFonts w:ascii="Arial" w:hAnsi="Arial" w:cs="Arial"/>
+        </w:rPr>
+      </w:pPr>
+    </w:p>
+    <w:p>
+      <w:pPr>
+        <w:rPr>
+          <w:rFonts w:ascii="Arial" w:hAnsi="Arial" w:cs="Arial"/>
+        </w:rPr>
+      </w:pPr>
+    </w:p>
+    <w:p>
+      <w:pPr>
+        <w:jc w:val="both"/>
+        <w:rPr>
+          <w:rFonts w:ascii="Arial" w:hAnsi="Arial" w:cs="Arial"/>
+          <w:sz w:val="22"/>
+          <w:szCs w:val="22"/>
+        </w:rPr>
+      </w:pPr>
+    </w:p>
+    <w:p>
+      <w:pPr>
+        <w:jc w:val="both"/>
+        <w:rPr>
+          <w:rFonts w:ascii="Arial" w:hAnsi="Arial" w:cs="Arial"/>
+          <w:sz w:val="22"/>
+          <w:szCs w:val="22"/>
+        </w:rPr>
+      </w:pPr>
+      <w:r>
+        <w:rPr>
+          <w:rFonts w:ascii="Arial" w:hAnsi="Arial" w:cs="Arial"/>
+          <w:sz w:val="22"/>
+          <w:szCs w:val="22"/>
+        </w:rPr>
+        <w:lastRenderedPageBreak/>
+        <w:t>Wire up the Power Analyser to measure V</w:t>
+      </w:r>
+      <w:r>
+        <w:rPr>
+          <w:rFonts w:ascii="Arial" w:hAnsi="Arial" w:cs="Arial"/>
+          <w:sz w:val="22"/>
+          <w:szCs w:val="22"/>
+          <w:vertAlign w:val="subscript"/>
+        </w:rPr>
+        <w:t>BN</w:t>
+      </w:r>
+      <w:r>
+        <w:rPr>
+          <w:rFonts w:ascii="Arial" w:hAnsi="Arial" w:cs="Arial"/>
+          <w:sz w:val="22"/>
+          <w:szCs w:val="22"/>
+        </w:rPr>
+        <w:t xml:space="preserve"> and I</w:t>
+      </w:r>
+      <w:r>
+        <w:rPr>
+          <w:rFonts w:ascii="Arial" w:hAnsi="Arial" w:cs="Arial"/>
+          <w:sz w:val="22"/>
+          <w:szCs w:val="22"/>
+          <w:vertAlign w:val="subscript"/>
+        </w:rPr>
+        <w:t>B</w:t>
+      </w:r>
+      <w:r>
+        <w:rPr>
+          <w:rFonts w:ascii="Arial" w:hAnsi="Arial" w:cs="Arial"/>
+          <w:sz w:val="22"/>
+          <w:szCs w:val="22"/>
+        </w:rPr>
+        <w:t xml:space="preserve"> and record the results:</w:t>
+      </w:r>
+    </w:p>
+    <w:p>
+      <w:pPr>
+        <w:rPr>
+          <w:rFonts w:ascii="Arial" w:hAnsi="Arial" w:cs="Arial"/>
+        </w:rPr>
+      </w:pPr>
+    </w:p>
+    <w:tbl>
+      <w:tblPr>
+        <w:tblW w:w="0" w:type="auto"/>
+        <w:tblInd w:w="648" w:type="dxa"/>
+        <w:tblBorders>
+          <w:top w:val="single" w:sz="4" w:space="0" w:color="auto"/>
+          <w:left w:val="single" w:sz="4" w:space="0" w:color="auto"/>
+          <w:bottom w:val="single" w:sz="4" w:space="0" w:color="auto"/>
+          <w:right w:val="single" w:sz="4" w:space="0" w:color="auto"/>
+          <w:insideH w:val="single" w:sz="4" w:space="0" w:color="auto"/>
+          <w:insideV w:val="single" w:sz="4" w:space="0" w:color="auto"/>
+        </w:tblBorders>
+        <w:tblLook w:val="01E0" w:firstRow="1" w:lastRow="1" w:firstColumn="1" w:lastColumn="1" w:noHBand="0" w:noVBand="0"/>
+      </w:tblPr>
+      <w:tblGrid>
+        <w:gridCol w:w="1908"/>
+        <w:gridCol w:w="302"/>
+        <w:gridCol w:w="1858"/>
+        <w:gridCol w:w="236"/>
+        <w:gridCol w:w="1996"/>
+        <w:gridCol w:w="330"/>
+        <w:gridCol w:w="1852"/>
+      </w:tblGrid>
+      <w:tr>
+        <w:tc>
+          <w:tcPr>
+            <w:tcW w:w="1908" w:type="dxa"/>
+          </w:tcPr>
+          <w:p>
+            <w:pPr>
+              <w:jc w:val="both"/>
+              <w:rPr>
+                <w:rFonts w:ascii="Arial" w:hAnsi="Arial" w:cs="Arial"/>
+                <w:sz w:val="22"/>
+                <w:szCs w:val="22"/>
+              </w:rPr>
+            </w:pPr>
+            <w:r>
+              <w:rPr>
+                <w:rFonts w:ascii="Arial" w:hAnsi="Arial" w:cs="Arial"/>
+                <w:sz w:val="22"/>
+                <w:szCs w:val="22"/>
+              </w:rPr>
+              <w:t>V</w:t>
+            </w:r>
+            <w:r>
+              <w:rPr>
+                <w:rFonts w:ascii="Arial" w:hAnsi="Arial" w:cs="Arial"/>
+                <w:sz w:val="22"/>
+                <w:szCs w:val="22"/>
+                <w:vertAlign w:val="subscript"/>
+              </w:rPr>
+              <w:t>BN</w:t>
+            </w:r>
+          </w:p>
+        </w:tc>
+        <w:tc>
+          <w:tcPr>
+            <w:tcW w:w="302" w:type="dxa"/>
+          </w:tcPr>
+          <w:p>
+            <w:pPr>
+              <w:jc w:val="both"/>
+              <w:rPr>
+                <w:rFonts w:ascii="Arial" w:hAnsi="Arial" w:cs="Arial"/>
+                <w:sz w:val="22"/>
+                <w:szCs w:val="22"/>
+              </w:rPr>
+            </w:pPr>
+          </w:p>
+        </w:tc>
+        <w:tc>
+          <w:tcPr>
+            <w:tcW w:w="1858" w:type="dxa"/>
+          </w:tcPr>
+          <w:p>
+            <w:pPr>
+              <w:jc w:val="both"/>
+              <w:rPr>
+                <w:rFonts w:ascii="Arial" w:hAnsi="Arial" w:cs="Arial"/>
+                <w:sz w:val="22"/>
+                <w:szCs w:val="22"/>
+              </w:rPr>
+            </w:pPr>
+            <w:r>
+              <w:rPr>
+                <w:rFonts w:ascii="Arial" w:hAnsi="Arial" w:cs="Arial"/>
+                <w:sz w:val="22"/>
+                <w:szCs w:val="22"/>
+              </w:rPr>
+              <w:t>I</w:t>
+            </w:r>
+            <w:r>
+              <w:rPr>
+                <w:rFonts w:ascii="Arial" w:hAnsi="Arial" w:cs="Arial"/>
+                <w:sz w:val="22"/>
+                <w:szCs w:val="22"/>
+                <w:vertAlign w:val="subscript"/>
+              </w:rPr>
+              <w:t>B</w:t>
+            </w:r>
+          </w:p>
+        </w:tc>
+        <w:tc>
+          <w:tcPr>
+            <w:tcW w:w="236" w:type="dxa"/>
+          </w:tcPr>
+          <w:p>
+            <w:pPr>
+              <w:jc w:val="both"/>
+              <w:rPr>
+                <w:rFonts w:ascii="Arial" w:hAnsi="Arial" w:cs="Arial"/>
+                <w:sz w:val="22"/>
+                <w:szCs w:val="22"/>
+              </w:rPr>
+            </w:pPr>
+          </w:p>
+        </w:tc>
+        <w:tc>
+          <w:tcPr>
+            <w:tcW w:w="1996" w:type="dxa"/>
+          </w:tcPr>
+          <w:p>
+            <w:pPr>
+              <w:jc w:val="both"/>
+              <w:rPr>
+                <w:rFonts w:ascii="Arial" w:hAnsi="Arial" w:cs="Arial"/>
+                <w:sz w:val="22"/>
+                <w:szCs w:val="22"/>
+                <w:vertAlign w:val="subscript"/>
+              </w:rPr>
+            </w:pPr>
+            <w:r>
+              <w:rPr>
+                <w:rFonts w:ascii="Arial" w:hAnsi="Arial" w:cs="Arial"/>
+                <w:sz w:val="22"/>
+                <w:szCs w:val="22"/>
+              </w:rPr>
+              <w:t>Real Power (P</w:t>
+            </w:r>
+            <w:r>
+              <w:rPr>
+                <w:rFonts w:ascii="Arial" w:hAnsi="Arial" w:cs="Arial"/>
+                <w:sz w:val="22"/>
+                <w:szCs w:val="22"/>
+                <w:vertAlign w:val="subscript"/>
+              </w:rPr>
+              <w:t>W3</w:t>
+            </w:r>
+            <w:r>
+              <w:rPr>
+                <w:rFonts w:ascii="Arial" w:hAnsi="Arial" w:cs="Arial"/>
+                <w:sz w:val="22"/>
+                <w:szCs w:val="22"/>
+              </w:rPr>
+              <w:t>)</w:t>
+            </w:r>
+          </w:p>
+        </w:tc>
+        <w:tc>
+          <w:tcPr>
+            <w:tcW w:w="330" w:type="dxa"/>
+          </w:tcPr>
+          <w:p>
+            <w:pPr>
+              <w:jc w:val="both"/>
+              <w:rPr>
+                <w:rFonts w:ascii="Arial" w:hAnsi="Arial" w:cs="Arial"/>
+                <w:sz w:val="22"/>
+                <w:szCs w:val="22"/>
+              </w:rPr>
+            </w:pPr>
+          </w:p>
+        </w:tc>
+        <w:tc>
+          <w:tcPr>
+            <w:tcW w:w="1852" w:type="dxa"/>
+          </w:tcPr>
+          <w:p>
+            <w:pPr>
+              <w:jc w:val="both"/>
+              <w:rPr>
+                <w:rFonts w:ascii="Arial" w:hAnsi="Arial" w:cs="Arial"/>
+                <w:sz w:val="22"/>
+                <w:szCs w:val="22"/>
+              </w:rPr>
+            </w:pPr>
+            <w:r>
+              <w:rPr>
+                <w:rFonts w:ascii="Arial" w:hAnsi="Arial" w:cs="Arial"/>
+                <w:sz w:val="22"/>
+                <w:szCs w:val="22"/>
+              </w:rPr>
+              <w:t>Power Factor</w:t>
+            </w:r>
+          </w:p>
+        </w:tc>
+      </w:tr>
+      <w:tr>
+        <w:tc>
+          <w:tcPr>
+            <w:tcW w:w="1908" w:type="dxa"/>
+          </w:tcPr>
+          <w:p>
+            <w:pPr>
+              <w:jc w:val="both"/>
+              <w:rPr>
+                <w:rFonts w:ascii="Arial" w:hAnsi="Arial" w:cs="Arial"/>
+                <w:sz w:val="22"/>
+                <w:szCs w:val="22"/>
+              </w:rPr>
+            </w:pPr>
+            <w:r>
+              <w:rPr>
+                <w:rFonts w:ascii="Arial" w:hAnsi="Arial" w:cs="Arial"/>
+                <w:sz w:val="22"/>
+                <w:szCs w:val="22"/>
+              </w:rPr>
+              <w:t>(V)</w:t>
+            </w:r>
+          </w:p>
+        </w:tc>
+        <w:tc>
+          <w:tcPr>
+            <w:tcW w:w="302" w:type="dxa"/>
+          </w:tcPr>
+          <w:p>
+            <w:pPr>
+              <w:jc w:val="both"/>
+              <w:rPr>
+                <w:rFonts w:ascii="Arial" w:hAnsi="Arial" w:cs="Arial"/>
+                <w:sz w:val="22"/>
+                <w:szCs w:val="22"/>
+              </w:rPr>
+            </w:pPr>
+          </w:p>
+        </w:tc>
+        <w:tc>
+          <w:tcPr>
+            <w:tcW w:w="1858" w:type="dxa"/>
+          </w:tcPr>
+          <w:p>
+            <w:pPr>
+              <w:jc w:val="both"/>
+              <w:rPr>
+                <w:rFonts w:ascii="Arial" w:hAnsi="Arial" w:cs="Arial"/>
+                <w:sz w:val="22"/>
+                <w:szCs w:val="22"/>
+              </w:rPr>
+            </w:pPr>
+            <w:r>
+              <w:rPr>
+                <w:rFonts w:ascii="Arial" w:hAnsi="Arial" w:cs="Arial"/>
+                <w:sz w:val="22"/>
+                <w:szCs w:val="22"/>
+              </w:rPr>
+              <w:t>(A)</w:t>
+            </w:r>
+          </w:p>
+        </w:tc>
+        <w:tc>
+          <w:tcPr>
+            <w:tcW w:w="236" w:type="dxa"/>
+          </w:tcPr>
+          <w:p>
+            <w:pPr>
+              <w:jc w:val="both"/>
+              <w:rPr>
+                <w:rFonts w:ascii="Arial" w:hAnsi="Arial" w:cs="Arial"/>
+                <w:sz w:val="22"/>
+                <w:szCs w:val="22"/>
+              </w:rPr>
+            </w:pPr>
+          </w:p>
+        </w:tc>
+        <w:tc>
+          <w:tcPr>
+            <w:tcW w:w="1996" w:type="dxa"/>
+          </w:tcPr>
+          <w:p>
+            <w:pPr>
+              <w:jc w:val="both"/>
+              <w:rPr>
+                <w:rFonts w:ascii="Arial" w:hAnsi="Arial" w:cs="Arial"/>
+                <w:sz w:val="22"/>
+                <w:szCs w:val="22"/>
+              </w:rPr>
+            </w:pPr>
+            <w:r>
+              <w:rPr>
+                <w:rFonts w:ascii="Arial" w:hAnsi="Arial" w:cs="Arial"/>
+                <w:sz w:val="22"/>
+                <w:szCs w:val="22"/>
+              </w:rPr>
+              <w:t>(W)</w:t>
+            </w:r>
+          </w:p>
+        </w:tc>
+        <w:tc>
+          <w:tcPr>
+            <w:tcW w:w="330" w:type="dxa"/>
+          </w:tcPr>
+          <w:p>
+            <w:pPr>
+              <w:jc w:val="both"/>
+              <w:rPr>
+                <w:rFonts w:ascii="Arial" w:hAnsi="Arial" w:cs="Arial"/>
+                <w:sz w:val="22"/>
+                <w:szCs w:val="22"/>
+              </w:rPr>
+            </w:pPr>
+          </w:p>
+        </w:tc>
+        <w:tc>
+          <w:tcPr>
+            <w:tcW w:w="1852" w:type="dxa"/>
+          </w:tcPr>
+          <w:p>
+            <w:pPr>
+              <w:jc w:val="both"/>
+              <w:rPr>
+                <w:rFonts w:ascii="Arial" w:hAnsi="Arial" w:cs="Arial"/>
+                <w:sz w:val="22"/>
+                <w:szCs w:val="22"/>
+              </w:rPr>
+            </w:pPr>
+          </w:p>
+        </w:tc>
+      </w:tr>
+      <w:tr>
+        <w:tc>
+          <w:tcPr>
+            <w:tcW w:w="1908" w:type="dxa"/>
+          </w:tcPr>
+          <w:p>
+            <w:pPr>
+              <w:jc w:val="both"/>
               <w:rPr>
                 <w:rFonts w:ascii="Arial" w:hAnsi="Arial" w:cs="Arial"/>
                 <w:b/>
@@ -12164,7 +10471,142 @@
                 <w:sz w:val="22"/>
                 <w:szCs w:val="22"/>
               </w:rPr>
-              <w:t>0.999</w:t>
+            </w:pPr>
+            <w:r>
+              <w:rPr>
+                <w:rFonts w:ascii="Arial" w:hAnsi="Arial" w:cs="Arial"/>
+                <w:b/>
+                <w:bCs/>
+                <w:sz w:val="22"/>
+                <w:szCs w:val="22"/>
+              </w:rPr>
+              <w:t>22.69</w:t>
+            </w:r>
+          </w:p>
+        </w:tc>
+        <w:tc>
+          <w:tcPr>
+            <w:tcW w:w="302" w:type="dxa"/>
+          </w:tcPr>
+          <w:p>
+            <w:pPr>
+              <w:jc w:val="both"/>
+              <w:rPr>
+                <w:rFonts w:ascii="Arial" w:hAnsi="Arial" w:cs="Arial"/>
+                <w:sz w:val="22"/>
+                <w:szCs w:val="22"/>
+              </w:rPr>
+            </w:pPr>
+          </w:p>
+        </w:tc>
+        <w:tc>
+          <w:tcPr>
+            <w:tcW w:w="1858" w:type="dxa"/>
+          </w:tcPr>
+          <w:p>
+            <w:pPr>
+              <w:jc w:val="both"/>
+              <w:rPr>
+                <w:rFonts w:ascii="Arial" w:hAnsi="Arial" w:cs="Arial"/>
+                <w:b/>
+                <w:bCs/>
+                <w:sz w:val="22"/>
+                <w:szCs w:val="22"/>
+              </w:rPr>
+            </w:pPr>
+            <w:r>
+              <w:rPr>
+                <w:rFonts w:ascii="Arial" w:hAnsi="Arial" w:cs="Arial"/>
+                <w:b/>
+                <w:bCs/>
+                <w:sz w:val="22"/>
+                <w:szCs w:val="22"/>
+              </w:rPr>
+              <w:t>0.0460</w:t>
+            </w:r>
+          </w:p>
+        </w:tc>
+        <w:tc>
+          <w:tcPr>
+            <w:tcW w:w="236" w:type="dxa"/>
+          </w:tcPr>
+          <w:p>
+            <w:pPr>
+              <w:jc w:val="both"/>
+              <w:rPr>
+                <w:rFonts w:ascii="Arial" w:hAnsi="Arial" w:cs="Arial"/>
+                <w:sz w:val="22"/>
+                <w:szCs w:val="22"/>
+              </w:rPr>
+            </w:pPr>
+          </w:p>
+        </w:tc>
+        <w:tc>
+          <w:tcPr>
+            <w:tcW w:w="1996" w:type="dxa"/>
+          </w:tcPr>
+          <w:p>
+            <w:pPr>
+              <w:jc w:val="both"/>
+              <w:rPr>
+                <w:rFonts w:ascii="Arial" w:hAnsi="Arial" w:cs="Arial"/>
+                <w:b/>
+                <w:bCs/>
+                <w:sz w:val="22"/>
+                <w:szCs w:val="22"/>
+              </w:rPr>
+            </w:pPr>
+            <w:r>
+              <w:rPr>
+                <w:rFonts w:ascii="Arial" w:hAnsi="Arial" w:cs="Arial"/>
+                <w:b/>
+                <w:bCs/>
+                <w:sz w:val="22"/>
+                <w:szCs w:val="22"/>
+              </w:rPr>
+              <w:t>1.004</w:t>
+            </w:r>
+          </w:p>
+        </w:tc>
+        <w:tc>
+          <w:tcPr>
+            <w:tcW w:w="330" w:type="dxa"/>
+          </w:tcPr>
+          <w:p>
+            <w:pPr>
+              <w:jc w:val="both"/>
+              <w:rPr>
+                <w:rFonts w:ascii="Arial" w:hAnsi="Arial" w:cs="Arial"/>
+                <w:sz w:val="22"/>
+                <w:szCs w:val="22"/>
+              </w:rPr>
+            </w:pPr>
+          </w:p>
+        </w:tc>
+        <w:tc>
+          <w:tcPr>
+            <w:tcW w:w="1852" w:type="dxa"/>
+          </w:tcPr>
+          <w:p>
+            <w:pPr>
+              <w:jc w:val="both"/>
+              <w:rPr>
+                <w:rFonts w:ascii="Arial" w:hAnsi="Arial" w:cs="Arial"/>
+                <w:b/>
+                <w:bCs/>
+                <w:sz w:val="22"/>
+                <w:szCs w:val="22"/>
+              </w:rPr>
+            </w:pPr>
+            <w:r>
+              <w:rPr>
+                <w:rFonts w:ascii="Arial" w:hAnsi="Arial" w:cs="Arial"/>
+                <w:b/>
+                <w:bCs/>
+                <w:sz w:val="22"/>
+                <w:szCs w:val="22"/>
+              </w:rPr>
+              <w:t>0.964</w:t>
             </w:r>
           </w:p>
         </w:tc>
@@ -12190,13 +10632,6 @@
           <w:rFonts w:ascii="Arial" w:hAnsi="Arial" w:cs="Arial"/>
         </w:rPr>
       </w:pPr>
-    </w:p>
-    <w:p>
-      <w:pPr>
-        <w:rPr>
-          <w:rFonts w:ascii="Arial" w:hAnsi="Arial" w:cs="Arial"/>
-        </w:rPr>
-      </w:pPr>
       <w:r>
         <w:rPr>
           <w:rFonts w:ascii="Arial" w:hAnsi="Arial" w:cs="Arial"/>
@@ -12236,6 +10671,19 @@
           <w:vertAlign w:val="subscript"/>
         </w:rPr>
         <w:t>W2</w:t>
+      </w:r>
+      <w:r>
+        <w:rPr>
+          <w:rFonts w:ascii="Arial" w:hAnsi="Arial" w:cs="Arial"/>
+        </w:rPr>
+        <w:t xml:space="preserve"> + P</w:t>
+      </w:r>
+      <w:r>
+        <w:rPr>
+          <w:rFonts w:ascii="Arial" w:hAnsi="Arial" w:cs="Arial"/>
+          <w:vertAlign w:val="subscript"/>
+        </w:rPr>
+        <w:t>W3</w:t>
       </w:r>
       <w:r>
         <w:rPr>
@@ -12311,6 +10759,1586 @@
             <w:pPr>
               <w:rPr>
                 <w:rFonts w:ascii="Arial" w:hAnsi="Arial" w:cs="Arial"/>
+                <w:b/>
+                <w:bCs/>
+              </w:rPr>
+            </w:pPr>
+          </w:p>
+          <w:p>
+            <w:pPr>
+              <w:rPr>
+                <w:rFonts w:ascii="Arial" w:hAnsi="Arial" w:cs="Arial"/>
+                <w:b/>
+                <w:bCs/>
+              </w:rPr>
+            </w:pPr>
+            <w:r>
+              <w:rPr>
+                <w:rFonts w:ascii="Arial" w:hAnsi="Arial" w:cs="Arial"/>
+                <w:b/>
+                <w:bCs/>
+              </w:rPr>
+              <w:t>3.842</w:t>
+            </w:r>
+          </w:p>
+        </w:tc>
+        <w:tc>
+          <w:tcPr>
+            <w:tcW w:w="1980" w:type="dxa"/>
+          </w:tcPr>
+          <w:p>
+            <w:pPr>
+              <w:rPr>
+                <w:rFonts w:ascii="Arial" w:hAnsi="Arial" w:cs="Arial"/>
+              </w:rPr>
+            </w:pPr>
+            <w:r>
+              <w:rPr>
+                <w:rFonts w:ascii="Arial" w:hAnsi="Arial" w:cs="Arial"/>
+              </w:rPr>
+              <w:t xml:space="preserve"> </w:t>
+            </w:r>
+          </w:p>
+          <w:p>
+            <w:pPr>
+              <w:rPr>
+                <w:rFonts w:ascii="Arial" w:hAnsi="Arial" w:cs="Arial"/>
+              </w:rPr>
+            </w:pPr>
+            <w:r>
+              <w:rPr>
+                <w:rFonts w:ascii="Arial" w:hAnsi="Arial" w:cs="Arial"/>
+              </w:rPr>
+              <w:t>(W)</w:t>
+            </w:r>
+          </w:p>
+        </w:tc>
+      </w:tr>
+    </w:tbl>
+    <w:p>
+      <w:pPr>
+        <w:rPr>
+          <w:rFonts w:ascii="Arial" w:hAnsi="Arial" w:cs="Arial"/>
+        </w:rPr>
+      </w:pPr>
+    </w:p>
+    <w:p>
+      <w:pPr>
+        <w:rPr>
+          <w:rFonts w:ascii="Arial" w:hAnsi="Arial" w:cs="Arial"/>
+        </w:rPr>
+      </w:pPr>
+    </w:p>
+    <w:p>
+      <w:pPr>
+        <w:rPr>
+          <w:rFonts w:ascii="Arial" w:hAnsi="Arial" w:cs="Arial"/>
+        </w:rPr>
+      </w:pPr>
+    </w:p>
+    <w:p>
+      <w:pPr>
+        <w:rPr>
+          <w:rFonts w:ascii="Arial" w:hAnsi="Arial" w:cs="Arial"/>
+          <w:b/>
+          <w:sz w:val="28"/>
+          <w:szCs w:val="28"/>
+        </w:rPr>
+      </w:pPr>
+      <w:r>
+        <w:rPr>
+          <w:rFonts w:ascii="Arial" w:hAnsi="Arial" w:cs="Arial"/>
+          <w:b/>
+          <w:sz w:val="28"/>
+          <w:szCs w:val="28"/>
+        </w:rPr>
+        <w:t>Experiment 5</w:t>
+      </w:r>
+      <w:r>
+        <w:rPr>
+          <w:rFonts w:ascii="Arial" w:hAnsi="Arial" w:cs="Arial"/>
+          <w:b/>
+          <w:sz w:val="28"/>
+          <w:szCs w:val="28"/>
+        </w:rPr>
+        <w:t>:  Unbalanced 3 Phase Star connected load</w:t>
+      </w:r>
+      <w:r>
+        <w:rPr>
+          <w:rFonts w:ascii="Arial" w:hAnsi="Arial" w:cs="Arial"/>
+          <w:b/>
+          <w:sz w:val="28"/>
+          <w:szCs w:val="28"/>
+        </w:rPr>
+        <w:t xml:space="preserve"> – 2</w:t>
+      </w:r>
+      <w:r>
+        <w:rPr>
+          <w:rFonts w:ascii="Arial" w:hAnsi="Arial" w:cs="Arial"/>
+          <w:b/>
+          <w:sz w:val="28"/>
+          <w:szCs w:val="28"/>
+        </w:rPr>
+        <w:t xml:space="preserve"> Wattmeter Method</w:t>
+      </w:r>
+    </w:p>
+    <w:p>
+      <w:pPr>
+        <w:rPr>
+          <w:rFonts w:ascii="Arial" w:hAnsi="Arial" w:cs="Arial"/>
+        </w:rPr>
+      </w:pPr>
+    </w:p>
+    <w:p>
+      <w:pPr>
+        <w:rPr>
+          <w:rFonts w:ascii="Arial" w:hAnsi="Arial" w:cs="Arial"/>
+        </w:rPr>
+      </w:pPr>
+      <w:r>
+        <w:rPr>
+          <w:rFonts w:ascii="Arial" w:hAnsi="Arial" w:cs="Arial"/>
+        </w:rPr>
+        <w:t xml:space="preserve">We now want to repeat the measurement of total 3 phase power in the circuit shown on Figure 16 but this time using the </w:t>
+      </w:r>
+      <w:proofErr w:type="gramStart"/>
+      <w:r>
+        <w:rPr>
+          <w:rFonts w:ascii="Arial" w:hAnsi="Arial" w:cs="Arial"/>
+        </w:rPr>
+        <w:t>2 wattmeter</w:t>
+      </w:r>
+      <w:proofErr w:type="gramEnd"/>
+      <w:r>
+        <w:rPr>
+          <w:rFonts w:ascii="Arial" w:hAnsi="Arial" w:cs="Arial"/>
+        </w:rPr>
+        <w:t xml:space="preserve"> method.</w:t>
+      </w:r>
+    </w:p>
+    <w:p>
+      <w:pPr>
+        <w:rPr>
+          <w:rFonts w:ascii="Arial" w:hAnsi="Arial" w:cs="Arial"/>
+        </w:rPr>
+      </w:pPr>
+    </w:p>
+    <w:p>
+      <w:pPr>
+        <w:rPr>
+          <w:rFonts w:ascii="Arial" w:hAnsi="Arial" w:cs="Arial"/>
+        </w:rPr>
+      </w:pPr>
+      <w:r>
+        <w:rPr>
+          <w:rFonts w:ascii="Arial" w:hAnsi="Arial" w:cs="Arial"/>
+        </w:rPr>
+        <w:t>The conne</w:t>
+      </w:r>
+      <w:r>
+        <w:rPr>
+          <w:rFonts w:ascii="Arial" w:hAnsi="Arial" w:cs="Arial"/>
+        </w:rPr>
+        <w:t xml:space="preserve">ctions for the two </w:t>
+      </w:r>
+      <w:proofErr w:type="spellStart"/>
+      <w:r>
+        <w:rPr>
+          <w:rFonts w:ascii="Arial" w:hAnsi="Arial" w:cs="Arial"/>
+        </w:rPr>
+        <w:t>wattmeters</w:t>
+      </w:r>
+      <w:proofErr w:type="spellEnd"/>
+      <w:r>
+        <w:rPr>
+          <w:rFonts w:ascii="Arial" w:hAnsi="Arial" w:cs="Arial"/>
+        </w:rPr>
+        <w:t xml:space="preserve"> are</w:t>
+      </w:r>
+      <w:r>
+        <w:rPr>
+          <w:rFonts w:ascii="Arial" w:hAnsi="Arial" w:cs="Arial"/>
+        </w:rPr>
+        <w:t xml:space="preserve"> shown on Figure 17.</w:t>
+      </w:r>
+    </w:p>
+    <w:p>
+      <w:pPr>
+        <w:rPr>
+          <w:rFonts w:ascii="Arial" w:hAnsi="Arial" w:cs="Arial"/>
+        </w:rPr>
+      </w:pPr>
+    </w:p>
+    <w:p>
+      <w:pPr>
+        <w:rPr>
+          <w:rFonts w:ascii="Arial" w:hAnsi="Arial" w:cs="Arial"/>
+        </w:rPr>
+      </w:pPr>
+      <w:r>
+        <w:rPr>
+          <w:rFonts w:ascii="Arial" w:hAnsi="Arial" w:cs="Arial"/>
+          <w:noProof/>
+        </w:rPr>
+        <w:drawing>
+          <wp:inline distT="0" distB="0" distL="0" distR="0" wp14:anchorId="0157F5B8" wp14:editId="267A4C1E">
+            <wp:extent cx="6057900" cy="2108200"/>
+            <wp:effectExtent l="0" t="0" r="0" b="0"/>
+            <wp:docPr id="17" name="Picture 17"/>
+            <wp:cNvGraphicFramePr>
+              <a:graphicFrameLocks xmlns:a="http://schemas.openxmlformats.org/drawingml/2006/main"/>
+            </wp:cNvGraphicFramePr>
+            <a:graphic xmlns:a="http://schemas.openxmlformats.org/drawingml/2006/main">
+              <a:graphicData uri="http://schemas.openxmlformats.org/drawingml/2006/picture">
+                <pic:pic xmlns:pic="http://schemas.openxmlformats.org/drawingml/2006/picture">
+                  <pic:nvPicPr>
+                    <pic:cNvPr id="0" name="Picture 17"/>
+                    <pic:cNvPicPr>
+                      <a:picLocks/>
+                    </pic:cNvPicPr>
+                  </pic:nvPicPr>
+                  <pic:blipFill>
+                    <a:blip r:embed="rId24" cstate="print">
+                      <a:extLst>
+                        <a:ext uri="{28A0092B-C50C-407E-A947-70E740481C1C}">
+                          <a14:useLocalDpi xmlns:a14="http://schemas.microsoft.com/office/drawing/2010/main" val="0"/>
+                        </a:ext>
+                      </a:extLst>
+                    </a:blip>
+                    <a:srcRect/>
+                    <a:stretch>
+                      <a:fillRect/>
+                    </a:stretch>
+                  </pic:blipFill>
+                  <pic:spPr bwMode="auto">
+                    <a:xfrm>
+                      <a:off x="0" y="0"/>
+                      <a:ext cx="6057900" cy="2108200"/>
+                    </a:xfrm>
+                    <a:prstGeom prst="rect">
+                      <a:avLst/>
+                    </a:prstGeom>
+                    <a:noFill/>
+                    <a:ln>
+                      <a:noFill/>
+                    </a:ln>
+                  </pic:spPr>
+                </pic:pic>
+              </a:graphicData>
+            </a:graphic>
+          </wp:inline>
+        </w:drawing>
+      </w:r>
+    </w:p>
+    <w:p>
+      <w:pPr>
+        <w:rPr>
+          <w:rFonts w:ascii="Arial" w:hAnsi="Arial" w:cs="Arial"/>
+        </w:rPr>
+      </w:pPr>
+    </w:p>
+    <w:p>
+      <w:pPr>
+        <w:rPr>
+          <w:rFonts w:ascii="Arial" w:hAnsi="Arial" w:cs="Arial"/>
+        </w:rPr>
+      </w:pPr>
+      <w:r>
+        <w:rPr>
+          <w:rFonts w:ascii="Arial" w:hAnsi="Arial" w:cs="Arial"/>
+        </w:rPr>
+        <w:tab/>
+      </w:r>
+      <w:r>
+        <w:rPr>
+          <w:rFonts w:ascii="Arial" w:hAnsi="Arial" w:cs="Arial"/>
+        </w:rPr>
+        <w:tab/>
+      </w:r>
+      <w:r>
+        <w:rPr>
+          <w:rFonts w:ascii="Arial" w:hAnsi="Arial" w:cs="Arial"/>
+        </w:rPr>
+        <w:tab/>
+      </w:r>
+      <w:r>
+        <w:rPr>
+          <w:rFonts w:ascii="Arial" w:hAnsi="Arial" w:cs="Arial"/>
+        </w:rPr>
+        <w:tab/>
+        <w:t>Figure 17: 2 Wattmeter Placement</w:t>
+      </w:r>
+    </w:p>
+    <w:p>
+      <w:pPr>
+        <w:rPr>
+          <w:rFonts w:ascii="Arial" w:hAnsi="Arial" w:cs="Arial"/>
+        </w:rPr>
+      </w:pPr>
+    </w:p>
+    <w:p>
+      <w:pPr>
+        <w:jc w:val="both"/>
+        <w:rPr>
+          <w:rFonts w:ascii="Arial" w:hAnsi="Arial" w:cs="Arial"/>
+          <w:sz w:val="22"/>
+          <w:szCs w:val="22"/>
+        </w:rPr>
+      </w:pPr>
+    </w:p>
+    <w:p>
+      <w:pPr>
+        <w:jc w:val="both"/>
+        <w:rPr>
+          <w:rFonts w:ascii="Arial" w:hAnsi="Arial" w:cs="Arial"/>
+          <w:sz w:val="22"/>
+          <w:szCs w:val="22"/>
+        </w:rPr>
+      </w:pPr>
+      <w:r>
+        <w:rPr>
+          <w:rFonts w:ascii="Arial" w:hAnsi="Arial" w:cs="Arial"/>
+          <w:sz w:val="22"/>
+          <w:szCs w:val="22"/>
+        </w:rPr>
+        <w:t>Wire up the Power Analyser to measure V</w:t>
+      </w:r>
+      <w:r>
+        <w:rPr>
+          <w:rFonts w:ascii="Arial" w:hAnsi="Arial" w:cs="Arial"/>
+          <w:sz w:val="22"/>
+          <w:szCs w:val="22"/>
+          <w:vertAlign w:val="subscript"/>
+        </w:rPr>
+        <w:t>RB</w:t>
+      </w:r>
+      <w:r>
+        <w:rPr>
+          <w:rFonts w:ascii="Arial" w:hAnsi="Arial" w:cs="Arial"/>
+          <w:sz w:val="22"/>
+          <w:szCs w:val="22"/>
+        </w:rPr>
+        <w:t xml:space="preserve"> and I</w:t>
+      </w:r>
+      <w:r>
+        <w:rPr>
+          <w:rFonts w:ascii="Arial" w:hAnsi="Arial" w:cs="Arial"/>
+          <w:sz w:val="22"/>
+          <w:szCs w:val="22"/>
+          <w:vertAlign w:val="subscript"/>
+        </w:rPr>
+        <w:t>R</w:t>
+      </w:r>
+      <w:r>
+        <w:rPr>
+          <w:rFonts w:ascii="Arial" w:hAnsi="Arial" w:cs="Arial"/>
+          <w:sz w:val="22"/>
+          <w:szCs w:val="22"/>
+        </w:rPr>
+        <w:t xml:space="preserve"> and record the results:</w:t>
+      </w:r>
+    </w:p>
+    <w:p>
+      <w:pPr>
+        <w:rPr>
+          <w:rFonts w:ascii="Arial" w:hAnsi="Arial" w:cs="Arial"/>
+        </w:rPr>
+      </w:pPr>
+    </w:p>
+    <w:tbl>
+      <w:tblPr>
+        <w:tblW w:w="0" w:type="auto"/>
+        <w:tblInd w:w="648" w:type="dxa"/>
+        <w:tblBorders>
+          <w:top w:val="single" w:sz="4" w:space="0" w:color="auto"/>
+          <w:left w:val="single" w:sz="4" w:space="0" w:color="auto"/>
+          <w:bottom w:val="single" w:sz="4" w:space="0" w:color="auto"/>
+          <w:right w:val="single" w:sz="4" w:space="0" w:color="auto"/>
+          <w:insideH w:val="single" w:sz="4" w:space="0" w:color="auto"/>
+          <w:insideV w:val="single" w:sz="4" w:space="0" w:color="auto"/>
+        </w:tblBorders>
+        <w:tblLook w:val="01E0" w:firstRow="1" w:lastRow="1" w:firstColumn="1" w:lastColumn="1" w:noHBand="0" w:noVBand="0"/>
+      </w:tblPr>
+      <w:tblGrid>
+        <w:gridCol w:w="1908"/>
+        <w:gridCol w:w="302"/>
+        <w:gridCol w:w="1858"/>
+        <w:gridCol w:w="236"/>
+        <w:gridCol w:w="1996"/>
+        <w:gridCol w:w="330"/>
+        <w:gridCol w:w="1852"/>
+      </w:tblGrid>
+      <w:tr>
+        <w:tc>
+          <w:tcPr>
+            <w:tcW w:w="1908" w:type="dxa"/>
+          </w:tcPr>
+          <w:p>
+            <w:pPr>
+              <w:jc w:val="both"/>
+              <w:rPr>
+                <w:rFonts w:ascii="Arial" w:hAnsi="Arial" w:cs="Arial"/>
+                <w:sz w:val="22"/>
+                <w:szCs w:val="22"/>
+              </w:rPr>
+            </w:pPr>
+            <w:r>
+              <w:rPr>
+                <w:rFonts w:ascii="Arial" w:hAnsi="Arial" w:cs="Arial"/>
+                <w:sz w:val="22"/>
+                <w:szCs w:val="22"/>
+              </w:rPr>
+              <w:t>V</w:t>
+            </w:r>
+            <w:r>
+              <w:rPr>
+                <w:rFonts w:ascii="Arial" w:hAnsi="Arial" w:cs="Arial"/>
+                <w:sz w:val="22"/>
+                <w:szCs w:val="22"/>
+                <w:vertAlign w:val="subscript"/>
+              </w:rPr>
+              <w:t>RB</w:t>
+            </w:r>
+          </w:p>
+        </w:tc>
+        <w:tc>
+          <w:tcPr>
+            <w:tcW w:w="302" w:type="dxa"/>
+          </w:tcPr>
+          <w:p>
+            <w:pPr>
+              <w:jc w:val="both"/>
+              <w:rPr>
+                <w:rFonts w:ascii="Arial" w:hAnsi="Arial" w:cs="Arial"/>
+                <w:sz w:val="22"/>
+                <w:szCs w:val="22"/>
+              </w:rPr>
+            </w:pPr>
+          </w:p>
+        </w:tc>
+        <w:tc>
+          <w:tcPr>
+            <w:tcW w:w="1858" w:type="dxa"/>
+          </w:tcPr>
+          <w:p>
+            <w:pPr>
+              <w:jc w:val="both"/>
+              <w:rPr>
+                <w:rFonts w:ascii="Arial" w:hAnsi="Arial" w:cs="Arial"/>
+                <w:sz w:val="22"/>
+                <w:szCs w:val="22"/>
+              </w:rPr>
+            </w:pPr>
+            <w:r>
+              <w:rPr>
+                <w:rFonts w:ascii="Arial" w:hAnsi="Arial" w:cs="Arial"/>
+                <w:sz w:val="22"/>
+                <w:szCs w:val="22"/>
+              </w:rPr>
+              <w:t>I</w:t>
+            </w:r>
+            <w:r>
+              <w:rPr>
+                <w:rFonts w:ascii="Arial" w:hAnsi="Arial" w:cs="Arial"/>
+                <w:sz w:val="22"/>
+                <w:szCs w:val="22"/>
+                <w:vertAlign w:val="subscript"/>
+              </w:rPr>
+              <w:t>R</w:t>
+            </w:r>
+          </w:p>
+        </w:tc>
+        <w:tc>
+          <w:tcPr>
+            <w:tcW w:w="236" w:type="dxa"/>
+          </w:tcPr>
+          <w:p>
+            <w:pPr>
+              <w:jc w:val="both"/>
+              <w:rPr>
+                <w:rFonts w:ascii="Arial" w:hAnsi="Arial" w:cs="Arial"/>
+                <w:sz w:val="22"/>
+                <w:szCs w:val="22"/>
+              </w:rPr>
+            </w:pPr>
+          </w:p>
+        </w:tc>
+        <w:tc>
+          <w:tcPr>
+            <w:tcW w:w="1996" w:type="dxa"/>
+          </w:tcPr>
+          <w:p>
+            <w:pPr>
+              <w:jc w:val="both"/>
+              <w:rPr>
+                <w:rFonts w:ascii="Arial" w:hAnsi="Arial" w:cs="Arial"/>
+                <w:sz w:val="22"/>
+                <w:szCs w:val="22"/>
+                <w:vertAlign w:val="subscript"/>
+              </w:rPr>
+            </w:pPr>
+            <w:r>
+              <w:rPr>
+                <w:rFonts w:ascii="Arial" w:hAnsi="Arial" w:cs="Arial"/>
+                <w:sz w:val="22"/>
+                <w:szCs w:val="22"/>
+              </w:rPr>
+              <w:t>Real Power (P</w:t>
+            </w:r>
+            <w:r>
+              <w:rPr>
+                <w:rFonts w:ascii="Arial" w:hAnsi="Arial" w:cs="Arial"/>
+                <w:sz w:val="22"/>
+                <w:szCs w:val="22"/>
+                <w:vertAlign w:val="subscript"/>
+              </w:rPr>
+              <w:t>W1</w:t>
+            </w:r>
+            <w:r>
+              <w:rPr>
+                <w:rFonts w:ascii="Arial" w:hAnsi="Arial" w:cs="Arial"/>
+                <w:sz w:val="22"/>
+                <w:szCs w:val="22"/>
+              </w:rPr>
+              <w:t>)</w:t>
+            </w:r>
+          </w:p>
+        </w:tc>
+        <w:tc>
+          <w:tcPr>
+            <w:tcW w:w="330" w:type="dxa"/>
+          </w:tcPr>
+          <w:p>
+            <w:pPr>
+              <w:jc w:val="both"/>
+              <w:rPr>
+                <w:rFonts w:ascii="Arial" w:hAnsi="Arial" w:cs="Arial"/>
+                <w:sz w:val="22"/>
+                <w:szCs w:val="22"/>
+              </w:rPr>
+            </w:pPr>
+          </w:p>
+        </w:tc>
+        <w:tc>
+          <w:tcPr>
+            <w:tcW w:w="1852" w:type="dxa"/>
+          </w:tcPr>
+          <w:p>
+            <w:pPr>
+              <w:jc w:val="both"/>
+              <w:rPr>
+                <w:rFonts w:ascii="Arial" w:hAnsi="Arial" w:cs="Arial"/>
+                <w:sz w:val="22"/>
+                <w:szCs w:val="22"/>
+              </w:rPr>
+            </w:pPr>
+            <w:r>
+              <w:rPr>
+                <w:rFonts w:ascii="Arial" w:hAnsi="Arial" w:cs="Arial"/>
+                <w:sz w:val="22"/>
+                <w:szCs w:val="22"/>
+              </w:rPr>
+              <w:t>Cos Φw1</w:t>
+            </w:r>
+          </w:p>
+        </w:tc>
+      </w:tr>
+      <w:tr>
+        <w:tc>
+          <w:tcPr>
+            <w:tcW w:w="1908" w:type="dxa"/>
+          </w:tcPr>
+          <w:p>
+            <w:pPr>
+              <w:jc w:val="both"/>
+              <w:rPr>
+                <w:rFonts w:ascii="Arial" w:hAnsi="Arial" w:cs="Arial"/>
+                <w:sz w:val="22"/>
+                <w:szCs w:val="22"/>
+              </w:rPr>
+            </w:pPr>
+            <w:r>
+              <w:rPr>
+                <w:rFonts w:ascii="Arial" w:hAnsi="Arial" w:cs="Arial"/>
+                <w:sz w:val="22"/>
+                <w:szCs w:val="22"/>
+              </w:rPr>
+              <w:t>(V)</w:t>
+            </w:r>
+          </w:p>
+        </w:tc>
+        <w:tc>
+          <w:tcPr>
+            <w:tcW w:w="302" w:type="dxa"/>
+          </w:tcPr>
+          <w:p>
+            <w:pPr>
+              <w:jc w:val="both"/>
+              <w:rPr>
+                <w:rFonts w:ascii="Arial" w:hAnsi="Arial" w:cs="Arial"/>
+                <w:sz w:val="22"/>
+                <w:szCs w:val="22"/>
+              </w:rPr>
+            </w:pPr>
+          </w:p>
+        </w:tc>
+        <w:tc>
+          <w:tcPr>
+            <w:tcW w:w="1858" w:type="dxa"/>
+          </w:tcPr>
+          <w:p>
+            <w:pPr>
+              <w:jc w:val="both"/>
+              <w:rPr>
+                <w:rFonts w:ascii="Arial" w:hAnsi="Arial" w:cs="Arial"/>
+                <w:sz w:val="22"/>
+                <w:szCs w:val="22"/>
+              </w:rPr>
+            </w:pPr>
+            <w:r>
+              <w:rPr>
+                <w:rFonts w:ascii="Arial" w:hAnsi="Arial" w:cs="Arial"/>
+                <w:sz w:val="22"/>
+                <w:szCs w:val="22"/>
+              </w:rPr>
+              <w:t>(A)</w:t>
+            </w:r>
+          </w:p>
+        </w:tc>
+        <w:tc>
+          <w:tcPr>
+            <w:tcW w:w="236" w:type="dxa"/>
+          </w:tcPr>
+          <w:p>
+            <w:pPr>
+              <w:jc w:val="both"/>
+              <w:rPr>
+                <w:rFonts w:ascii="Arial" w:hAnsi="Arial" w:cs="Arial"/>
+                <w:sz w:val="22"/>
+                <w:szCs w:val="22"/>
+              </w:rPr>
+            </w:pPr>
+          </w:p>
+        </w:tc>
+        <w:tc>
+          <w:tcPr>
+            <w:tcW w:w="1996" w:type="dxa"/>
+          </w:tcPr>
+          <w:p>
+            <w:pPr>
+              <w:jc w:val="both"/>
+              <w:rPr>
+                <w:rFonts w:ascii="Arial" w:hAnsi="Arial" w:cs="Arial"/>
+                <w:sz w:val="22"/>
+                <w:szCs w:val="22"/>
+              </w:rPr>
+            </w:pPr>
+            <w:r>
+              <w:rPr>
+                <w:rFonts w:ascii="Arial" w:hAnsi="Arial" w:cs="Arial"/>
+                <w:sz w:val="22"/>
+                <w:szCs w:val="22"/>
+              </w:rPr>
+              <w:t>(W)</w:t>
+            </w:r>
+          </w:p>
+        </w:tc>
+        <w:tc>
+          <w:tcPr>
+            <w:tcW w:w="330" w:type="dxa"/>
+          </w:tcPr>
+          <w:p>
+            <w:pPr>
+              <w:jc w:val="both"/>
+              <w:rPr>
+                <w:rFonts w:ascii="Arial" w:hAnsi="Arial" w:cs="Arial"/>
+                <w:sz w:val="22"/>
+                <w:szCs w:val="22"/>
+              </w:rPr>
+            </w:pPr>
+          </w:p>
+        </w:tc>
+        <w:tc>
+          <w:tcPr>
+            <w:tcW w:w="1852" w:type="dxa"/>
+          </w:tcPr>
+          <w:p>
+            <w:pPr>
+              <w:jc w:val="both"/>
+              <w:rPr>
+                <w:rFonts w:ascii="Arial" w:hAnsi="Arial" w:cs="Arial"/>
+                <w:sz w:val="22"/>
+                <w:szCs w:val="22"/>
+              </w:rPr>
+            </w:pPr>
+          </w:p>
+        </w:tc>
+      </w:tr>
+      <w:tr>
+        <w:tc>
+          <w:tcPr>
+            <w:tcW w:w="1908" w:type="dxa"/>
+          </w:tcPr>
+          <w:p>
+            <w:pPr>
+              <w:jc w:val="both"/>
+              <w:rPr>
+                <w:rFonts w:ascii="Arial" w:hAnsi="Arial" w:cs="Arial"/>
+                <w:b/>
+                <w:bCs/>
+                <w:sz w:val="22"/>
+                <w:szCs w:val="22"/>
+              </w:rPr>
+            </w:pPr>
+            <w:r>
+              <w:rPr>
+                <w:rFonts w:ascii="Arial" w:hAnsi="Arial" w:cs="Arial"/>
+                <w:b/>
+                <w:bCs/>
+                <w:sz w:val="22"/>
+                <w:szCs w:val="22"/>
+              </w:rPr>
+              <w:t>45.67</w:t>
+            </w:r>
+          </w:p>
+        </w:tc>
+        <w:tc>
+          <w:tcPr>
+            <w:tcW w:w="302" w:type="dxa"/>
+          </w:tcPr>
+          <w:p>
+            <w:pPr>
+              <w:jc w:val="both"/>
+              <w:rPr>
+                <w:rFonts w:ascii="Arial" w:hAnsi="Arial" w:cs="Arial"/>
+                <w:sz w:val="22"/>
+                <w:szCs w:val="22"/>
+              </w:rPr>
+            </w:pPr>
+          </w:p>
+        </w:tc>
+        <w:tc>
+          <w:tcPr>
+            <w:tcW w:w="1858" w:type="dxa"/>
+          </w:tcPr>
+          <w:p>
+            <w:pPr>
+              <w:jc w:val="both"/>
+              <w:rPr>
+                <w:rFonts w:ascii="Arial" w:hAnsi="Arial" w:cs="Arial"/>
+                <w:b/>
+                <w:bCs/>
+                <w:sz w:val="22"/>
+                <w:szCs w:val="22"/>
+              </w:rPr>
+            </w:pPr>
+            <w:r>
+              <w:rPr>
+                <w:rFonts w:ascii="Arial" w:hAnsi="Arial" w:cs="Arial"/>
+                <w:b/>
+                <w:bCs/>
+                <w:sz w:val="22"/>
+                <w:szCs w:val="22"/>
+              </w:rPr>
+              <w:t>0.0701</w:t>
+            </w:r>
+          </w:p>
+        </w:tc>
+        <w:tc>
+          <w:tcPr>
+            <w:tcW w:w="236" w:type="dxa"/>
+          </w:tcPr>
+          <w:p>
+            <w:pPr>
+              <w:jc w:val="both"/>
+              <w:rPr>
+                <w:rFonts w:ascii="Arial" w:hAnsi="Arial" w:cs="Arial"/>
+                <w:sz w:val="22"/>
+                <w:szCs w:val="22"/>
+              </w:rPr>
+            </w:pPr>
+          </w:p>
+        </w:tc>
+        <w:tc>
+          <w:tcPr>
+            <w:tcW w:w="1996" w:type="dxa"/>
+          </w:tcPr>
+          <w:p>
+            <w:pPr>
+              <w:jc w:val="both"/>
+              <w:rPr>
+                <w:rFonts w:ascii="Arial" w:hAnsi="Arial" w:cs="Arial"/>
+                <w:b/>
+                <w:bCs/>
+                <w:sz w:val="22"/>
+                <w:szCs w:val="22"/>
+              </w:rPr>
+            </w:pPr>
+            <w:r>
+              <w:rPr>
+                <w:rFonts w:ascii="Arial" w:hAnsi="Arial" w:cs="Arial"/>
+                <w:b/>
+                <w:bCs/>
+                <w:sz w:val="22"/>
+                <w:szCs w:val="22"/>
+              </w:rPr>
+              <w:t>0.336</w:t>
+            </w:r>
+          </w:p>
+        </w:tc>
+        <w:tc>
+          <w:tcPr>
+            <w:tcW w:w="330" w:type="dxa"/>
+          </w:tcPr>
+          <w:p>
+            <w:pPr>
+              <w:jc w:val="both"/>
+              <w:rPr>
+                <w:rFonts w:ascii="Arial" w:hAnsi="Arial" w:cs="Arial"/>
+                <w:sz w:val="22"/>
+                <w:szCs w:val="22"/>
+              </w:rPr>
+            </w:pPr>
+          </w:p>
+        </w:tc>
+        <w:tc>
+          <w:tcPr>
+            <w:tcW w:w="1852" w:type="dxa"/>
+          </w:tcPr>
+          <w:p>
+            <w:pPr>
+              <w:jc w:val="both"/>
+              <w:rPr>
+                <w:rFonts w:ascii="Arial" w:hAnsi="Arial" w:cs="Arial"/>
+                <w:b/>
+                <w:bCs/>
+                <w:sz w:val="22"/>
+                <w:szCs w:val="22"/>
+              </w:rPr>
+            </w:pPr>
+            <w:r>
+              <w:rPr>
+                <w:rFonts w:ascii="Arial" w:hAnsi="Arial" w:cs="Arial"/>
+                <w:b/>
+                <w:bCs/>
+                <w:sz w:val="22"/>
+                <w:szCs w:val="22"/>
+              </w:rPr>
+              <w:t>0.104</w:t>
+            </w:r>
+          </w:p>
+        </w:tc>
+      </w:tr>
+    </w:tbl>
+    <w:p>
+      <w:pPr>
+        <w:rPr>
+          <w:rFonts w:ascii="Arial" w:hAnsi="Arial" w:cs="Arial"/>
+        </w:rPr>
+      </w:pPr>
+    </w:p>
+    <w:p>
+      <w:pPr>
+        <w:rPr>
+          <w:rFonts w:ascii="Arial" w:hAnsi="Arial" w:cs="Arial"/>
+        </w:rPr>
+      </w:pPr>
+    </w:p>
+    <w:p>
+      <w:pPr>
+        <w:jc w:val="both"/>
+        <w:rPr>
+          <w:rFonts w:ascii="Arial" w:hAnsi="Arial" w:cs="Arial"/>
+          <w:sz w:val="22"/>
+          <w:szCs w:val="22"/>
+        </w:rPr>
+      </w:pPr>
+      <w:r>
+        <w:rPr>
+          <w:rFonts w:ascii="Arial" w:hAnsi="Arial" w:cs="Arial"/>
+          <w:sz w:val="22"/>
+          <w:szCs w:val="22"/>
+        </w:rPr>
+        <w:t>Wire up the Power Analyser to measure V</w:t>
+      </w:r>
+      <w:r>
+        <w:rPr>
+          <w:rFonts w:ascii="Arial" w:hAnsi="Arial" w:cs="Arial"/>
+          <w:sz w:val="22"/>
+          <w:szCs w:val="22"/>
+          <w:vertAlign w:val="subscript"/>
+        </w:rPr>
+        <w:t>YB</w:t>
+      </w:r>
+      <w:r>
+        <w:rPr>
+          <w:rFonts w:ascii="Arial" w:hAnsi="Arial" w:cs="Arial"/>
+          <w:sz w:val="22"/>
+          <w:szCs w:val="22"/>
+        </w:rPr>
+        <w:t xml:space="preserve"> and I</w:t>
+      </w:r>
+      <w:r>
+        <w:rPr>
+          <w:rFonts w:ascii="Arial" w:hAnsi="Arial" w:cs="Arial"/>
+          <w:sz w:val="22"/>
+          <w:szCs w:val="22"/>
+          <w:vertAlign w:val="subscript"/>
+        </w:rPr>
+        <w:t>Y</w:t>
+      </w:r>
+      <w:r>
+        <w:rPr>
+          <w:rFonts w:ascii="Arial" w:hAnsi="Arial" w:cs="Arial"/>
+          <w:sz w:val="22"/>
+          <w:szCs w:val="22"/>
+        </w:rPr>
+        <w:t xml:space="preserve"> and record the results:</w:t>
+      </w:r>
+    </w:p>
+    <w:p>
+      <w:pPr>
+        <w:rPr>
+          <w:rFonts w:ascii="Arial" w:hAnsi="Arial" w:cs="Arial"/>
+        </w:rPr>
+      </w:pPr>
+    </w:p>
+    <w:tbl>
+      <w:tblPr>
+        <w:tblW w:w="0" w:type="auto"/>
+        <w:tblInd w:w="648" w:type="dxa"/>
+        <w:tblBorders>
+          <w:top w:val="single" w:sz="4" w:space="0" w:color="auto"/>
+          <w:left w:val="single" w:sz="4" w:space="0" w:color="auto"/>
+          <w:bottom w:val="single" w:sz="4" w:space="0" w:color="auto"/>
+          <w:right w:val="single" w:sz="4" w:space="0" w:color="auto"/>
+          <w:insideH w:val="single" w:sz="4" w:space="0" w:color="auto"/>
+          <w:insideV w:val="single" w:sz="4" w:space="0" w:color="auto"/>
+        </w:tblBorders>
+        <w:tblLook w:val="01E0" w:firstRow="1" w:lastRow="1" w:firstColumn="1" w:lastColumn="1" w:noHBand="0" w:noVBand="0"/>
+      </w:tblPr>
+      <w:tblGrid>
+        <w:gridCol w:w="1908"/>
+        <w:gridCol w:w="302"/>
+        <w:gridCol w:w="1858"/>
+        <w:gridCol w:w="236"/>
+        <w:gridCol w:w="1996"/>
+        <w:gridCol w:w="330"/>
+        <w:gridCol w:w="1852"/>
+      </w:tblGrid>
+      <w:tr>
+        <w:tc>
+          <w:tcPr>
+            <w:tcW w:w="1908" w:type="dxa"/>
+          </w:tcPr>
+          <w:p>
+            <w:pPr>
+              <w:jc w:val="both"/>
+              <w:rPr>
+                <w:rFonts w:ascii="Arial" w:hAnsi="Arial" w:cs="Arial"/>
+                <w:sz w:val="22"/>
+                <w:szCs w:val="22"/>
+              </w:rPr>
+            </w:pPr>
+            <w:r>
+              <w:rPr>
+                <w:rFonts w:ascii="Arial" w:hAnsi="Arial" w:cs="Arial"/>
+                <w:sz w:val="22"/>
+                <w:szCs w:val="22"/>
+              </w:rPr>
+              <w:t>V</w:t>
+            </w:r>
+            <w:r>
+              <w:rPr>
+                <w:rFonts w:ascii="Arial" w:hAnsi="Arial" w:cs="Arial"/>
+                <w:sz w:val="22"/>
+                <w:szCs w:val="22"/>
+                <w:vertAlign w:val="subscript"/>
+              </w:rPr>
+              <w:t>YB</w:t>
+            </w:r>
+          </w:p>
+        </w:tc>
+        <w:tc>
+          <w:tcPr>
+            <w:tcW w:w="302" w:type="dxa"/>
+          </w:tcPr>
+          <w:p>
+            <w:pPr>
+              <w:jc w:val="both"/>
+              <w:rPr>
+                <w:rFonts w:ascii="Arial" w:hAnsi="Arial" w:cs="Arial"/>
+                <w:sz w:val="22"/>
+                <w:szCs w:val="22"/>
+              </w:rPr>
+            </w:pPr>
+          </w:p>
+        </w:tc>
+        <w:tc>
+          <w:tcPr>
+            <w:tcW w:w="1858" w:type="dxa"/>
+          </w:tcPr>
+          <w:p>
+            <w:pPr>
+              <w:jc w:val="both"/>
+              <w:rPr>
+                <w:rFonts w:ascii="Arial" w:hAnsi="Arial" w:cs="Arial"/>
+                <w:sz w:val="22"/>
+                <w:szCs w:val="22"/>
+              </w:rPr>
+            </w:pPr>
+            <w:r>
+              <w:rPr>
+                <w:rFonts w:ascii="Arial" w:hAnsi="Arial" w:cs="Arial"/>
+                <w:sz w:val="22"/>
+                <w:szCs w:val="22"/>
+              </w:rPr>
+              <w:t>I</w:t>
+            </w:r>
+            <w:r>
+              <w:rPr>
+                <w:rFonts w:ascii="Arial" w:hAnsi="Arial" w:cs="Arial"/>
+                <w:sz w:val="22"/>
+                <w:szCs w:val="22"/>
+                <w:vertAlign w:val="subscript"/>
+              </w:rPr>
+              <w:t>Y</w:t>
+            </w:r>
+          </w:p>
+        </w:tc>
+        <w:tc>
+          <w:tcPr>
+            <w:tcW w:w="236" w:type="dxa"/>
+          </w:tcPr>
+          <w:p>
+            <w:pPr>
+              <w:jc w:val="both"/>
+              <w:rPr>
+                <w:rFonts w:ascii="Arial" w:hAnsi="Arial" w:cs="Arial"/>
+                <w:sz w:val="22"/>
+                <w:szCs w:val="22"/>
+              </w:rPr>
+            </w:pPr>
+          </w:p>
+        </w:tc>
+        <w:tc>
+          <w:tcPr>
+            <w:tcW w:w="1996" w:type="dxa"/>
+          </w:tcPr>
+          <w:p>
+            <w:pPr>
+              <w:jc w:val="both"/>
+              <w:rPr>
+                <w:rFonts w:ascii="Arial" w:hAnsi="Arial" w:cs="Arial"/>
+                <w:sz w:val="22"/>
+                <w:szCs w:val="22"/>
+                <w:vertAlign w:val="subscript"/>
+              </w:rPr>
+            </w:pPr>
+            <w:r>
+              <w:rPr>
+                <w:rFonts w:ascii="Arial" w:hAnsi="Arial" w:cs="Arial"/>
+                <w:sz w:val="22"/>
+                <w:szCs w:val="22"/>
+              </w:rPr>
+              <w:t>Real Power (P</w:t>
+            </w:r>
+            <w:r>
+              <w:rPr>
+                <w:rFonts w:ascii="Arial" w:hAnsi="Arial" w:cs="Arial"/>
+                <w:sz w:val="22"/>
+                <w:szCs w:val="22"/>
+                <w:vertAlign w:val="subscript"/>
+              </w:rPr>
+              <w:t>W2</w:t>
+            </w:r>
+            <w:r>
+              <w:rPr>
+                <w:rFonts w:ascii="Arial" w:hAnsi="Arial" w:cs="Arial"/>
+                <w:sz w:val="22"/>
+                <w:szCs w:val="22"/>
+              </w:rPr>
+              <w:t>)</w:t>
+            </w:r>
+          </w:p>
+        </w:tc>
+        <w:tc>
+          <w:tcPr>
+            <w:tcW w:w="330" w:type="dxa"/>
+          </w:tcPr>
+          <w:p>
+            <w:pPr>
+              <w:jc w:val="both"/>
+              <w:rPr>
+                <w:rFonts w:ascii="Arial" w:hAnsi="Arial" w:cs="Arial"/>
+                <w:sz w:val="22"/>
+                <w:szCs w:val="22"/>
+              </w:rPr>
+            </w:pPr>
+          </w:p>
+        </w:tc>
+        <w:tc>
+          <w:tcPr>
+            <w:tcW w:w="1852" w:type="dxa"/>
+          </w:tcPr>
+          <w:p>
+            <w:pPr>
+              <w:jc w:val="both"/>
+              <w:rPr>
+                <w:rFonts w:ascii="Arial" w:hAnsi="Arial" w:cs="Arial"/>
+                <w:sz w:val="22"/>
+                <w:szCs w:val="22"/>
+              </w:rPr>
+            </w:pPr>
+            <w:r>
+              <w:rPr>
+                <w:rFonts w:ascii="Arial" w:hAnsi="Arial" w:cs="Arial"/>
+                <w:sz w:val="22"/>
+                <w:szCs w:val="22"/>
+              </w:rPr>
+              <w:t>Cos Φw2</w:t>
+            </w:r>
+          </w:p>
+        </w:tc>
+      </w:tr>
+      <w:tr>
+        <w:tc>
+          <w:tcPr>
+            <w:tcW w:w="1908" w:type="dxa"/>
+          </w:tcPr>
+          <w:p>
+            <w:pPr>
+              <w:jc w:val="both"/>
+              <w:rPr>
+                <w:rFonts w:ascii="Arial" w:hAnsi="Arial" w:cs="Arial"/>
+                <w:sz w:val="22"/>
+                <w:szCs w:val="22"/>
+              </w:rPr>
+            </w:pPr>
+            <w:r>
+              <w:rPr>
+                <w:rFonts w:ascii="Arial" w:hAnsi="Arial" w:cs="Arial"/>
+                <w:sz w:val="22"/>
+                <w:szCs w:val="22"/>
+              </w:rPr>
+              <w:t>(V)</w:t>
+            </w:r>
+          </w:p>
+        </w:tc>
+        <w:tc>
+          <w:tcPr>
+            <w:tcW w:w="302" w:type="dxa"/>
+          </w:tcPr>
+          <w:p>
+            <w:pPr>
+              <w:jc w:val="both"/>
+              <w:rPr>
+                <w:rFonts w:ascii="Arial" w:hAnsi="Arial" w:cs="Arial"/>
+                <w:sz w:val="22"/>
+                <w:szCs w:val="22"/>
+              </w:rPr>
+            </w:pPr>
+          </w:p>
+        </w:tc>
+        <w:tc>
+          <w:tcPr>
+            <w:tcW w:w="1858" w:type="dxa"/>
+          </w:tcPr>
+          <w:p>
+            <w:pPr>
+              <w:jc w:val="both"/>
+              <w:rPr>
+                <w:rFonts w:ascii="Arial" w:hAnsi="Arial" w:cs="Arial"/>
+                <w:sz w:val="22"/>
+                <w:szCs w:val="22"/>
+              </w:rPr>
+            </w:pPr>
+            <w:r>
+              <w:rPr>
+                <w:rFonts w:ascii="Arial" w:hAnsi="Arial" w:cs="Arial"/>
+                <w:sz w:val="22"/>
+                <w:szCs w:val="22"/>
+              </w:rPr>
+              <w:t>(A)</w:t>
+            </w:r>
+          </w:p>
+        </w:tc>
+        <w:tc>
+          <w:tcPr>
+            <w:tcW w:w="236" w:type="dxa"/>
+          </w:tcPr>
+          <w:p>
+            <w:pPr>
+              <w:jc w:val="both"/>
+              <w:rPr>
+                <w:rFonts w:ascii="Arial" w:hAnsi="Arial" w:cs="Arial"/>
+                <w:sz w:val="22"/>
+                <w:szCs w:val="22"/>
+              </w:rPr>
+            </w:pPr>
+          </w:p>
+        </w:tc>
+        <w:tc>
+          <w:tcPr>
+            <w:tcW w:w="1996" w:type="dxa"/>
+          </w:tcPr>
+          <w:p>
+            <w:pPr>
+              <w:jc w:val="both"/>
+              <w:rPr>
+                <w:rFonts w:ascii="Arial" w:hAnsi="Arial" w:cs="Arial"/>
+                <w:sz w:val="22"/>
+                <w:szCs w:val="22"/>
+              </w:rPr>
+            </w:pPr>
+            <w:r>
+              <w:rPr>
+                <w:rFonts w:ascii="Arial" w:hAnsi="Arial" w:cs="Arial"/>
+                <w:sz w:val="22"/>
+                <w:szCs w:val="22"/>
+              </w:rPr>
+              <w:t>(W)</w:t>
+            </w:r>
+          </w:p>
+        </w:tc>
+        <w:tc>
+          <w:tcPr>
+            <w:tcW w:w="330" w:type="dxa"/>
+          </w:tcPr>
+          <w:p>
+            <w:pPr>
+              <w:jc w:val="both"/>
+              <w:rPr>
+                <w:rFonts w:ascii="Arial" w:hAnsi="Arial" w:cs="Arial"/>
+                <w:sz w:val="22"/>
+                <w:szCs w:val="22"/>
+              </w:rPr>
+            </w:pPr>
+          </w:p>
+        </w:tc>
+        <w:tc>
+          <w:tcPr>
+            <w:tcW w:w="1852" w:type="dxa"/>
+          </w:tcPr>
+          <w:p>
+            <w:pPr>
+              <w:jc w:val="both"/>
+              <w:rPr>
+                <w:rFonts w:ascii="Arial" w:hAnsi="Arial" w:cs="Arial"/>
+                <w:sz w:val="22"/>
+                <w:szCs w:val="22"/>
+              </w:rPr>
+            </w:pPr>
+          </w:p>
+        </w:tc>
+      </w:tr>
+      <w:tr>
+        <w:tc>
+          <w:tcPr>
+            <w:tcW w:w="1908" w:type="dxa"/>
+          </w:tcPr>
+          <w:p>
+            <w:pPr>
+              <w:jc w:val="both"/>
+              <w:rPr>
+                <w:rFonts w:ascii="Arial" w:hAnsi="Arial" w:cs="Arial"/>
+                <w:b/>
+                <w:bCs/>
+                <w:sz w:val="22"/>
+                <w:szCs w:val="22"/>
+              </w:rPr>
+            </w:pPr>
+            <w:r>
+              <w:rPr>
+                <w:rFonts w:ascii="Arial" w:hAnsi="Arial" w:cs="Arial"/>
+                <w:b/>
+                <w:bCs/>
+                <w:sz w:val="22"/>
+                <w:szCs w:val="22"/>
+              </w:rPr>
+              <w:t>44.</w:t>
+            </w:r>
+            <w:r>
+              <w:rPr>
+                <w:rFonts w:ascii="Arial" w:hAnsi="Arial" w:cs="Arial"/>
+                <w:b/>
+                <w:bCs/>
+                <w:sz w:val="22"/>
+                <w:szCs w:val="22"/>
+              </w:rPr>
+              <w:t>48</w:t>
+            </w:r>
+          </w:p>
+        </w:tc>
+        <w:tc>
+          <w:tcPr>
+            <w:tcW w:w="302" w:type="dxa"/>
+          </w:tcPr>
+          <w:p>
+            <w:pPr>
+              <w:jc w:val="both"/>
+              <w:rPr>
+                <w:rFonts w:ascii="Arial" w:hAnsi="Arial" w:cs="Arial"/>
+                <w:sz w:val="22"/>
+                <w:szCs w:val="22"/>
+              </w:rPr>
+            </w:pPr>
+          </w:p>
+        </w:tc>
+        <w:tc>
+          <w:tcPr>
+            <w:tcW w:w="1858" w:type="dxa"/>
+          </w:tcPr>
+          <w:p>
+            <w:pPr>
+              <w:jc w:val="both"/>
+              <w:rPr>
+                <w:rFonts w:ascii="Arial" w:hAnsi="Arial" w:cs="Arial"/>
+                <w:b/>
+                <w:bCs/>
+                <w:sz w:val="22"/>
+                <w:szCs w:val="22"/>
+              </w:rPr>
+            </w:pPr>
+            <w:r>
+              <w:rPr>
+                <w:rFonts w:ascii="Arial" w:hAnsi="Arial" w:cs="Arial"/>
+                <w:b/>
+                <w:bCs/>
+                <w:sz w:val="22"/>
+                <w:szCs w:val="22"/>
+              </w:rPr>
+              <w:t>0.0773</w:t>
+            </w:r>
+          </w:p>
+        </w:tc>
+        <w:tc>
+          <w:tcPr>
+            <w:tcW w:w="236" w:type="dxa"/>
+          </w:tcPr>
+          <w:p>
+            <w:pPr>
+              <w:jc w:val="both"/>
+              <w:rPr>
+                <w:rFonts w:ascii="Arial" w:hAnsi="Arial" w:cs="Arial"/>
+                <w:sz w:val="22"/>
+                <w:szCs w:val="22"/>
+              </w:rPr>
+            </w:pPr>
+          </w:p>
+        </w:tc>
+        <w:tc>
+          <w:tcPr>
+            <w:tcW w:w="1996" w:type="dxa"/>
+          </w:tcPr>
+          <w:p>
+            <w:pPr>
+              <w:jc w:val="both"/>
+              <w:rPr>
+                <w:rFonts w:ascii="Arial" w:hAnsi="Arial" w:cs="Arial"/>
+                <w:b/>
+                <w:bCs/>
+                <w:sz w:val="22"/>
+                <w:szCs w:val="22"/>
+              </w:rPr>
+            </w:pPr>
+            <w:r>
+              <w:rPr>
+                <w:rFonts w:ascii="Arial" w:hAnsi="Arial" w:cs="Arial"/>
+                <w:b/>
+                <w:bCs/>
+                <w:sz w:val="22"/>
+                <w:szCs w:val="22"/>
+              </w:rPr>
+              <w:t>3.516</w:t>
+            </w:r>
+          </w:p>
+        </w:tc>
+        <w:tc>
+          <w:tcPr>
+            <w:tcW w:w="330" w:type="dxa"/>
+          </w:tcPr>
+          <w:p>
+            <w:pPr>
+              <w:jc w:val="both"/>
+              <w:rPr>
+                <w:rFonts w:ascii="Arial" w:hAnsi="Arial" w:cs="Arial"/>
+                <w:sz w:val="22"/>
+                <w:szCs w:val="22"/>
+              </w:rPr>
+            </w:pPr>
+          </w:p>
+        </w:tc>
+        <w:tc>
+          <w:tcPr>
+            <w:tcW w:w="1852" w:type="dxa"/>
+          </w:tcPr>
+          <w:p>
+            <w:pPr>
+              <w:jc w:val="both"/>
+              <w:rPr>
+                <w:rFonts w:ascii="Arial" w:hAnsi="Arial" w:cs="Arial"/>
+                <w:b/>
+                <w:bCs/>
+                <w:sz w:val="22"/>
+                <w:szCs w:val="22"/>
+              </w:rPr>
+            </w:pPr>
+            <w:r>
+              <w:rPr>
+                <w:rFonts w:ascii="Arial" w:hAnsi="Arial" w:cs="Arial"/>
+                <w:b/>
+                <w:bCs/>
+                <w:sz w:val="22"/>
+                <w:szCs w:val="22"/>
+              </w:rPr>
+              <w:t>0.999</w:t>
+            </w:r>
+          </w:p>
+        </w:tc>
+      </w:tr>
+    </w:tbl>
+    <w:p>
+      <w:pPr>
+        <w:rPr>
+          <w:rFonts w:ascii="Arial" w:hAnsi="Arial" w:cs="Arial"/>
+        </w:rPr>
+      </w:pPr>
+    </w:p>
+    <w:p>
+      <w:pPr>
+        <w:rPr>
+          <w:rFonts w:ascii="Arial" w:hAnsi="Arial" w:cs="Arial"/>
+        </w:rPr>
+      </w:pPr>
+    </w:p>
+    <w:p>
+      <w:pPr>
+        <w:rPr>
+          <w:rFonts w:ascii="Arial" w:hAnsi="Arial" w:cs="Arial"/>
+        </w:rPr>
+      </w:pPr>
+    </w:p>
+    <w:p>
+      <w:pPr>
+        <w:rPr>
+          <w:rFonts w:ascii="Arial" w:hAnsi="Arial" w:cs="Arial"/>
+        </w:rPr>
+      </w:pPr>
+      <w:r>
+        <w:rPr>
+          <w:rFonts w:ascii="Arial" w:hAnsi="Arial" w:cs="Arial"/>
+        </w:rPr>
+        <w:t xml:space="preserve">The Total Real Power supplied by the </w:t>
+      </w:r>
+      <w:proofErr w:type="gramStart"/>
+      <w:r>
+        <w:rPr>
+          <w:rFonts w:ascii="Arial" w:hAnsi="Arial" w:cs="Arial"/>
+        </w:rPr>
+        <w:t>three phase</w:t>
+      </w:r>
+      <w:proofErr w:type="gramEnd"/>
+      <w:r>
+        <w:rPr>
+          <w:rFonts w:ascii="Arial" w:hAnsi="Arial" w:cs="Arial"/>
+        </w:rPr>
+        <w:t xml:space="preserve"> generator is P</w:t>
+      </w:r>
+      <w:r>
+        <w:rPr>
+          <w:rFonts w:ascii="Arial" w:hAnsi="Arial" w:cs="Arial"/>
+          <w:vertAlign w:val="subscript"/>
+        </w:rPr>
+        <w:t>W1</w:t>
+      </w:r>
+      <w:r>
+        <w:rPr>
+          <w:rFonts w:ascii="Arial" w:hAnsi="Arial" w:cs="Arial"/>
+        </w:rPr>
+        <w:t xml:space="preserve"> + P</w:t>
+      </w:r>
+      <w:r>
+        <w:rPr>
+          <w:rFonts w:ascii="Arial" w:hAnsi="Arial" w:cs="Arial"/>
+          <w:vertAlign w:val="subscript"/>
+        </w:rPr>
+        <w:t>W2</w:t>
+      </w:r>
+      <w:r>
+        <w:rPr>
+          <w:rFonts w:ascii="Arial" w:hAnsi="Arial" w:cs="Arial"/>
+        </w:rPr>
+        <w:t>:</w:t>
+      </w:r>
+    </w:p>
+    <w:p>
+      <w:pPr>
+        <w:rPr>
+          <w:rFonts w:ascii="Arial" w:hAnsi="Arial" w:cs="Arial"/>
+        </w:rPr>
+      </w:pPr>
+    </w:p>
+    <w:tbl>
+      <w:tblPr>
+        <w:tblW w:w="6660" w:type="dxa"/>
+        <w:tblInd w:w="648" w:type="dxa"/>
+        <w:tblBorders>
+          <w:top w:val="single" w:sz="4" w:space="0" w:color="auto"/>
+          <w:left w:val="single" w:sz="4" w:space="0" w:color="auto"/>
+          <w:bottom w:val="single" w:sz="4" w:space="0" w:color="auto"/>
+          <w:right w:val="single" w:sz="4" w:space="0" w:color="auto"/>
+          <w:insideH w:val="single" w:sz="4" w:space="0" w:color="auto"/>
+          <w:insideV w:val="single" w:sz="4" w:space="0" w:color="auto"/>
+        </w:tblBorders>
+        <w:tblLook w:val="01E0" w:firstRow="1" w:lastRow="1" w:firstColumn="1" w:lastColumn="1" w:noHBand="0" w:noVBand="0"/>
+      </w:tblPr>
+      <w:tblGrid>
+        <w:gridCol w:w="2700"/>
+        <w:gridCol w:w="1980"/>
+        <w:gridCol w:w="1980"/>
+      </w:tblGrid>
+      <w:tr>
+        <w:tc>
+          <w:tcPr>
+            <w:tcW w:w="2700" w:type="dxa"/>
+          </w:tcPr>
+          <w:p>
+            <w:pPr>
+              <w:rPr>
+                <w:rFonts w:ascii="Arial" w:hAnsi="Arial" w:cs="Arial"/>
+              </w:rPr>
+            </w:pPr>
+          </w:p>
+          <w:p>
+            <w:pPr>
+              <w:rPr>
+                <w:rFonts w:ascii="Arial" w:hAnsi="Arial" w:cs="Arial"/>
+              </w:rPr>
+            </w:pPr>
+            <w:r>
+              <w:rPr>
+                <w:rFonts w:ascii="Arial" w:hAnsi="Arial" w:cs="Arial"/>
+              </w:rPr>
+              <w:t>Total Real Power</w:t>
+            </w:r>
+          </w:p>
+          <w:p>
+            <w:pPr>
+              <w:rPr>
+                <w:rFonts w:ascii="Arial" w:hAnsi="Arial" w:cs="Arial"/>
+              </w:rPr>
+            </w:pPr>
+          </w:p>
+        </w:tc>
+        <w:tc>
+          <w:tcPr>
+            <w:tcW w:w="1980" w:type="dxa"/>
+          </w:tcPr>
+          <w:p>
+            <w:pPr>
+              <w:rPr>
+                <w:rFonts w:ascii="Arial" w:hAnsi="Arial" w:cs="Arial"/>
               </w:rPr>
             </w:pPr>
           </w:p>
@@ -12464,49 +12492,7 @@
               <w:rPr>
                 <w:rFonts w:ascii="Arial" w:hAnsi="Arial" w:cs="Arial"/>
               </w:rPr>
-              <w:t xml:space="preserve">P = (IRˆ2 * R) + </w:t>
-            </w:r>
-            <w:r>
-              <w:rPr>
-                <w:rFonts w:ascii="Arial" w:hAnsi="Arial" w:cs="Arial"/>
-              </w:rPr>
-              <w:t>(I</w:t>
-            </w:r>
-            <w:r>
-              <w:rPr>
-                <w:rFonts w:ascii="Arial" w:hAnsi="Arial" w:cs="Arial"/>
-              </w:rPr>
-              <w:t>Y</w:t>
-            </w:r>
-            <w:r>
-              <w:rPr>
-                <w:rFonts w:ascii="Arial" w:hAnsi="Arial" w:cs="Arial"/>
-              </w:rPr>
-              <w:t>ˆ2 * R) +</w:t>
-            </w:r>
-            <w:r>
-              <w:rPr>
-                <w:rFonts w:ascii="Arial" w:hAnsi="Arial" w:cs="Arial"/>
-              </w:rPr>
-              <w:t xml:space="preserve"> </w:t>
-            </w:r>
-            <w:r>
-              <w:rPr>
-                <w:rFonts w:ascii="Arial" w:hAnsi="Arial" w:cs="Arial"/>
-              </w:rPr>
-              <w:t>(I</w:t>
-            </w:r>
-            <w:r>
-              <w:rPr>
-                <w:rFonts w:ascii="Arial" w:hAnsi="Arial" w:cs="Arial"/>
-              </w:rPr>
-              <w:t>B</w:t>
-            </w:r>
-            <w:r>
-              <w:rPr>
-                <w:rFonts w:ascii="Arial" w:hAnsi="Arial" w:cs="Arial"/>
-              </w:rPr>
-              <w:t>ˆ2 * R)</w:t>
+              <w:t>P = (IRˆ2 * R) + (IYˆ2 * R) + (IBˆ2 * R)</w:t>
             </w:r>
           </w:p>
           <w:p>

--- a/Uni_Courses/Third_Year/Power Electronics 3/Borkovec 2941124B_Lab 1 Single & Triple Phase .docx
+++ b/Uni_Courses/Third_Year/Power Electronics 3/Borkovec 2941124B_Lab 1 Single & Triple Phase .docx
@@ -1810,21 +1810,7 @@
         <w:rPr>
           <w:rFonts w:ascii="Arial" w:hAnsi="Arial" w:cs="Arial"/>
         </w:rPr>
-        <w:t xml:space="preserve"> the 2 connections below these with the same polarity. Note that the polarity (+ and – inputs) of the connections is not important when we only want to measure the magnitudes of the voltage and </w:t>
-      </w:r>
-      <w:proofErr w:type="gramStart"/>
-      <w:r>
-        <w:rPr>
-          <w:rFonts w:ascii="Arial" w:hAnsi="Arial" w:cs="Arial"/>
-        </w:rPr>
-        <w:t>current</w:t>
-      </w:r>
-      <w:proofErr w:type="gramEnd"/>
-      <w:r>
-        <w:rPr>
-          <w:rFonts w:ascii="Arial" w:hAnsi="Arial" w:cs="Arial"/>
-        </w:rPr>
-        <w:t xml:space="preserve"> but it will be important when it comes to measuring power factor so make sure you understand this before proceeding – any problems then ask for (free!) assistance from lab demonstrator/supervisor. Have a look </w:t>
+        <w:t xml:space="preserve"> the 2 connections below these with the same polarity. Note that the polarity (+ and – inputs) of the connections is not important when we only want to measure the magnitudes of the voltage and current but it will be important when it comes to measuring power factor so make sure you understand this before proceeding – any problems then ask for (free!) assistance from lab demonstrator/supervisor. Have a look </w:t>
       </w:r>
       <w:r>
         <w:rPr>
@@ -2260,7 +2246,7 @@
                                     </pic:cNvPicPr>
                                   </pic:nvPicPr>
                                   <pic:blipFill>
-                                    <a:blip r:embed="rId10">
+                                    <a:blip r:embed="rId9">
                                       <a:extLst>
                                         <a:ext uri="{28A0092B-C50C-407E-A947-70E740481C1C}">
                                           <a14:useLocalDpi xmlns:a14="http://schemas.microsoft.com/office/drawing/2010/main" val="0"/>
@@ -2375,7 +2361,7 @@
                                             </pic:cNvPicPr>
                                           </pic:nvPicPr>
                                           <pic:blipFill>
-                                            <a:blip r:embed="rId11">
+                                            <a:blip r:embed="rId10">
                                               <a:extLst>
                                                 <a:ext uri="{28A0092B-C50C-407E-A947-70E740481C1C}">
                                                   <a14:useLocalDpi xmlns:a14="http://schemas.microsoft.com/office/drawing/2010/main" val="0"/>
@@ -2472,7 +2458,7 @@
                                       </pic:cNvPicPr>
                                     </pic:nvPicPr>
                                     <pic:blipFill>
-                                      <a:blip r:embed="rId12">
+                                      <a:blip r:embed="rId10">
                                         <a:extLst>
                                           <a:ext uri="{28A0092B-C50C-407E-A947-70E740481C1C}">
                                             <a14:useLocalDpi xmlns:a14="http://schemas.microsoft.com/office/drawing/2010/main" val="0"/>
@@ -2753,7 +2739,7 @@
                     </pic:cNvPicPr>
                   </pic:nvPicPr>
                   <pic:blipFill>
-                    <a:blip r:embed="rId13" cstate="print">
+                    <a:blip r:embed="rId11" cstate="print">
                       <a:extLst>
                         <a:ext uri="{28A0092B-C50C-407E-A947-70E740481C1C}">
                           <a14:useLocalDpi xmlns:a14="http://schemas.microsoft.com/office/drawing/2010/main" val="0"/>
@@ -2897,21 +2883,12 @@
                 <w:lang w:val="fr-FR"/>
               </w:rPr>
             </w:pPr>
-            <w:proofErr w:type="spellStart"/>
             <w:r>
               <w:rPr>
                 <w:rFonts w:ascii="Arial" w:hAnsi="Arial" w:cs="Arial"/>
                 <w:lang w:val="fr-FR"/>
               </w:rPr>
-              <w:t>Meter</w:t>
-            </w:r>
-            <w:proofErr w:type="spellEnd"/>
-            <w:r>
-              <w:rPr>
-                <w:rFonts w:ascii="Arial" w:hAnsi="Arial" w:cs="Arial"/>
-                <w:lang w:val="fr-FR"/>
-              </w:rPr>
-              <w:t xml:space="preserve"> </w:t>
+              <w:t xml:space="preserve">Meter </w:t>
             </w:r>
             <w:r>
               <w:rPr>
@@ -3089,6 +3066,14 @@
                 <w:szCs w:val="28"/>
               </w:rPr>
             </w:pPr>
+            <w:r>
+              <w:rPr>
+                <w:rFonts w:ascii="Arial" w:hAnsi="Arial" w:cs="Arial"/>
+                <w:sz w:val="28"/>
+                <w:szCs w:val="28"/>
+              </w:rPr>
+              <w:t>H</w:t>
+            </w:r>
           </w:p>
         </w:tc>
       </w:tr>
@@ -3152,6 +3137,14 @@
                 <w:szCs w:val="28"/>
               </w:rPr>
             </w:pPr>
+            <w:r>
+              <w:rPr>
+                <w:rFonts w:ascii="Arial" w:hAnsi="Arial" w:cs="Arial"/>
+                <w:sz w:val="28"/>
+                <w:szCs w:val="28"/>
+              </w:rPr>
+              <w:t>O</w:t>
+            </w:r>
           </w:p>
         </w:tc>
       </w:tr>
@@ -3215,6 +3208,14 @@
                 <w:szCs w:val="28"/>
               </w:rPr>
             </w:pPr>
+            <w:r>
+              <w:rPr>
+                <w:rFonts w:ascii="Arial" w:hAnsi="Arial" w:cs="Arial"/>
+                <w:sz w:val="28"/>
+                <w:szCs w:val="28"/>
+              </w:rPr>
+              <w:t>P</w:t>
+            </w:r>
           </w:p>
         </w:tc>
       </w:tr>
@@ -3278,6 +3279,14 @@
                 <w:szCs w:val="28"/>
               </w:rPr>
             </w:pPr>
+            <w:r>
+              <w:rPr>
+                <w:rFonts w:ascii="Arial" w:hAnsi="Arial" w:cs="Arial"/>
+                <w:sz w:val="28"/>
+                <w:szCs w:val="28"/>
+              </w:rPr>
+              <w:t>E</w:t>
+            </w:r>
           </w:p>
         </w:tc>
       </w:tr>
@@ -3514,7 +3523,7 @@
                     </pic:cNvPicPr>
                   </pic:nvPicPr>
                   <pic:blipFill>
-                    <a:blip r:embed="rId14" cstate="print">
+                    <a:blip r:embed="rId12" cstate="print">
                       <a:extLst>
                         <a:ext uri="{28A0092B-C50C-407E-A947-70E740481C1C}">
                           <a14:useLocalDpi xmlns:a14="http://schemas.microsoft.com/office/drawing/2010/main" val="0"/>
@@ -3633,7 +3642,7 @@
                     </pic:cNvPicPr>
                   </pic:nvPicPr>
                   <pic:blipFill>
-                    <a:blip r:embed="rId15" cstate="print">
+                    <a:blip r:embed="rId13" cstate="print">
                       <a:extLst>
                         <a:ext uri="{28A0092B-C50C-407E-A947-70E740481C1C}">
                           <a14:useLocalDpi xmlns:a14="http://schemas.microsoft.com/office/drawing/2010/main" val="0"/>
@@ -4291,25 +4300,57 @@
                 <w:b/>
                 <w:bCs/>
               </w:rPr>
-              <w:t>P = R * Irmˆ2 = 200 * (</w:t>
-            </w:r>
-            <w:proofErr w:type="gramStart"/>
+              <w:t>P = R * I</w:t>
+            </w:r>
             <w:r>
               <w:rPr>
                 <w:rFonts w:ascii="Arial" w:hAnsi="Arial" w:cs="Arial"/>
                 <w:b/>
                 <w:bCs/>
               </w:rPr>
-              <w:t>0.127)ˆ</w:t>
-            </w:r>
-            <w:proofErr w:type="gramEnd"/>
+              <w:t>R</w:t>
+            </w:r>
             <w:r>
               <w:rPr>
                 <w:rFonts w:ascii="Arial" w:hAnsi="Arial" w:cs="Arial"/>
                 <w:b/>
                 <w:bCs/>
-              </w:rPr>
-              <w:t>2 = 3.226</w:t>
+                <w:vertAlign w:val="superscript"/>
+              </w:rPr>
+              <w:t>2</w:t>
+            </w:r>
+            <w:r>
+              <w:rPr>
+                <w:rFonts w:ascii="Arial" w:hAnsi="Arial" w:cs="Arial"/>
+                <w:b/>
+                <w:bCs/>
+              </w:rPr>
+              <w:t xml:space="preserve"> = 200 * (0.127)</w:t>
+            </w:r>
+            <w:r>
+              <w:rPr>
+                <w:rFonts w:ascii="Arial" w:hAnsi="Arial" w:cs="Arial"/>
+                <w:b/>
+                <w:bCs/>
+                <w:vertAlign w:val="superscript"/>
+              </w:rPr>
+              <w:t>2</w:t>
+            </w:r>
+            <w:r>
+              <w:rPr>
+                <w:rFonts w:ascii="Arial" w:hAnsi="Arial" w:cs="Arial"/>
+                <w:b/>
+                <w:bCs/>
+              </w:rPr>
+              <w:t xml:space="preserve"> = 3.2</w:t>
+            </w:r>
+            <w:r>
+              <w:rPr>
+                <w:rFonts w:ascii="Arial" w:hAnsi="Arial" w:cs="Arial"/>
+                <w:b/>
+                <w:bCs/>
+              </w:rPr>
+              <w:t>3 W</w:t>
             </w:r>
           </w:p>
           <w:p>
@@ -4591,7 +4632,7 @@
           <w:noProof/>
         </w:rPr>
         <w:drawing>
-          <wp:inline distT="0" distB="0" distL="0" distR="0" wp14:anchorId="1654FF89" wp14:editId="4FF892D2">
+          <wp:inline distT="0" distB="0" distL="0" distR="0" wp14:anchorId="1654FF89" wp14:editId="591804B9">
             <wp:extent cx="4279900" cy="1917700"/>
             <wp:effectExtent l="0" t="0" r="0" b="0"/>
             <wp:docPr id="9" name="Picture 9"/>
@@ -4608,7 +4649,7 @@
                     </pic:cNvPicPr>
                   </pic:nvPicPr>
                   <pic:blipFill>
-                    <a:blip r:embed="rId16" cstate="print">
+                    <a:blip r:embed="rId14" cstate="print">
                       <a:extLst>
                         <a:ext uri="{28A0092B-C50C-407E-A947-70E740481C1C}">
                           <a14:useLocalDpi xmlns:a14="http://schemas.microsoft.com/office/drawing/2010/main" val="0"/>
@@ -4719,18 +4760,18 @@
           <w:noProof/>
         </w:rPr>
         <w:drawing>
-          <wp:anchor distT="0" distB="0" distL="114300" distR="114300" simplePos="0" relativeHeight="251660288" behindDoc="0" locked="0" layoutInCell="1" allowOverlap="1" wp14:anchorId="3C0CFEDB" wp14:editId="795BD017">
+          <wp:anchor distT="0" distB="0" distL="114300" distR="114300" simplePos="0" relativeHeight="251658240" behindDoc="0" locked="0" layoutInCell="1" allowOverlap="1" wp14:anchorId="2A4E9F01" wp14:editId="1ECBE3AF">
             <wp:simplePos x="0" y="0"/>
-            <wp:positionH relativeFrom="column">
-              <wp:posOffset>1458422</wp:posOffset>
+            <wp:positionH relativeFrom="margin">
+              <wp:align>center</wp:align>
             </wp:positionH>
             <wp:positionV relativeFrom="paragraph">
-              <wp:posOffset>165158</wp:posOffset>
+              <wp:posOffset>74410</wp:posOffset>
             </wp:positionV>
-            <wp:extent cx="2784763" cy="2153630"/>
-            <wp:effectExtent l="0" t="0" r="0" b="5715"/>
+            <wp:extent cx="2895509" cy="2262249"/>
+            <wp:effectExtent l="0" t="0" r="635" b="5080"/>
             <wp:wrapNone/>
-            <wp:docPr id="964368299" name="Picture 4" descr="A diagram of a circuit&#10;&#10;AI-generated content may be incorrect."/>
+            <wp:docPr id="1955981006" name="Picture 4"/>
             <wp:cNvGraphicFramePr>
               <a:graphicFrameLocks xmlns:a="http://schemas.openxmlformats.org/drawingml/2006/main" noChangeAspect="1"/>
             </wp:cNvGraphicFramePr>
@@ -4738,44 +4779,44 @@
               <a:graphicData uri="http://schemas.openxmlformats.org/drawingml/2006/picture">
                 <pic:pic xmlns:pic="http://schemas.openxmlformats.org/drawingml/2006/picture">
                   <pic:nvPicPr>
-                    <pic:cNvPr id="1625914641" name="Picture 4" descr="A diagram of a circuit&#10;&#10;AI-generated content may be incorrect."/>
-                    <pic:cNvPicPr/>
+                    <pic:cNvPr id="0" name="Picture 1"/>
+                    <pic:cNvPicPr>
+                      <a:picLocks noChangeAspect="1" noChangeArrowheads="1"/>
+                    </pic:cNvPicPr>
                   </pic:nvPicPr>
-                  <pic:blipFill rotWithShape="1">
-                    <a:blip r:embed="rId17" cstate="print">
+                  <pic:blipFill>
+                    <a:blip r:embed="rId15" cstate="print">
                       <a:extLst>
                         <a:ext uri="{28A0092B-C50C-407E-A947-70E740481C1C}">
                           <a14:useLocalDpi xmlns:a14="http://schemas.microsoft.com/office/drawing/2010/main" val="0"/>
                         </a:ext>
                       </a:extLst>
                     </a:blip>
-                    <a:srcRect l="7959" t="7180" r="13962" b="50123"/>
-                    <a:stretch/>
+                    <a:srcRect/>
+                    <a:stretch>
+                      <a:fillRect/>
+                    </a:stretch>
                   </pic:blipFill>
                   <pic:spPr bwMode="auto">
                     <a:xfrm>
                       <a:off x="0" y="0"/>
-                      <a:ext cx="2784763" cy="2153630"/>
+                      <a:ext cx="2895509" cy="2262249"/>
                     </a:xfrm>
                     <a:prstGeom prst="rect">
                       <a:avLst/>
                     </a:prstGeom>
+                    <a:noFill/>
                     <a:ln>
                       <a:noFill/>
                     </a:ln>
-                    <a:extLst>
-                      <a:ext uri="{53640926-AAD7-44D8-BBD7-CCE9431645EC}">
-                        <a14:shadowObscured xmlns:a14="http://schemas.microsoft.com/office/drawing/2010/main"/>
-                      </a:ext>
-                    </a:extLst>
                   </pic:spPr>
                 </pic:pic>
               </a:graphicData>
             </a:graphic>
-            <wp14:sizeRelH relativeFrom="page">
+            <wp14:sizeRelH relativeFrom="margin">
               <wp14:pctWidth>0</wp14:pctWidth>
             </wp14:sizeRelH>
-            <wp14:sizeRelV relativeFrom="page">
+            <wp14:sizeRelV relativeFrom="margin">
               <wp14:pctHeight>0</wp14:pctHeight>
             </wp14:sizeRelV>
           </wp:anchor>
@@ -4789,7 +4830,7 @@
         <mc:AlternateContent>
           <mc:Choice Requires="wpc">
             <w:drawing>
-              <wp:inline distT="0" distB="0" distL="0" distR="0" wp14:anchorId="718D6A2A" wp14:editId="28534FB0">
+              <wp:inline distT="0" distB="0" distL="0" distR="0" wp14:anchorId="718D6A2A" wp14:editId="393B2527">
                 <wp:extent cx="5600700" cy="2400300"/>
                 <wp:effectExtent l="0" t="0" r="12700" b="12700"/>
                 <wp:docPr id="10" name="Canvas 15"/>
@@ -4861,35 +4902,12 @@
           </mc:Choice>
           <mc:Fallback>
             <w:pict>
-              <v:group w14:anchorId="718D6A2A" id="Canvas 15" o:spid="_x0000_s1030" editas="canvas" style="width:441pt;height:189pt;mso-position-horizontal-relative:char;mso-position-vertical-relative:line" coordsize="56007,24003" o:gfxdata="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">
-                <v:shapetype id="_x0000_t75" coordsize="21600,21600" o:spt="75" o:preferrelative="t" path="m@4@5l@4@11@9@11@9@5xe" filled="f" stroked="f">
-                  <v:stroke joinstyle="miter"/>
-                  <v:formulas>
-                    <v:f eqn="if lineDrawn pixelLineWidth 0"/>
-                    <v:f eqn="sum @0 1 0"/>
-                    <v:f eqn="sum 0 0 @1"/>
-                    <v:f eqn="prod @2 1 2"/>
-                    <v:f eqn="prod @3 21600 pixelWidth"/>
-                    <v:f eqn="prod @3 21600 pixelHeight"/>
-                    <v:f eqn="sum @0 0 1"/>
-                    <v:f eqn="prod @6 1 2"/>
-                    <v:f eqn="prod @7 21600 pixelWidth"/>
-                    <v:f eqn="sum @8 21600 0"/>
-                    <v:f eqn="prod @7 21600 pixelHeight"/>
-                    <v:f eqn="sum @10 21600 0"/>
-                  </v:formulas>
-                  <v:path o:extrusionok="f" gradientshapeok="t" o:connecttype="rect"/>
-                  <o:lock v:ext="edit" aspectratio="t"/>
-                </v:shapetype>
+              <v:group w14:anchorId="718D6A2A" id="Canvas 15" o:spid="_x0000_s1030" editas="canvas" style="width:441pt;height:189pt;mso-position-horizontal-relative:char;mso-position-vertical-relative:line" coordsize="56007,24003" o:gfxdata="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">
                 <v:shape id="_x0000_s1031" type="#_x0000_t75" style="position:absolute;width:56007;height:24003;visibility:visible;mso-wrap-style:square">
                   <v:fill o:detectmouseclick="t"/>
                   <v:path o:connecttype="none"/>
                 </v:shape>
-                <v:shapetype id="_x0000_t202" coordsize="21600,21600" o:spt="202" path="m,l,21600r21600,l21600,xe">
-                  <v:stroke joinstyle="miter"/>
-                  <v:path gradientshapeok="t" o:connecttype="rect"/>
-                </v:shapetype>
-                <v:shape id="Text Box 16" o:spid="_x0000_s1032" type="#_x0000_t202" style="position:absolute;top:658;width:56007;height:23345;visibility:visible;mso-wrap-style:square;v-text-anchor:top" o:gfxdata="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">
+                <v:shape id="Text Box 16" o:spid="_x0000_s1032" type="#_x0000_t202" style="position:absolute;top:658;width:56007;height:23345;visibility:visible;mso-wrap-style:square;v-text-anchor:top" o:gfxdata="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">
                   <v:path arrowok="t"/>
                   <v:textbox>
                     <w:txbxContent>
@@ -5423,25 +5441,49 @@
                 <w:b/>
                 <w:bCs/>
               </w:rPr>
-              <w:t>P = R * Irmˆ2 = 100 * (</w:t>
-            </w:r>
-            <w:proofErr w:type="gramStart"/>
+              <w:t>P = R * I</w:t>
+            </w:r>
             <w:r>
               <w:rPr>
                 <w:rFonts w:ascii="Arial" w:hAnsi="Arial" w:cs="Arial"/>
                 <w:b/>
                 <w:bCs/>
               </w:rPr>
-              <w:t>0.157)ˆ</w:t>
-            </w:r>
-            <w:proofErr w:type="gramEnd"/>
+              <w:t>R</w:t>
+            </w:r>
             <w:r>
               <w:rPr>
                 <w:rFonts w:ascii="Arial" w:hAnsi="Arial" w:cs="Arial"/>
                 <w:b/>
                 <w:bCs/>
-              </w:rPr>
-              <w:t>2 = 2.465</w:t>
+                <w:vertAlign w:val="superscript"/>
+              </w:rPr>
+              <w:t>2</w:t>
+            </w:r>
+            <w:r>
+              <w:rPr>
+                <w:rFonts w:ascii="Arial" w:hAnsi="Arial" w:cs="Arial"/>
+                <w:b/>
+                <w:bCs/>
+              </w:rPr>
+              <w:t xml:space="preserve"> = 100 * (0.157)</w:t>
+            </w:r>
+            <w:r>
+              <w:rPr>
+                <w:rFonts w:ascii="Arial" w:hAnsi="Arial" w:cs="Arial"/>
+                <w:b/>
+                <w:bCs/>
+                <w:vertAlign w:val="superscript"/>
+              </w:rPr>
+              <w:t>2</w:t>
+            </w:r>
+            <w:r>
+              <w:rPr>
+                <w:rFonts w:ascii="Arial" w:hAnsi="Arial" w:cs="Arial"/>
+                <w:b/>
+                <w:bCs/>
+              </w:rPr>
+              <w:t xml:space="preserve"> = 2.465</w:t>
             </w:r>
             <w:r>
               <w:rPr>
@@ -6002,7 +6044,7 @@
           <w:noProof/>
         </w:rPr>
         <w:drawing>
-          <wp:inline distT="0" distB="0" distL="0" distR="0" wp14:anchorId="72146A7A" wp14:editId="266B31A2">
+          <wp:inline distT="0" distB="0" distL="0" distR="0" wp14:anchorId="72146A7A" wp14:editId="0A825FE4">
             <wp:extent cx="5600700" cy="2832100"/>
             <wp:effectExtent l="0" t="0" r="0" b="0"/>
             <wp:docPr id="11" name="Picture 11"/>
@@ -6019,7 +6061,7 @@
                     </pic:cNvPicPr>
                   </pic:nvPicPr>
                   <pic:blipFill>
-                    <a:blip r:embed="rId18" cstate="print">
+                    <a:blip r:embed="rId16" cstate="print">
                       <a:extLst>
                         <a:ext uri="{28A0092B-C50C-407E-A947-70E740481C1C}">
                           <a14:useLocalDpi xmlns:a14="http://schemas.microsoft.com/office/drawing/2010/main" val="0"/>
@@ -6140,7 +6182,7 @@
                     </pic:cNvPicPr>
                   </pic:nvPicPr>
                   <pic:blipFill>
-                    <a:blip r:embed="rId19" cstate="print">
+                    <a:blip r:embed="rId17" cstate="print">
                       <a:extLst>
                         <a:ext uri="{28A0092B-C50C-407E-A947-70E740481C1C}">
                           <a14:useLocalDpi xmlns:a14="http://schemas.microsoft.com/office/drawing/2010/main" val="0"/>
@@ -6278,7 +6320,7 @@
                     </pic:cNvPicPr>
                   </pic:nvPicPr>
                   <pic:blipFill>
-                    <a:blip r:embed="rId20" cstate="print">
+                    <a:blip r:embed="rId18" cstate="print">
                       <a:extLst>
                         <a:ext uri="{28A0092B-C50C-407E-A947-70E740481C1C}">
                           <a14:useLocalDpi xmlns:a14="http://schemas.microsoft.com/office/drawing/2010/main" val="0"/>
@@ -7001,7 +7043,7 @@
                     </pic:cNvPicPr>
                   </pic:nvPicPr>
                   <pic:blipFill>
-                    <a:blip r:embed="rId21" cstate="print">
+                    <a:blip r:embed="rId19" cstate="print">
                       <a:extLst>
                         <a:ext uri="{28A0092B-C50C-407E-A947-70E740481C1C}">
                           <a14:useLocalDpi xmlns:a14="http://schemas.microsoft.com/office/drawing/2010/main" val="0"/>
@@ -7185,7 +7227,7 @@
                     </pic:cNvPicPr>
                   </pic:nvPicPr>
                   <pic:blipFill>
-                    <a:blip r:embed="rId22" cstate="print">
+                    <a:blip r:embed="rId20" cstate="print">
                       <a:extLst>
                         <a:ext uri="{28A0092B-C50C-407E-A947-70E740481C1C}">
                           <a14:useLocalDpi xmlns:a14="http://schemas.microsoft.com/office/drawing/2010/main" val="0"/>
@@ -8178,6 +8220,14 @@
                 <w:b/>
                 <w:bCs/>
               </w:rPr>
+              <w:t>3(1.206) =</w:t>
+            </w:r>
+            <w:r>
+              <w:rPr>
+                <w:rFonts w:ascii="Arial" w:hAnsi="Arial" w:cs="Arial"/>
+                <w:b/>
+                <w:bCs/>
+              </w:rPr>
               <w:t>3.618</w:t>
             </w:r>
           </w:p>
@@ -8297,7 +8347,41 @@
                 <w:b/>
                 <w:bCs/>
               </w:rPr>
-              <w:t>P = 3 * IRˆ2 * R = 0.050ˆ2 * 470 * 3 = 3.525 W</w:t>
+              <w:t>P = 3 * IR</w:t>
+            </w:r>
+            <w:r>
+              <w:rPr>
+                <w:rFonts w:ascii="Arial" w:hAnsi="Arial" w:cs="Arial"/>
+                <w:b/>
+                <w:bCs/>
+                <w:vertAlign w:val="superscript"/>
+              </w:rPr>
+              <w:t>2</w:t>
+            </w:r>
+            <w:r>
+              <w:rPr>
+                <w:rFonts w:ascii="Arial" w:hAnsi="Arial" w:cs="Arial"/>
+                <w:b/>
+                <w:bCs/>
+              </w:rPr>
+              <w:t xml:space="preserve"> * R = 0.050</w:t>
+            </w:r>
+            <w:r>
+              <w:rPr>
+                <w:rFonts w:ascii="Arial" w:hAnsi="Arial" w:cs="Arial"/>
+                <w:b/>
+                <w:bCs/>
+                <w:vertAlign w:val="superscript"/>
+              </w:rPr>
+              <w:t>2</w:t>
+            </w:r>
+            <w:r>
+              <w:rPr>
+                <w:rFonts w:ascii="Arial" w:hAnsi="Arial" w:cs="Arial"/>
+                <w:b/>
+                <w:bCs/>
+              </w:rPr>
+              <w:t xml:space="preserve"> * 470 * 3 = 3.525 W</w:t>
             </w:r>
           </w:p>
           <w:p>
@@ -8665,7 +8749,7 @@
                     </pic:cNvPicPr>
                   </pic:nvPicPr>
                   <pic:blipFill>
-                    <a:blip r:embed="rId23" cstate="print">
+                    <a:blip r:embed="rId21" cstate="print">
                       <a:extLst>
                         <a:ext uri="{28A0092B-C50C-407E-A947-70E740481C1C}">
                           <a14:useLocalDpi xmlns:a14="http://schemas.microsoft.com/office/drawing/2010/main" val="0"/>
@@ -10998,7 +11082,7 @@
                     </pic:cNvPicPr>
                   </pic:nvPicPr>
                   <pic:blipFill>
-                    <a:blip r:embed="rId24" cstate="print">
+                    <a:blip r:embed="rId22" cstate="print">
                       <a:extLst>
                         <a:ext uri="{28A0092B-C50C-407E-A947-70E740481C1C}">
                           <a14:useLocalDpi xmlns:a14="http://schemas.microsoft.com/office/drawing/2010/main" val="0"/>
@@ -12492,7 +12576,46 @@
               <w:rPr>
                 <w:rFonts w:ascii="Arial" w:hAnsi="Arial" w:cs="Arial"/>
               </w:rPr>
-              <w:t>P = (IRˆ2 * R) + (IYˆ2 * R) + (IBˆ2 * R)</w:t>
+              <w:t>P = (IR</w:t>
+            </w:r>
+            <w:r>
+              <w:rPr>
+                <w:rFonts w:ascii="Arial" w:hAnsi="Arial" w:cs="Arial"/>
+                <w:vertAlign w:val="superscript"/>
+              </w:rPr>
+              <w:t>2</w:t>
+            </w:r>
+            <w:r>
+              <w:rPr>
+                <w:rFonts w:ascii="Arial" w:hAnsi="Arial" w:cs="Arial"/>
+              </w:rPr>
+              <w:t xml:space="preserve"> * R) + (IY</w:t>
+            </w:r>
+            <w:r>
+              <w:rPr>
+                <w:rFonts w:ascii="Arial" w:hAnsi="Arial" w:cs="Arial"/>
+                <w:vertAlign w:val="superscript"/>
+              </w:rPr>
+              <w:t>2</w:t>
+            </w:r>
+            <w:r>
+              <w:rPr>
+                <w:rFonts w:ascii="Arial" w:hAnsi="Arial" w:cs="Arial"/>
+              </w:rPr>
+              <w:t xml:space="preserve"> * R) + (IB</w:t>
+            </w:r>
+            <w:r>
+              <w:rPr>
+                <w:rFonts w:ascii="Arial" w:hAnsi="Arial" w:cs="Arial"/>
+                <w:vertAlign w:val="superscript"/>
+              </w:rPr>
+              <w:t>2</w:t>
+            </w:r>
+            <w:r>
+              <w:rPr>
+                <w:rFonts w:ascii="Arial" w:hAnsi="Arial" w:cs="Arial"/>
+              </w:rPr>
+              <w:t xml:space="preserve"> * R)</w:t>
             </w:r>
           </w:p>
           <w:p>
@@ -12531,12 +12654,53 @@
             <w:r>
               <w:rPr>
                 <w:rFonts w:ascii="Arial" w:hAnsi="Arial" w:cs="Arial"/>
+                <w:vertAlign w:val="superscript"/>
+              </w:rPr>
+              <w:t>2</w:t>
+            </w:r>
+            <w:r>
+              <w:rPr>
+                <w:rFonts w:ascii="Arial" w:hAnsi="Arial" w:cs="Arial"/>
                 <w:b/>
                 <w:bCs/>
                 <w:sz w:val="22"/>
                 <w:szCs w:val="22"/>
               </w:rPr>
-              <w:t>ˆ2 * 100) + (0.0773ˆ2 * 390) + (0.0460ˆ2 * 470)</w:t>
+              <w:t xml:space="preserve"> * 100) + (0.0773</w:t>
+            </w:r>
+            <w:r>
+              <w:rPr>
+                <w:rFonts w:ascii="Arial" w:hAnsi="Arial" w:cs="Arial"/>
+                <w:vertAlign w:val="superscript"/>
+              </w:rPr>
+              <w:t>2</w:t>
+            </w:r>
+            <w:r>
+              <w:rPr>
+                <w:rFonts w:ascii="Arial" w:hAnsi="Arial" w:cs="Arial"/>
+                <w:b/>
+                <w:bCs/>
+                <w:sz w:val="22"/>
+                <w:szCs w:val="22"/>
+              </w:rPr>
+              <w:t xml:space="preserve"> * 390) + (0.0460</w:t>
+            </w:r>
+            <w:r>
+              <w:rPr>
+                <w:rFonts w:ascii="Arial" w:hAnsi="Arial" w:cs="Arial"/>
+                <w:vertAlign w:val="superscript"/>
+              </w:rPr>
+              <w:t>2</w:t>
+            </w:r>
+            <w:r>
+              <w:rPr>
+                <w:rFonts w:ascii="Arial" w:hAnsi="Arial" w:cs="Arial"/>
+                <w:b/>
+                <w:bCs/>
+                <w:sz w:val="22"/>
+                <w:szCs w:val="22"/>
+              </w:rPr>
+              <w:t xml:space="preserve"> * 470)</w:t>
             </w:r>
           </w:p>
           <w:p>
@@ -12658,6 +12822,148 @@
           </w:p>
           <w:p>
             <w:pPr>
+              <w:jc w:val="both"/>
+              <w:rPr>
+                <w:rFonts w:ascii="Arial" w:hAnsi="Arial" w:cs="Arial"/>
+              </w:rPr>
+            </w:pPr>
+            <w:r>
+              <w:rPr>
+                <w:rFonts w:ascii="Arial" w:hAnsi="Arial" w:cs="Arial"/>
+              </w:rPr>
+              <w:t xml:space="preserve">Both the 3 Wattmeter and 2 Wattmeter methods arrive at almost identical power readings, being </w:t>
+            </w:r>
+            <w:r>
+              <w:rPr>
+                <w:rFonts w:ascii="Arial" w:hAnsi="Arial" w:cs="Arial"/>
+                <w:b/>
+                <w:bCs/>
+              </w:rPr>
+              <w:t>3.842W</w:t>
+            </w:r>
+            <w:r>
+              <w:rPr>
+                <w:rFonts w:ascii="Arial" w:hAnsi="Arial" w:cs="Arial"/>
+              </w:rPr>
+              <w:t xml:space="preserve"> and </w:t>
+            </w:r>
+            <w:r>
+              <w:rPr>
+                <w:rFonts w:ascii="Arial" w:hAnsi="Arial" w:cs="Arial"/>
+                <w:b/>
+                <w:bCs/>
+              </w:rPr>
+              <w:t>3.852 W</w:t>
+            </w:r>
+            <w:r>
+              <w:rPr>
+                <w:rFonts w:ascii="Arial" w:hAnsi="Arial" w:cs="Arial"/>
+              </w:rPr>
+              <w:t xml:space="preserve">, respectively. Thus, both methods may be considered accurate and reliable in terms of power readings. </w:t>
+            </w:r>
+            <w:r>
+              <w:rPr>
+                <w:rFonts w:ascii="Arial" w:hAnsi="Arial" w:cs="Arial"/>
+              </w:rPr>
+              <w:t>The slight discrepancy between the two values likely stems from finite measurement resolution, rounding to three significant figures during calculation and human error during measurements, among other factors introducing slight error</w:t>
+            </w:r>
+            <w:r>
+              <w:rPr>
+                <w:rFonts w:ascii="Arial" w:hAnsi="Arial" w:cs="Arial"/>
+              </w:rPr>
+              <w:t>s</w:t>
+            </w:r>
+            <w:r>
+              <w:rPr>
+                <w:rFonts w:ascii="Arial" w:hAnsi="Arial" w:cs="Arial"/>
+              </w:rPr>
+              <w:t>.</w:t>
+            </w:r>
+          </w:p>
+          <w:p>
+            <w:pPr>
+              <w:jc w:val="both"/>
+              <w:rPr>
+                <w:rFonts w:ascii="Arial" w:hAnsi="Arial" w:cs="Arial"/>
+              </w:rPr>
+            </w:pPr>
+          </w:p>
+          <w:p>
+            <w:pPr>
+              <w:jc w:val="both"/>
+              <w:rPr>
+                <w:rFonts w:ascii="Arial" w:hAnsi="Arial" w:cs="Arial"/>
+              </w:rPr>
+            </w:pPr>
+            <w:r>
+              <w:rPr>
+                <w:rFonts w:ascii="Arial" w:hAnsi="Arial" w:cs="Arial"/>
+              </w:rPr>
+              <w:t>The</w:t>
+            </w:r>
+            <w:r>
+              <w:rPr>
+                <w:rFonts w:ascii="Arial" w:hAnsi="Arial" w:cs="Arial"/>
+              </w:rPr>
+              <w:t xml:space="preserve"> main difference between the two methods is the </w:t>
+            </w:r>
+            <w:r>
+              <w:rPr>
+                <w:rFonts w:ascii="Arial" w:hAnsi="Arial" w:cs="Arial"/>
+              </w:rPr>
+              <w:t>number</w:t>
+            </w:r>
+            <w:r>
+              <w:rPr>
+                <w:rFonts w:ascii="Arial" w:hAnsi="Arial" w:cs="Arial"/>
+              </w:rPr>
+              <w:t xml:space="preserve"> of readings required to achieve a full power reading. Unlike the 3 Wattmeter method which needs </w:t>
+            </w:r>
+            <w:r>
+              <w:rPr>
+                <w:rFonts w:ascii="Arial" w:hAnsi="Arial" w:cs="Arial"/>
+              </w:rPr>
+              <w:t xml:space="preserve">phase </w:t>
+            </w:r>
+            <w:r>
+              <w:rPr>
+                <w:rFonts w:ascii="Arial" w:hAnsi="Arial" w:cs="Arial"/>
+              </w:rPr>
+              <w:t>voltage and</w:t>
+            </w:r>
+            <w:r>
+              <w:rPr>
+                <w:rFonts w:ascii="Arial" w:hAnsi="Arial" w:cs="Arial"/>
+              </w:rPr>
+              <w:t xml:space="preserve"> line</w:t>
+            </w:r>
+            <w:r>
+              <w:rPr>
+                <w:rFonts w:ascii="Arial" w:hAnsi="Arial" w:cs="Arial"/>
+              </w:rPr>
+              <w:t xml:space="preserve"> current readings of all three lines, the 2 Wattmeter method uses line voltage instead to only require </w:t>
+            </w:r>
+            <w:r>
+              <w:rPr>
+                <w:rFonts w:ascii="Arial" w:hAnsi="Arial" w:cs="Arial"/>
+              </w:rPr>
+              <w:t>two-line</w:t>
+            </w:r>
+            <w:r>
+              <w:rPr>
+                <w:rFonts w:ascii="Arial" w:hAnsi="Arial" w:cs="Arial"/>
+              </w:rPr>
+              <w:t xml:space="preserve"> voltage and line current readings. The 2 Wattmeter methods is hence superior</w:t>
+            </w:r>
+            <w:r>
+              <w:rPr>
+                <w:rFonts w:ascii="Arial" w:hAnsi="Arial" w:cs="Arial"/>
+              </w:rPr>
+              <w:t xml:space="preserve"> in number of readings to achieve the result, saving on time and measuring tools. Overall, both methods achieve the same result.</w:t>
+            </w:r>
+          </w:p>
+          <w:p>
+            <w:pPr>
               <w:rPr>
                 <w:rFonts w:ascii="Arial" w:hAnsi="Arial" w:cs="Arial"/>
               </w:rPr>
@@ -12862,6 +13168,33 @@
     </w:p>
     <w:p>
       <w:pPr>
+        <w:ind w:left="720"/>
+        <w:jc w:val="both"/>
+        <w:rPr>
+          <w:rFonts w:ascii="Arial" w:hAnsi="Arial" w:cs="Arial"/>
+        </w:rPr>
+      </w:pPr>
+      <w:r>
+        <w:rPr>
+          <w:rFonts w:ascii="Arial" w:hAnsi="Arial" w:cs="Arial"/>
+        </w:rPr>
+        <w:t xml:space="preserve">Is = Vs/R = 26.8V/200 Ohms = 0.134 A </w:t>
+      </w:r>
+      <w:r>
+        <w:rPr>
+          <w:rFonts w:ascii="Cambria Math" w:hAnsi="Cambria Math" w:cs="Cambria Math"/>
+        </w:rPr>
+        <w:t>∠</w:t>
+      </w:r>
+      <w:r>
+        <w:rPr>
+          <w:rFonts w:ascii="Cambria Math" w:hAnsi="Cambria Math" w:cs="Cambria Math"/>
+        </w:rPr>
+        <w:t xml:space="preserve"> 0</w:t>
+      </w:r>
+    </w:p>
+    <w:p>
+      <w:pPr>
         <w:numPr>
           <w:ilvl w:val="0"/>
           <w:numId w:val="6"/>
@@ -12880,6 +13213,115 @@
     </w:p>
     <w:p>
       <w:pPr>
+        <w:ind w:left="720"/>
+        <w:jc w:val="both"/>
+        <w:rPr>
+          <w:rFonts w:ascii="Arial" w:hAnsi="Arial" w:cs="Arial"/>
+        </w:rPr>
+      </w:pPr>
+      <w:r>
+        <w:rPr>
+          <w:rFonts w:ascii="Arial" w:hAnsi="Arial" w:cs="Arial"/>
+        </w:rPr>
+        <w:t>P = I</w:t>
+      </w:r>
+      <w:r>
+        <w:rPr>
+          <w:rFonts w:ascii="Arial" w:hAnsi="Arial" w:cs="Arial"/>
+          <w:vertAlign w:val="superscript"/>
+        </w:rPr>
+        <w:t>2</w:t>
+      </w:r>
+      <w:r>
+        <w:rPr>
+          <w:rFonts w:ascii="Arial" w:hAnsi="Arial" w:cs="Arial"/>
+        </w:rPr>
+        <w:t>R = (0.134)</w:t>
+      </w:r>
+      <w:r>
+        <w:rPr>
+          <w:rFonts w:ascii="Arial" w:hAnsi="Arial" w:cs="Arial"/>
+          <w:vertAlign w:val="superscript"/>
+        </w:rPr>
+        <w:t xml:space="preserve">2 </w:t>
+      </w:r>
+      <w:r>
+        <w:rPr>
+          <w:rFonts w:ascii="Arial" w:hAnsi="Arial" w:cs="Arial"/>
+        </w:rPr>
+        <w:t xml:space="preserve">*200 = </w:t>
+      </w:r>
+      <w:r>
+        <w:rPr>
+          <w:rFonts w:ascii="Arial" w:hAnsi="Arial" w:cs="Arial"/>
+        </w:rPr>
+        <w:t>3.59 W.</w:t>
+      </w:r>
+    </w:p>
+    <w:p>
+      <w:pPr>
+        <w:ind w:left="720"/>
+        <w:jc w:val="both"/>
+        <w:rPr>
+          <w:rFonts w:ascii="Arial" w:hAnsi="Arial" w:cs="Arial"/>
+        </w:rPr>
+      </w:pPr>
+      <w:r>
+        <w:rPr>
+          <w:rFonts w:ascii="Arial" w:hAnsi="Arial" w:cs="Arial"/>
+        </w:rPr>
+        <w:t xml:space="preserve">S = V * I = 0.134 * 26.8 = </w:t>
+      </w:r>
+      <w:r>
+        <w:rPr>
+          <w:rFonts w:ascii="Arial" w:hAnsi="Arial" w:cs="Arial"/>
+        </w:rPr>
+        <w:t xml:space="preserve">3.59 </w:t>
+      </w:r>
+      <w:r>
+        <w:rPr>
+          <w:rFonts w:ascii="Arial" w:hAnsi="Arial" w:cs="Arial"/>
+        </w:rPr>
+        <w:t>VA.</w:t>
+      </w:r>
+    </w:p>
+    <w:p>
+      <w:pPr>
+        <w:ind w:left="720"/>
+        <w:jc w:val="both"/>
+        <w:rPr>
+          <w:rFonts w:ascii="Arial" w:hAnsi="Arial" w:cs="Arial"/>
+        </w:rPr>
+      </w:pPr>
+      <w:r>
+        <w:rPr>
+          <w:rFonts w:ascii="Arial" w:hAnsi="Arial" w:cs="Arial"/>
+        </w:rPr>
+        <w:t xml:space="preserve">Q = 0 </w:t>
+      </w:r>
+      <w:proofErr w:type="spellStart"/>
+      <w:r>
+        <w:rPr>
+          <w:rFonts w:ascii="Arial" w:hAnsi="Arial" w:cs="Arial"/>
+        </w:rPr>
+        <w:t>VAr</w:t>
+      </w:r>
+      <w:proofErr w:type="spellEnd"/>
+      <w:r>
+        <w:rPr>
+          <w:rFonts w:ascii="Arial" w:hAnsi="Arial" w:cs="Arial"/>
+        </w:rPr>
+        <w:t xml:space="preserve"> </w:t>
+      </w:r>
+      <w:r>
+        <w:rPr>
+          <w:rFonts w:ascii="Arial" w:hAnsi="Arial" w:cs="Arial"/>
+        </w:rPr>
+        <w:t>(only resistors, angle of S is zero)</w:t>
+      </w:r>
+    </w:p>
+    <w:p>
+      <w:pPr>
         <w:numPr>
           <w:ilvl w:val="0"/>
           <w:numId w:val="6"/>
@@ -12904,6 +13346,78 @@
     </w:p>
     <w:p>
       <w:pPr>
+        <w:ind w:left="720"/>
+        <w:jc w:val="both"/>
+        <w:rPr>
+          <w:rFonts w:ascii="Arial" w:hAnsi="Arial" w:cs="Arial"/>
+        </w:rPr>
+      </w:pPr>
+      <w:r>
+        <w:rPr>
+          <w:rFonts w:ascii="Arial" w:hAnsi="Arial" w:cs="Arial"/>
+          <w:noProof/>
+        </w:rPr>
+        <w:drawing>
+          <wp:inline distT="0" distB="0" distL="0" distR="0" wp14:anchorId="66DF2760" wp14:editId="625CA78D">
+            <wp:extent cx="5287617" cy="1966556"/>
+            <wp:effectExtent l="0" t="0" r="0" b="0"/>
+            <wp:docPr id="611853261" name="Picture 6"/>
+            <wp:cNvGraphicFramePr>
+              <a:graphicFrameLocks xmlns:a="http://schemas.openxmlformats.org/drawingml/2006/main" noChangeAspect="1"/>
+            </wp:cNvGraphicFramePr>
+            <a:graphic xmlns:a="http://schemas.openxmlformats.org/drawingml/2006/main">
+              <a:graphicData uri="http://schemas.openxmlformats.org/drawingml/2006/picture">
+                <pic:pic xmlns:pic="http://schemas.openxmlformats.org/drawingml/2006/picture">
+                  <pic:nvPicPr>
+                    <pic:cNvPr id="0" name="Picture 3"/>
+                    <pic:cNvPicPr>
+                      <a:picLocks noChangeAspect="1" noChangeArrowheads="1"/>
+                    </pic:cNvPicPr>
+                  </pic:nvPicPr>
+                  <pic:blipFill>
+                    <a:blip r:embed="rId23" cstate="print">
+                      <a:extLst>
+                        <a:ext uri="{28A0092B-C50C-407E-A947-70E740481C1C}">
+                          <a14:useLocalDpi xmlns:a14="http://schemas.microsoft.com/office/drawing/2010/main" val="0"/>
+                        </a:ext>
+                      </a:extLst>
+                    </a:blip>
+                    <a:srcRect/>
+                    <a:stretch>
+                      <a:fillRect/>
+                    </a:stretch>
+                  </pic:blipFill>
+                  <pic:spPr bwMode="auto">
+                    <a:xfrm>
+                      <a:off x="0" y="0"/>
+                      <a:ext cx="5301229" cy="1971619"/>
+                    </a:xfrm>
+                    <a:prstGeom prst="rect">
+                      <a:avLst/>
+                    </a:prstGeom>
+                    <a:noFill/>
+                    <a:ln>
+                      <a:noFill/>
+                    </a:ln>
+                  </pic:spPr>
+                </pic:pic>
+              </a:graphicData>
+            </a:graphic>
+          </wp:inline>
+        </w:drawing>
+      </w:r>
+    </w:p>
+    <w:p>
+      <w:pPr>
+        <w:ind w:left="720"/>
+        <w:jc w:val="both"/>
+        <w:rPr>
+          <w:rFonts w:ascii="Arial" w:hAnsi="Arial" w:cs="Arial"/>
+        </w:rPr>
+      </w:pPr>
+    </w:p>
+    <w:p>
+      <w:pPr>
         <w:numPr>
           <w:ilvl w:val="0"/>
           <w:numId w:val="6"/>
@@ -12922,6 +13436,571 @@
     </w:p>
     <w:p>
       <w:pPr>
+        <w:pStyle w:val="ListParagraph"/>
+        <w:rPr>
+          <w:rFonts w:ascii="Arial" w:hAnsi="Arial" w:cs="Arial"/>
+        </w:rPr>
+      </w:pPr>
+    </w:p>
+    <w:tbl>
+      <w:tblPr>
+        <w:tblStyle w:val="TableGrid"/>
+        <w:tblW w:w="0" w:type="auto"/>
+        <w:tblInd w:w="720" w:type="dxa"/>
+        <w:tblLook w:val="04A0" w:firstRow="1" w:lastRow="0" w:firstColumn="1" w:lastColumn="0" w:noHBand="0" w:noVBand="1"/>
+      </w:tblPr>
+      <w:tblGrid>
+        <w:gridCol w:w="3235"/>
+        <w:gridCol w:w="2613"/>
+        <w:gridCol w:w="2962"/>
+      </w:tblGrid>
+      <w:tr>
+        <w:tc>
+          <w:tcPr>
+            <w:tcW w:w="3235" w:type="dxa"/>
+            <w:tcBorders>
+              <w:top w:val="single" w:sz="4" w:space="0" w:color="auto"/>
+              <w:left w:val="single" w:sz="4" w:space="0" w:color="auto"/>
+              <w:bottom w:val="single" w:sz="4" w:space="0" w:color="auto"/>
+              <w:right w:val="single" w:sz="4" w:space="0" w:color="auto"/>
+            </w:tcBorders>
+          </w:tcPr>
+          <w:p>
+            <w:pPr>
+              <w:ind w:left="720"/>
+              <w:jc w:val="both"/>
+              <w:rPr>
+                <w:rFonts w:ascii="Arial" w:hAnsi="Arial" w:cs="Arial"/>
+              </w:rPr>
+            </w:pPr>
+          </w:p>
+        </w:tc>
+        <w:tc>
+          <w:tcPr>
+            <w:tcW w:w="2613" w:type="dxa"/>
+            <w:tcBorders>
+              <w:top w:val="single" w:sz="4" w:space="0" w:color="auto"/>
+              <w:left w:val="single" w:sz="4" w:space="0" w:color="auto"/>
+              <w:bottom w:val="single" w:sz="4" w:space="0" w:color="auto"/>
+              <w:right w:val="single" w:sz="4" w:space="0" w:color="auto"/>
+            </w:tcBorders>
+            <w:hideMark/>
+          </w:tcPr>
+          <w:p>
+            <w:pPr>
+              <w:ind w:left="360"/>
+              <w:jc w:val="both"/>
+              <w:rPr>
+                <w:rFonts w:ascii="Arial" w:hAnsi="Arial" w:cs="Arial"/>
+                <w:b/>
+                <w:bCs/>
+              </w:rPr>
+            </w:pPr>
+            <w:r>
+              <w:rPr>
+                <w:rFonts w:ascii="Arial" w:hAnsi="Arial" w:cs="Arial"/>
+                <w:b/>
+                <w:bCs/>
+              </w:rPr>
+              <w:t>Measured</w:t>
+            </w:r>
+          </w:p>
+        </w:tc>
+        <w:tc>
+          <w:tcPr>
+            <w:tcW w:w="2962" w:type="dxa"/>
+            <w:tcBorders>
+              <w:top w:val="single" w:sz="4" w:space="0" w:color="auto"/>
+              <w:left w:val="single" w:sz="4" w:space="0" w:color="auto"/>
+              <w:bottom w:val="single" w:sz="4" w:space="0" w:color="auto"/>
+              <w:right w:val="single" w:sz="4" w:space="0" w:color="auto"/>
+            </w:tcBorders>
+            <w:hideMark/>
+          </w:tcPr>
+          <w:p>
+            <w:pPr>
+              <w:ind w:left="360"/>
+              <w:jc w:val="both"/>
+              <w:rPr>
+                <w:rFonts w:ascii="Arial" w:hAnsi="Arial" w:cs="Arial"/>
+                <w:b/>
+                <w:bCs/>
+              </w:rPr>
+            </w:pPr>
+            <w:r>
+              <w:rPr>
+                <w:rFonts w:ascii="Arial" w:hAnsi="Arial" w:cs="Arial"/>
+                <w:b/>
+                <w:bCs/>
+              </w:rPr>
+              <w:t>Calculated</w:t>
+            </w:r>
+          </w:p>
+        </w:tc>
+      </w:tr>
+      <w:tr>
+        <w:tc>
+          <w:tcPr>
+            <w:tcW w:w="3235" w:type="dxa"/>
+            <w:tcBorders>
+              <w:top w:val="single" w:sz="4" w:space="0" w:color="auto"/>
+              <w:left w:val="single" w:sz="4" w:space="0" w:color="auto"/>
+              <w:bottom w:val="single" w:sz="4" w:space="0" w:color="auto"/>
+              <w:right w:val="single" w:sz="4" w:space="0" w:color="auto"/>
+            </w:tcBorders>
+            <w:hideMark/>
+          </w:tcPr>
+          <w:p>
+            <w:pPr>
+              <w:ind w:left="360"/>
+              <w:jc w:val="both"/>
+              <w:rPr>
+                <w:rFonts w:ascii="Arial" w:hAnsi="Arial" w:cs="Arial"/>
+              </w:rPr>
+            </w:pPr>
+            <w:r>
+              <w:rPr>
+                <w:rFonts w:ascii="Arial" w:hAnsi="Arial" w:cs="Arial"/>
+              </w:rPr>
+              <w:t xml:space="preserve">Supply Voltage </w:t>
+            </w:r>
+            <w:r>
+              <w:rPr>
+                <w:rFonts w:ascii="Arial" w:hAnsi="Arial" w:cs="Arial"/>
+              </w:rPr>
+              <w:t>- Vs</w:t>
+            </w:r>
+          </w:p>
+        </w:tc>
+        <w:tc>
+          <w:tcPr>
+            <w:tcW w:w="2613" w:type="dxa"/>
+            <w:tcBorders>
+              <w:top w:val="single" w:sz="4" w:space="0" w:color="auto"/>
+              <w:left w:val="single" w:sz="4" w:space="0" w:color="auto"/>
+              <w:bottom w:val="single" w:sz="4" w:space="0" w:color="auto"/>
+              <w:right w:val="single" w:sz="4" w:space="0" w:color="auto"/>
+            </w:tcBorders>
+            <w:hideMark/>
+          </w:tcPr>
+          <w:p>
+            <w:pPr>
+              <w:ind w:left="360"/>
+              <w:jc w:val="both"/>
+              <w:rPr>
+                <w:rFonts w:ascii="Arial" w:hAnsi="Arial" w:cs="Arial"/>
+              </w:rPr>
+            </w:pPr>
+            <w:r>
+              <w:rPr>
+                <w:rFonts w:ascii="Arial" w:hAnsi="Arial" w:cs="Arial"/>
+              </w:rPr>
+              <w:t>25.75</w:t>
+            </w:r>
+            <w:r>
+              <w:rPr>
+                <w:rFonts w:ascii="Arial" w:hAnsi="Arial" w:cs="Arial"/>
+              </w:rPr>
+              <w:t xml:space="preserve"> V</w:t>
+            </w:r>
+          </w:p>
+        </w:tc>
+        <w:tc>
+          <w:tcPr>
+            <w:tcW w:w="2962" w:type="dxa"/>
+            <w:tcBorders>
+              <w:top w:val="single" w:sz="4" w:space="0" w:color="auto"/>
+              <w:left w:val="single" w:sz="4" w:space="0" w:color="auto"/>
+              <w:bottom w:val="single" w:sz="4" w:space="0" w:color="auto"/>
+              <w:right w:val="single" w:sz="4" w:space="0" w:color="auto"/>
+            </w:tcBorders>
+            <w:hideMark/>
+          </w:tcPr>
+          <w:p>
+            <w:pPr>
+              <w:ind w:left="360"/>
+              <w:jc w:val="both"/>
+              <w:rPr>
+                <w:rFonts w:ascii="Arial" w:hAnsi="Arial" w:cs="Arial"/>
+              </w:rPr>
+            </w:pPr>
+            <w:r>
+              <w:rPr>
+                <w:rFonts w:ascii="Arial" w:hAnsi="Arial" w:cs="Arial"/>
+              </w:rPr>
+              <w:t>26.8</w:t>
+            </w:r>
+            <w:r>
+              <w:rPr>
+                <w:rFonts w:ascii="Arial" w:hAnsi="Arial" w:cs="Arial"/>
+              </w:rPr>
+              <w:t xml:space="preserve"> (given) V</w:t>
+            </w:r>
+          </w:p>
+        </w:tc>
+      </w:tr>
+      <w:tr>
+        <w:tc>
+          <w:tcPr>
+            <w:tcW w:w="3235" w:type="dxa"/>
+            <w:tcBorders>
+              <w:top w:val="single" w:sz="4" w:space="0" w:color="auto"/>
+              <w:left w:val="single" w:sz="4" w:space="0" w:color="auto"/>
+              <w:bottom w:val="single" w:sz="4" w:space="0" w:color="auto"/>
+              <w:right w:val="single" w:sz="4" w:space="0" w:color="auto"/>
+            </w:tcBorders>
+            <w:hideMark/>
+          </w:tcPr>
+          <w:p>
+            <w:pPr>
+              <w:ind w:left="360"/>
+              <w:jc w:val="both"/>
+              <w:rPr>
+                <w:rFonts w:ascii="Arial" w:hAnsi="Arial" w:cs="Arial"/>
+              </w:rPr>
+            </w:pPr>
+            <w:r>
+              <w:rPr>
+                <w:rFonts w:ascii="Arial" w:hAnsi="Arial" w:cs="Arial"/>
+              </w:rPr>
+              <w:t xml:space="preserve">Supply Current </w:t>
+            </w:r>
+            <w:r>
+              <w:rPr>
+                <w:rFonts w:ascii="Arial" w:hAnsi="Arial" w:cs="Arial"/>
+              </w:rPr>
+              <w:t>– Is</w:t>
+            </w:r>
+          </w:p>
+        </w:tc>
+        <w:tc>
+          <w:tcPr>
+            <w:tcW w:w="2613" w:type="dxa"/>
+            <w:tcBorders>
+              <w:top w:val="single" w:sz="4" w:space="0" w:color="auto"/>
+              <w:left w:val="single" w:sz="4" w:space="0" w:color="auto"/>
+              <w:bottom w:val="single" w:sz="4" w:space="0" w:color="auto"/>
+              <w:right w:val="single" w:sz="4" w:space="0" w:color="auto"/>
+            </w:tcBorders>
+            <w:hideMark/>
+          </w:tcPr>
+          <w:p>
+            <w:pPr>
+              <w:ind w:left="360"/>
+              <w:jc w:val="both"/>
+              <w:rPr>
+                <w:rFonts w:ascii="Arial" w:hAnsi="Arial" w:cs="Arial"/>
+              </w:rPr>
+            </w:pPr>
+            <w:r>
+              <w:rPr>
+                <w:rFonts w:ascii="Arial" w:hAnsi="Arial" w:cs="Arial"/>
+              </w:rPr>
+              <w:t>0.12</w:t>
+            </w:r>
+            <w:r>
+              <w:rPr>
+                <w:rFonts w:ascii="Arial" w:hAnsi="Arial" w:cs="Arial"/>
+              </w:rPr>
+              <w:t>7</w:t>
+            </w:r>
+            <w:r>
+              <w:rPr>
+                <w:rFonts w:ascii="Arial" w:hAnsi="Arial" w:cs="Arial"/>
+              </w:rPr>
+              <w:t xml:space="preserve"> A</w:t>
+            </w:r>
+          </w:p>
+        </w:tc>
+        <w:tc>
+          <w:tcPr>
+            <w:tcW w:w="2962" w:type="dxa"/>
+            <w:tcBorders>
+              <w:top w:val="single" w:sz="4" w:space="0" w:color="auto"/>
+              <w:left w:val="single" w:sz="4" w:space="0" w:color="auto"/>
+              <w:bottom w:val="single" w:sz="4" w:space="0" w:color="auto"/>
+              <w:right w:val="single" w:sz="4" w:space="0" w:color="auto"/>
+            </w:tcBorders>
+            <w:hideMark/>
+          </w:tcPr>
+          <w:p>
+            <w:pPr>
+              <w:ind w:left="360"/>
+              <w:jc w:val="both"/>
+              <w:rPr>
+                <w:rFonts w:ascii="Arial" w:hAnsi="Arial" w:cs="Arial"/>
+              </w:rPr>
+            </w:pPr>
+            <w:r>
+              <w:rPr>
+                <w:rFonts w:ascii="Arial" w:hAnsi="Arial" w:cs="Arial"/>
+              </w:rPr>
+              <w:t>0.134</w:t>
+            </w:r>
+            <w:r>
+              <w:rPr>
+                <w:rFonts w:ascii="Arial" w:hAnsi="Arial" w:cs="Arial"/>
+              </w:rPr>
+              <w:t xml:space="preserve"> A</w:t>
+            </w:r>
+          </w:p>
+        </w:tc>
+      </w:tr>
+      <w:tr>
+        <w:tc>
+          <w:tcPr>
+            <w:tcW w:w="3235" w:type="dxa"/>
+            <w:tcBorders>
+              <w:top w:val="single" w:sz="4" w:space="0" w:color="auto"/>
+              <w:left w:val="single" w:sz="4" w:space="0" w:color="auto"/>
+              <w:bottom w:val="single" w:sz="4" w:space="0" w:color="auto"/>
+              <w:right w:val="single" w:sz="4" w:space="0" w:color="auto"/>
+            </w:tcBorders>
+            <w:hideMark/>
+          </w:tcPr>
+          <w:p>
+            <w:pPr>
+              <w:ind w:left="360"/>
+              <w:jc w:val="both"/>
+              <w:rPr>
+                <w:rFonts w:ascii="Arial" w:hAnsi="Arial" w:cs="Arial"/>
+              </w:rPr>
+            </w:pPr>
+            <w:r>
+              <w:rPr>
+                <w:rFonts w:ascii="Arial" w:hAnsi="Arial" w:cs="Arial"/>
+              </w:rPr>
+              <w:t>Power Factor</w:t>
+            </w:r>
+            <w:r>
+              <w:rPr>
+                <w:rFonts w:ascii="Arial" w:hAnsi="Arial" w:cs="Arial"/>
+              </w:rPr>
+              <w:t xml:space="preserve"> – cos(phi)</w:t>
+            </w:r>
+          </w:p>
+        </w:tc>
+        <w:tc>
+          <w:tcPr>
+            <w:tcW w:w="2613" w:type="dxa"/>
+            <w:tcBorders>
+              <w:top w:val="single" w:sz="4" w:space="0" w:color="auto"/>
+              <w:left w:val="single" w:sz="4" w:space="0" w:color="auto"/>
+              <w:bottom w:val="single" w:sz="4" w:space="0" w:color="auto"/>
+              <w:right w:val="single" w:sz="4" w:space="0" w:color="auto"/>
+            </w:tcBorders>
+            <w:hideMark/>
+          </w:tcPr>
+          <w:p>
+            <w:pPr>
+              <w:ind w:left="360"/>
+              <w:jc w:val="both"/>
+              <w:rPr>
+                <w:rFonts w:ascii="Arial" w:hAnsi="Arial" w:cs="Arial"/>
+              </w:rPr>
+            </w:pPr>
+            <w:r>
+              <w:rPr>
+                <w:rFonts w:ascii="Arial" w:hAnsi="Arial" w:cs="Arial"/>
+              </w:rPr>
+              <w:t>1.000</w:t>
+            </w:r>
+          </w:p>
+        </w:tc>
+        <w:tc>
+          <w:tcPr>
+            <w:tcW w:w="2962" w:type="dxa"/>
+            <w:tcBorders>
+              <w:top w:val="single" w:sz="4" w:space="0" w:color="auto"/>
+              <w:left w:val="single" w:sz="4" w:space="0" w:color="auto"/>
+              <w:bottom w:val="single" w:sz="4" w:space="0" w:color="auto"/>
+              <w:right w:val="single" w:sz="4" w:space="0" w:color="auto"/>
+            </w:tcBorders>
+            <w:hideMark/>
+          </w:tcPr>
+          <w:p>
+            <w:pPr>
+              <w:ind w:left="360"/>
+              <w:jc w:val="both"/>
+              <w:rPr>
+                <w:rFonts w:ascii="Arial" w:hAnsi="Arial" w:cs="Arial"/>
+              </w:rPr>
+            </w:pPr>
+            <w:r>
+              <w:rPr>
+                <w:rFonts w:ascii="Arial" w:hAnsi="Arial" w:cs="Arial"/>
+              </w:rPr>
+              <w:t>1.000</w:t>
+            </w:r>
+          </w:p>
+        </w:tc>
+      </w:tr>
+      <w:tr>
+        <w:tc>
+          <w:tcPr>
+            <w:tcW w:w="3235" w:type="dxa"/>
+            <w:tcBorders>
+              <w:top w:val="single" w:sz="4" w:space="0" w:color="auto"/>
+              <w:left w:val="single" w:sz="4" w:space="0" w:color="auto"/>
+              <w:bottom w:val="single" w:sz="4" w:space="0" w:color="auto"/>
+              <w:right w:val="single" w:sz="4" w:space="0" w:color="auto"/>
+            </w:tcBorders>
+            <w:hideMark/>
+          </w:tcPr>
+          <w:p>
+            <w:pPr>
+              <w:ind w:left="360"/>
+              <w:jc w:val="both"/>
+              <w:rPr>
+                <w:rFonts w:ascii="Arial" w:hAnsi="Arial" w:cs="Arial"/>
+              </w:rPr>
+            </w:pPr>
+            <w:r>
+              <w:rPr>
+                <w:rFonts w:ascii="Arial" w:hAnsi="Arial" w:cs="Arial"/>
+              </w:rPr>
+              <w:t xml:space="preserve">Real Power </w:t>
+            </w:r>
+            <w:r>
+              <w:rPr>
+                <w:rFonts w:ascii="Arial" w:hAnsi="Arial" w:cs="Arial"/>
+              </w:rPr>
+              <w:t>– P</w:t>
+            </w:r>
+          </w:p>
+        </w:tc>
+        <w:tc>
+          <w:tcPr>
+            <w:tcW w:w="2613" w:type="dxa"/>
+            <w:tcBorders>
+              <w:top w:val="single" w:sz="4" w:space="0" w:color="auto"/>
+              <w:left w:val="single" w:sz="4" w:space="0" w:color="auto"/>
+              <w:bottom w:val="single" w:sz="4" w:space="0" w:color="auto"/>
+              <w:right w:val="single" w:sz="4" w:space="0" w:color="auto"/>
+            </w:tcBorders>
+            <w:hideMark/>
+          </w:tcPr>
+          <w:p>
+            <w:pPr>
+              <w:rPr>
+                <w:rFonts w:ascii="Arial" w:hAnsi="Arial" w:cs="Arial"/>
+                <w:b/>
+                <w:bCs/>
+              </w:rPr>
+            </w:pPr>
+            <w:r>
+              <w:rPr>
+                <w:rFonts w:ascii="Arial" w:hAnsi="Arial" w:cs="Arial"/>
+                <w:b/>
+                <w:bCs/>
+              </w:rPr>
+              <w:t xml:space="preserve">      </w:t>
+            </w:r>
+            <w:r>
+              <w:rPr>
+                <w:rFonts w:ascii="Arial" w:hAnsi="Arial" w:cs="Arial"/>
+              </w:rPr>
+              <w:t>3.32</w:t>
+            </w:r>
+            <w:r>
+              <w:rPr>
+                <w:rFonts w:ascii="Arial" w:hAnsi="Arial" w:cs="Arial"/>
+                <w:b/>
+                <w:bCs/>
+              </w:rPr>
+              <w:t xml:space="preserve"> </w:t>
+            </w:r>
+            <w:r>
+              <w:rPr>
+                <w:rFonts w:ascii="Arial" w:hAnsi="Arial" w:cs="Arial"/>
+              </w:rPr>
+              <w:t>W</w:t>
+            </w:r>
+          </w:p>
+        </w:tc>
+        <w:tc>
+          <w:tcPr>
+            <w:tcW w:w="2962" w:type="dxa"/>
+            <w:tcBorders>
+              <w:top w:val="single" w:sz="4" w:space="0" w:color="auto"/>
+              <w:left w:val="single" w:sz="4" w:space="0" w:color="auto"/>
+              <w:bottom w:val="single" w:sz="4" w:space="0" w:color="auto"/>
+              <w:right w:val="single" w:sz="4" w:space="0" w:color="auto"/>
+            </w:tcBorders>
+            <w:hideMark/>
+          </w:tcPr>
+          <w:p>
+            <w:pPr>
+              <w:ind w:left="360"/>
+              <w:jc w:val="both"/>
+              <w:rPr>
+                <w:rFonts w:ascii="Arial" w:hAnsi="Arial" w:cs="Arial"/>
+              </w:rPr>
+            </w:pPr>
+            <w:r>
+              <w:rPr>
+                <w:rFonts w:ascii="Arial" w:hAnsi="Arial" w:cs="Arial"/>
+              </w:rPr>
+              <w:t>3.59</w:t>
+            </w:r>
+            <w:r>
+              <w:rPr>
+                <w:rFonts w:ascii="Arial" w:hAnsi="Arial" w:cs="Arial"/>
+              </w:rPr>
+              <w:t xml:space="preserve"> W</w:t>
+            </w:r>
+          </w:p>
+        </w:tc>
+      </w:tr>
+    </w:tbl>
+    <w:p>
+      <w:pPr>
+        <w:jc w:val="both"/>
+        <w:rPr>
+          <w:rFonts w:ascii="Arial" w:hAnsi="Arial" w:cs="Arial"/>
+        </w:rPr>
+      </w:pPr>
+    </w:p>
+    <w:p>
+      <w:pPr>
+        <w:jc w:val="both"/>
+        <w:rPr>
+          <w:rFonts w:ascii="Arial" w:hAnsi="Arial" w:cs="Arial"/>
+        </w:rPr>
+      </w:pPr>
+      <w:r>
+        <w:rPr>
+          <w:rFonts w:ascii="Arial" w:hAnsi="Arial" w:cs="Arial"/>
+        </w:rPr>
+        <w:t xml:space="preserve">The experimental data and calculations are in alignment with each other, supporting the experiment’s methodology and accuracy. There are slight discrepancies, such as the current being off by about 7 mA between the measured and calculated values, however, this can be explained using multiple factors. For one, the resistors inside the real circuit have tolerances, meaning the resistor in the real circuit may not be 200 Ohms perfectly. Moreover, the measurement instruments have a finite resolution, and taking readings by simply noting down fluctuating </w:t>
+      </w:r>
+      <w:r>
+        <w:rPr>
+          <w:rFonts w:ascii="Arial" w:hAnsi="Arial" w:cs="Arial"/>
+        </w:rPr>
+        <w:t xml:space="preserve">instrument readings </w:t>
+      </w:r>
+      <w:r>
+        <w:rPr>
+          <w:rFonts w:ascii="Arial" w:hAnsi="Arial" w:cs="Arial"/>
+        </w:rPr>
+        <w:t xml:space="preserve">introduces human error. Overall, the two </w:t>
+      </w:r>
+      <w:r>
+        <w:rPr>
+          <w:rFonts w:ascii="Arial" w:hAnsi="Arial" w:cs="Arial"/>
+        </w:rPr>
+        <w:t>agree</w:t>
+      </w:r>
+      <w:r>
+        <w:rPr>
+          <w:rFonts w:ascii="Arial" w:hAnsi="Arial" w:cs="Arial"/>
+        </w:rPr>
+        <w:t>.</w:t>
+      </w:r>
+    </w:p>
+    <w:p>
+      <w:pPr>
         <w:jc w:val="both"/>
         <w:rPr>
           <w:rFonts w:ascii="Arial" w:hAnsi="Arial" w:cs="Arial"/>
@@ -12989,6 +14068,292 @@
     </w:p>
     <w:p>
       <w:pPr>
+        <w:ind w:left="720"/>
+        <w:jc w:val="both"/>
+        <w:rPr>
+          <w:rFonts w:ascii="Arial" w:hAnsi="Arial" w:cs="Arial"/>
+        </w:rPr>
+      </w:pPr>
+    </w:p>
+    <w:p>
+      <w:pPr>
+        <w:ind w:left="720"/>
+        <w:jc w:val="both"/>
+        <w:rPr>
+          <w:rFonts w:ascii="Arial" w:hAnsi="Arial" w:cs="Arial"/>
+        </w:rPr>
+      </w:pPr>
+      <w:proofErr w:type="spellStart"/>
+      <w:r>
+        <w:rPr>
+          <w:rFonts w:ascii="Arial" w:hAnsi="Arial" w:cs="Arial"/>
+        </w:rPr>
+        <w:t>Xc</w:t>
+      </w:r>
+      <w:proofErr w:type="spellEnd"/>
+      <w:r>
+        <w:rPr>
+          <w:rFonts w:ascii="Arial" w:hAnsi="Arial" w:cs="Arial"/>
+        </w:rPr>
+        <w:t xml:space="preserve"> = 1/</w:t>
+      </w:r>
+      <w:proofErr w:type="spellStart"/>
+      <w:r>
+        <w:rPr>
+          <w:rFonts w:ascii="Arial" w:hAnsi="Arial" w:cs="Arial"/>
+        </w:rPr>
+        <w:t>wC</w:t>
+      </w:r>
+      <w:proofErr w:type="spellEnd"/>
+      <w:r>
+        <w:rPr>
+          <w:rFonts w:ascii="Arial" w:hAnsi="Arial" w:cs="Arial"/>
+        </w:rPr>
+        <w:t xml:space="preserve"> = 1</w:t>
+      </w:r>
+      <w:proofErr w:type="gramStart"/>
+      <w:r>
+        <w:rPr>
+          <w:rFonts w:ascii="Arial" w:hAnsi="Arial" w:cs="Arial"/>
+        </w:rPr>
+        <w:t>/(</w:t>
+      </w:r>
+      <w:proofErr w:type="gramEnd"/>
+      <w:r>
+        <w:rPr>
+          <w:rFonts w:ascii="Arial" w:hAnsi="Arial" w:cs="Arial"/>
+        </w:rPr>
+        <w:t>2*pi*25 x 10</w:t>
+      </w:r>
+      <w:r>
+        <w:rPr>
+          <w:rFonts w:ascii="Arial" w:hAnsi="Arial" w:cs="Arial"/>
+          <w:vertAlign w:val="superscript"/>
+        </w:rPr>
+        <w:t>-6</w:t>
+      </w:r>
+      <w:r>
+        <w:rPr>
+          <w:rFonts w:ascii="Arial" w:hAnsi="Arial" w:cs="Arial"/>
+        </w:rPr>
+        <w:t>) = 127.3 Ohms</w:t>
+      </w:r>
+    </w:p>
+    <w:p>
+      <w:pPr>
+        <w:ind w:left="720"/>
+        <w:jc w:val="both"/>
+        <w:rPr>
+          <w:rFonts w:ascii="Arial" w:hAnsi="Arial" w:cs="Arial"/>
+        </w:rPr>
+      </w:pPr>
+      <w:r>
+        <w:rPr>
+          <w:rFonts w:ascii="Arial" w:hAnsi="Arial" w:cs="Arial"/>
+        </w:rPr>
+        <w:t xml:space="preserve">Z = R – </w:t>
+      </w:r>
+      <w:proofErr w:type="spellStart"/>
+      <w:r>
+        <w:rPr>
+          <w:rFonts w:ascii="Arial" w:hAnsi="Arial" w:cs="Arial"/>
+        </w:rPr>
+        <w:t>jXc</w:t>
+      </w:r>
+      <w:proofErr w:type="spellEnd"/>
+      <w:r>
+        <w:rPr>
+          <w:rFonts w:ascii="Arial" w:hAnsi="Arial" w:cs="Arial"/>
+        </w:rPr>
+        <w:t xml:space="preserve"> = 100 – j127.3 Ohms</w:t>
+      </w:r>
+    </w:p>
+    <w:p>
+      <w:pPr>
+        <w:ind w:left="720"/>
+        <w:jc w:val="both"/>
+        <w:rPr>
+          <w:rFonts w:ascii="Arial" w:hAnsi="Arial" w:cs="Arial"/>
+        </w:rPr>
+      </w:pPr>
+      <w:r>
+        <w:rPr>
+          <w:rFonts w:ascii="Arial" w:hAnsi="Arial" w:cs="Arial"/>
+        </w:rPr>
+        <w:t xml:space="preserve">| Z | = </w:t>
+      </w:r>
+      <w:proofErr w:type="gramStart"/>
+      <w:r>
+        <w:rPr>
+          <w:rFonts w:ascii="Arial" w:hAnsi="Arial" w:cs="Arial"/>
+        </w:rPr>
+        <w:t>sqrt(</w:t>
+      </w:r>
+      <w:proofErr w:type="gramEnd"/>
+      <w:r>
+        <w:rPr>
+          <w:rFonts w:ascii="Arial" w:hAnsi="Arial" w:cs="Arial"/>
+        </w:rPr>
+        <w:t>100</w:t>
+      </w:r>
+      <w:r>
+        <w:rPr>
+          <w:rFonts w:ascii="Arial" w:hAnsi="Arial" w:cs="Arial"/>
+          <w:vertAlign w:val="superscript"/>
+        </w:rPr>
+        <w:t>2</w:t>
+      </w:r>
+      <w:r>
+        <w:rPr>
+          <w:rFonts w:ascii="Arial" w:hAnsi="Arial" w:cs="Arial"/>
+        </w:rPr>
+        <w:t xml:space="preserve"> + 127.3</w:t>
+      </w:r>
+      <w:r>
+        <w:rPr>
+          <w:rFonts w:ascii="Arial" w:hAnsi="Arial" w:cs="Arial"/>
+          <w:vertAlign w:val="superscript"/>
+        </w:rPr>
+        <w:t>2</w:t>
+      </w:r>
+      <w:r>
+        <w:rPr>
+          <w:rFonts w:ascii="Arial" w:hAnsi="Arial" w:cs="Arial"/>
+        </w:rPr>
+        <w:t xml:space="preserve">) = 161.9 Ohms </w:t>
+      </w:r>
+    </w:p>
+    <w:p>
+      <w:pPr>
+        <w:ind w:left="720"/>
+        <w:jc w:val="both"/>
+        <w:rPr>
+          <w:rFonts w:ascii="Arial" w:hAnsi="Arial" w:cs="Arial"/>
+        </w:rPr>
+      </w:pPr>
+      <w:r>
+        <w:rPr>
+          <w:rFonts w:ascii="Arial" w:hAnsi="Arial" w:cs="Arial"/>
+        </w:rPr>
+        <w:t xml:space="preserve">Z = </w:t>
+      </w:r>
+      <w:r>
+        <w:rPr>
+          <w:rFonts w:ascii="Arial" w:hAnsi="Arial" w:cs="Arial"/>
+        </w:rPr>
+        <w:t>161.9</w:t>
+      </w:r>
+      <w:r>
+        <w:rPr>
+          <w:rFonts w:ascii="Arial" w:hAnsi="Arial" w:cs="Arial"/>
+        </w:rPr>
+        <w:t xml:space="preserve"> </w:t>
+      </w:r>
+      <w:r>
+        <w:rPr>
+          <w:rFonts w:ascii="Cambria Math" w:hAnsi="Cambria Math" w:cs="Cambria Math"/>
+        </w:rPr>
+        <w:t>∠</w:t>
+      </w:r>
+      <w:r>
+        <w:rPr>
+          <w:rFonts w:ascii="Cambria Math" w:hAnsi="Cambria Math" w:cs="Cambria Math"/>
+        </w:rPr>
+        <w:t xml:space="preserve"> -51.8 </w:t>
+      </w:r>
+      <w:proofErr w:type="spellStart"/>
+      <w:r>
+        <w:rPr>
+          <w:rFonts w:ascii="Cambria Math" w:hAnsi="Cambria Math" w:cs="Cambria Math"/>
+        </w:rPr>
+        <w:t>deg</w:t>
+      </w:r>
+      <w:proofErr w:type="spellEnd"/>
+    </w:p>
+    <w:p>
+      <w:pPr>
+        <w:ind w:left="720"/>
+        <w:jc w:val="both"/>
+        <w:rPr>
+          <w:rFonts w:ascii="Arial" w:hAnsi="Arial" w:cs="Arial"/>
+        </w:rPr>
+      </w:pPr>
+      <w:r>
+        <w:rPr>
+          <w:rFonts w:ascii="Arial" w:hAnsi="Arial" w:cs="Arial"/>
+        </w:rPr>
+        <w:t>Is = Vs / Z = (26.8) / (</w:t>
+      </w:r>
+      <w:r>
+        <w:rPr>
+          <w:rFonts w:ascii="Arial" w:hAnsi="Arial" w:cs="Arial"/>
+        </w:rPr>
+        <w:t xml:space="preserve">161.9 </w:t>
+      </w:r>
+      <w:r>
+        <w:rPr>
+          <w:rFonts w:ascii="Cambria Math" w:hAnsi="Cambria Math" w:cs="Cambria Math"/>
+        </w:rPr>
+        <w:t>∠</w:t>
+      </w:r>
+      <w:r>
+        <w:rPr>
+          <w:rFonts w:ascii="Arial" w:hAnsi="Arial" w:cs="Arial"/>
+        </w:rPr>
+        <w:t xml:space="preserve"> -51.8 </w:t>
+      </w:r>
+      <w:proofErr w:type="spellStart"/>
+      <w:r>
+        <w:rPr>
+          <w:rFonts w:ascii="Arial" w:hAnsi="Arial" w:cs="Arial"/>
+        </w:rPr>
+        <w:t>deg</w:t>
+      </w:r>
+      <w:proofErr w:type="spellEnd"/>
+      <w:r>
+        <w:rPr>
+          <w:rFonts w:ascii="Arial" w:hAnsi="Arial" w:cs="Arial"/>
+        </w:rPr>
+        <w:t>) = 0.166 A</w:t>
+      </w:r>
+      <w:r>
+        <w:rPr>
+          <w:rFonts w:ascii="Arial" w:hAnsi="Arial" w:cs="Arial"/>
+        </w:rPr>
+        <w:t xml:space="preserve"> </w:t>
+      </w:r>
+      <w:r>
+        <w:rPr>
+          <w:rFonts w:ascii="Cambria Math" w:hAnsi="Cambria Math" w:cs="Cambria Math"/>
+        </w:rPr>
+        <w:t>∠</w:t>
+      </w:r>
+      <w:r>
+        <w:rPr>
+          <w:rFonts w:ascii="Arial" w:hAnsi="Arial" w:cs="Arial"/>
+        </w:rPr>
+        <w:t xml:space="preserve"> 51.8 </w:t>
+      </w:r>
+      <w:proofErr w:type="spellStart"/>
+      <w:r>
+        <w:rPr>
+          <w:rFonts w:ascii="Arial" w:hAnsi="Arial" w:cs="Arial"/>
+        </w:rPr>
+        <w:t>deg</w:t>
+      </w:r>
+      <w:proofErr w:type="spellEnd"/>
+    </w:p>
+    <w:p>
+      <w:pPr>
+        <w:ind w:left="720"/>
+        <w:jc w:val="both"/>
+        <w:rPr>
+          <w:rFonts w:ascii="Arial" w:hAnsi="Arial" w:cs="Arial"/>
+        </w:rPr>
+      </w:pPr>
+    </w:p>
+    <w:p>
+      <w:pPr>
         <w:numPr>
           <w:ilvl w:val="0"/>
           <w:numId w:val="7"/>
@@ -13025,6 +14390,226 @@
     </w:p>
     <w:p>
       <w:pPr>
+        <w:ind w:left="720"/>
+        <w:jc w:val="both"/>
+        <w:rPr>
+          <w:rFonts w:ascii="Arial" w:hAnsi="Arial" w:cs="Arial"/>
+        </w:rPr>
+      </w:pPr>
+    </w:p>
+    <w:p>
+      <w:pPr>
+        <w:ind w:left="720"/>
+        <w:jc w:val="both"/>
+        <w:rPr>
+          <w:rFonts w:ascii="Arial" w:hAnsi="Arial" w:cs="Arial"/>
+        </w:rPr>
+      </w:pPr>
+      <w:r>
+        <w:rPr>
+          <w:rFonts w:ascii="Arial" w:hAnsi="Arial" w:cs="Arial"/>
+        </w:rPr>
+        <w:lastRenderedPageBreak/>
+        <w:t xml:space="preserve">PF = cos(phi) = </w:t>
+      </w:r>
+      <w:proofErr w:type="gramStart"/>
+      <w:r>
+        <w:rPr>
+          <w:rFonts w:ascii="Arial" w:hAnsi="Arial" w:cs="Arial"/>
+        </w:rPr>
+        <w:t>cos(</w:t>
+      </w:r>
+      <w:proofErr w:type="gramEnd"/>
+      <w:r>
+        <w:rPr>
+          <w:rFonts w:ascii="Arial" w:hAnsi="Arial" w:cs="Arial"/>
+        </w:rPr>
+        <w:t xml:space="preserve">51.8 </w:t>
+      </w:r>
+      <w:proofErr w:type="spellStart"/>
+      <w:r>
+        <w:rPr>
+          <w:rFonts w:ascii="Arial" w:hAnsi="Arial" w:cs="Arial"/>
+        </w:rPr>
+        <w:t>deg</w:t>
+      </w:r>
+      <w:proofErr w:type="spellEnd"/>
+      <w:r>
+        <w:rPr>
+          <w:rFonts w:ascii="Arial" w:hAnsi="Arial" w:cs="Arial"/>
+        </w:rPr>
+        <w:t>) = 0.618</w:t>
+      </w:r>
+    </w:p>
+    <w:p>
+      <w:pPr>
+        <w:ind w:left="720"/>
+        <w:jc w:val="both"/>
+        <w:rPr>
+          <w:rFonts w:ascii="Arial" w:hAnsi="Arial" w:cs="Arial"/>
+        </w:rPr>
+      </w:pPr>
+      <w:r>
+        <w:rPr>
+          <w:rFonts w:ascii="Arial" w:hAnsi="Arial" w:cs="Arial"/>
+        </w:rPr>
+        <w:t>P = Is</w:t>
+      </w:r>
+      <w:r>
+        <w:rPr>
+          <w:rFonts w:ascii="Arial" w:hAnsi="Arial" w:cs="Arial"/>
+          <w:vertAlign w:val="superscript"/>
+        </w:rPr>
+        <w:t>2</w:t>
+      </w:r>
+      <w:r>
+        <w:rPr>
+          <w:rFonts w:ascii="Arial" w:hAnsi="Arial" w:cs="Arial"/>
+        </w:rPr>
+        <w:t>R = 0.166</w:t>
+      </w:r>
+      <w:r>
+        <w:rPr>
+          <w:rFonts w:ascii="Arial" w:hAnsi="Arial" w:cs="Arial"/>
+          <w:vertAlign w:val="superscript"/>
+        </w:rPr>
+        <w:t>2</w:t>
+      </w:r>
+      <w:r>
+        <w:rPr>
+          <w:rFonts w:ascii="Arial" w:hAnsi="Arial" w:cs="Arial"/>
+        </w:rPr>
+        <w:t>*100 = 2.76 W</w:t>
+      </w:r>
+    </w:p>
+    <w:p>
+      <w:pPr>
+        <w:ind w:left="720"/>
+        <w:jc w:val="both"/>
+        <w:rPr>
+          <w:rFonts w:ascii="Arial" w:hAnsi="Arial" w:cs="Arial"/>
+        </w:rPr>
+      </w:pPr>
+      <w:r>
+        <w:rPr>
+          <w:rFonts w:ascii="Arial" w:hAnsi="Arial" w:cs="Arial"/>
+        </w:rPr>
+        <w:t>S = V * Is = 26.8 * 0.166 = 4.45 VA</w:t>
+      </w:r>
+    </w:p>
+    <w:p>
+      <w:pPr>
+        <w:ind w:left="720"/>
+        <w:jc w:val="both"/>
+        <w:rPr>
+          <w:rFonts w:ascii="Arial" w:hAnsi="Arial" w:cs="Arial"/>
+        </w:rPr>
+      </w:pPr>
+      <w:r>
+        <w:rPr>
+          <w:rFonts w:ascii="Arial" w:hAnsi="Arial" w:cs="Arial"/>
+        </w:rPr>
+        <w:t xml:space="preserve">Q = </w:t>
+      </w:r>
+      <w:proofErr w:type="gramStart"/>
+      <w:r>
+        <w:rPr>
+          <w:rFonts w:ascii="Arial" w:hAnsi="Arial" w:cs="Arial"/>
+        </w:rPr>
+        <w:t>sqrt(</w:t>
+      </w:r>
+      <w:proofErr w:type="gramEnd"/>
+      <w:r>
+        <w:rPr>
+          <w:rFonts w:ascii="Arial" w:hAnsi="Arial" w:cs="Arial"/>
+        </w:rPr>
+        <w:t>S</w:t>
+      </w:r>
+      <w:r>
+        <w:rPr>
+          <w:rFonts w:ascii="Arial" w:hAnsi="Arial" w:cs="Arial"/>
+          <w:vertAlign w:val="superscript"/>
+        </w:rPr>
+        <w:t>2</w:t>
+      </w:r>
+      <w:r>
+        <w:rPr>
+          <w:rFonts w:ascii="Arial" w:hAnsi="Arial" w:cs="Arial"/>
+        </w:rPr>
+        <w:t xml:space="preserve"> – P</w:t>
+      </w:r>
+      <w:r>
+        <w:rPr>
+          <w:rFonts w:ascii="Arial" w:hAnsi="Arial" w:cs="Arial"/>
+          <w:vertAlign w:val="superscript"/>
+        </w:rPr>
+        <w:t>2</w:t>
+      </w:r>
+      <w:r>
+        <w:rPr>
+          <w:rFonts w:ascii="Arial" w:hAnsi="Arial" w:cs="Arial"/>
+        </w:rPr>
+        <w:t xml:space="preserve">) = </w:t>
+      </w:r>
+      <w:proofErr w:type="gramStart"/>
+      <w:r>
+        <w:rPr>
+          <w:rFonts w:ascii="Arial" w:hAnsi="Arial" w:cs="Arial"/>
+        </w:rPr>
+        <w:t>sqrt(</w:t>
+      </w:r>
+      <w:proofErr w:type="gramEnd"/>
+      <w:r>
+        <w:rPr>
+          <w:rFonts w:ascii="Arial" w:hAnsi="Arial" w:cs="Arial"/>
+        </w:rPr>
+        <w:t>4.45</w:t>
+      </w:r>
+      <w:r>
+        <w:rPr>
+          <w:rFonts w:ascii="Arial" w:hAnsi="Arial" w:cs="Arial"/>
+          <w:vertAlign w:val="superscript"/>
+        </w:rPr>
+        <w:t>2</w:t>
+      </w:r>
+      <w:r>
+        <w:rPr>
+          <w:rFonts w:ascii="Arial" w:hAnsi="Arial" w:cs="Arial"/>
+        </w:rPr>
+        <w:t xml:space="preserve"> – 2.76</w:t>
+      </w:r>
+      <w:r>
+        <w:rPr>
+          <w:rFonts w:ascii="Arial" w:hAnsi="Arial" w:cs="Arial"/>
+          <w:vertAlign w:val="superscript"/>
+        </w:rPr>
+        <w:t>2</w:t>
+      </w:r>
+      <w:r>
+        <w:rPr>
+          <w:rFonts w:ascii="Arial" w:hAnsi="Arial" w:cs="Arial"/>
+        </w:rPr>
+        <w:t xml:space="preserve">) = 3.49 </w:t>
+      </w:r>
+      <w:proofErr w:type="spellStart"/>
+      <w:r>
+        <w:rPr>
+          <w:rFonts w:ascii="Arial" w:hAnsi="Arial" w:cs="Arial"/>
+        </w:rPr>
+        <w:t>VAr</w:t>
+      </w:r>
+      <w:proofErr w:type="spellEnd"/>
+    </w:p>
+    <w:p>
+      <w:pPr>
+        <w:jc w:val="both"/>
+        <w:rPr>
+          <w:rFonts w:ascii="Arial" w:hAnsi="Arial" w:cs="Arial"/>
+        </w:rPr>
+      </w:pPr>
+    </w:p>
+    <w:p>
+      <w:pPr>
         <w:numPr>
           <w:ilvl w:val="0"/>
           <w:numId w:val="7"/>
@@ -13058,11 +14643,632 @@
           <w:rFonts w:ascii="Arial" w:hAnsi="Arial" w:cs="Arial"/>
         </w:rPr>
       </w:pPr>
+    </w:p>
+    <w:p>
+      <w:pPr>
+        <w:ind w:left="720"/>
+        <w:jc w:val="both"/>
+        <w:rPr>
+          <w:rFonts w:ascii="Arial" w:hAnsi="Arial" w:cs="Arial"/>
+        </w:rPr>
+      </w:pPr>
+      <w:r>
+        <w:rPr>
+          <w:rFonts w:ascii="Arial" w:hAnsi="Arial" w:cs="Arial"/>
+          <w:noProof/>
+        </w:rPr>
+        <w:drawing>
+          <wp:inline distT="0" distB="0" distL="0" distR="0" wp14:anchorId="1D139B07" wp14:editId="3A3D7274">
+            <wp:extent cx="5295569" cy="2013730"/>
+            <wp:effectExtent l="0" t="0" r="635" b="5715"/>
+            <wp:docPr id="590206495" name="Picture 7"/>
+            <wp:cNvGraphicFramePr>
+              <a:graphicFrameLocks xmlns:a="http://schemas.openxmlformats.org/drawingml/2006/main" noChangeAspect="1"/>
+            </wp:cNvGraphicFramePr>
+            <a:graphic xmlns:a="http://schemas.openxmlformats.org/drawingml/2006/main">
+              <a:graphicData uri="http://schemas.openxmlformats.org/drawingml/2006/picture">
+                <pic:pic xmlns:pic="http://schemas.openxmlformats.org/drawingml/2006/picture">
+                  <pic:nvPicPr>
+                    <pic:cNvPr id="0" name="Picture 4"/>
+                    <pic:cNvPicPr>
+                      <a:picLocks noChangeAspect="1" noChangeArrowheads="1"/>
+                    </pic:cNvPicPr>
+                  </pic:nvPicPr>
+                  <pic:blipFill>
+                    <a:blip r:embed="rId24" cstate="print">
+                      <a:extLst>
+                        <a:ext uri="{28A0092B-C50C-407E-A947-70E740481C1C}">
+                          <a14:useLocalDpi xmlns:a14="http://schemas.microsoft.com/office/drawing/2010/main" val="0"/>
+                        </a:ext>
+                      </a:extLst>
+                    </a:blip>
+                    <a:srcRect/>
+                    <a:stretch>
+                      <a:fillRect/>
+                    </a:stretch>
+                  </pic:blipFill>
+                  <pic:spPr bwMode="auto">
+                    <a:xfrm>
+                      <a:off x="0" y="0"/>
+                      <a:ext cx="5305131" cy="2017366"/>
+                    </a:xfrm>
+                    <a:prstGeom prst="rect">
+                      <a:avLst/>
+                    </a:prstGeom>
+                    <a:noFill/>
+                    <a:ln>
+                      <a:noFill/>
+                    </a:ln>
+                  </pic:spPr>
+                </pic:pic>
+              </a:graphicData>
+            </a:graphic>
+          </wp:inline>
+        </w:drawing>
+      </w:r>
+    </w:p>
+    <w:p>
+      <w:pPr>
+        <w:ind w:left="720"/>
+        <w:jc w:val="both"/>
+        <w:rPr>
+          <w:rFonts w:ascii="Arial" w:hAnsi="Arial" w:cs="Arial"/>
+        </w:rPr>
+      </w:pPr>
+    </w:p>
+    <w:p>
+      <w:pPr>
+        <w:numPr>
+          <w:ilvl w:val="0"/>
+          <w:numId w:val="7"/>
+        </w:numPr>
+        <w:jc w:val="both"/>
+        <w:rPr>
+          <w:rFonts w:ascii="Arial" w:hAnsi="Arial" w:cs="Arial"/>
+        </w:rPr>
+      </w:pPr>
       <w:r>
         <w:rPr>
           <w:rFonts w:ascii="Arial" w:hAnsi="Arial" w:cs="Arial"/>
         </w:rPr>
         <w:t>Create a table comparing the measured and calculated results and comment.</w:t>
+      </w:r>
+    </w:p>
+    <w:p>
+      <w:pPr>
+        <w:jc w:val="both"/>
+        <w:rPr>
+          <w:rFonts w:ascii="Arial" w:hAnsi="Arial" w:cs="Arial"/>
+        </w:rPr>
+      </w:pPr>
+    </w:p>
+    <w:p>
+      <w:pPr>
+        <w:pStyle w:val="ListParagraph"/>
+        <w:rPr>
+          <w:rFonts w:ascii="Arial" w:hAnsi="Arial" w:cs="Arial"/>
+        </w:rPr>
+      </w:pPr>
+    </w:p>
+    <w:tbl>
+      <w:tblPr>
+        <w:tblStyle w:val="TableGrid"/>
+        <w:tblW w:w="0" w:type="auto"/>
+        <w:tblInd w:w="720" w:type="dxa"/>
+        <w:tblLook w:val="04A0" w:firstRow="1" w:lastRow="0" w:firstColumn="1" w:lastColumn="0" w:noHBand="0" w:noVBand="1"/>
+      </w:tblPr>
+      <w:tblGrid>
+        <w:gridCol w:w="3235"/>
+        <w:gridCol w:w="2613"/>
+        <w:gridCol w:w="2962"/>
+      </w:tblGrid>
+      <w:tr>
+        <w:tc>
+          <w:tcPr>
+            <w:tcW w:w="3235" w:type="dxa"/>
+            <w:tcBorders>
+              <w:top w:val="single" w:sz="4" w:space="0" w:color="auto"/>
+              <w:left w:val="single" w:sz="4" w:space="0" w:color="auto"/>
+              <w:bottom w:val="single" w:sz="4" w:space="0" w:color="auto"/>
+              <w:right w:val="single" w:sz="4" w:space="0" w:color="auto"/>
+            </w:tcBorders>
+          </w:tcPr>
+          <w:p>
+            <w:pPr>
+              <w:ind w:left="720"/>
+              <w:jc w:val="both"/>
+              <w:rPr>
+                <w:rFonts w:ascii="Arial" w:hAnsi="Arial" w:cs="Arial"/>
+              </w:rPr>
+            </w:pPr>
+          </w:p>
+        </w:tc>
+        <w:tc>
+          <w:tcPr>
+            <w:tcW w:w="2613" w:type="dxa"/>
+            <w:tcBorders>
+              <w:top w:val="single" w:sz="4" w:space="0" w:color="auto"/>
+              <w:left w:val="single" w:sz="4" w:space="0" w:color="auto"/>
+              <w:bottom w:val="single" w:sz="4" w:space="0" w:color="auto"/>
+              <w:right w:val="single" w:sz="4" w:space="0" w:color="auto"/>
+            </w:tcBorders>
+            <w:hideMark/>
+          </w:tcPr>
+          <w:p>
+            <w:pPr>
+              <w:ind w:left="360"/>
+              <w:jc w:val="both"/>
+              <w:rPr>
+                <w:rFonts w:ascii="Arial" w:hAnsi="Arial" w:cs="Arial"/>
+                <w:b/>
+                <w:bCs/>
+              </w:rPr>
+            </w:pPr>
+            <w:r>
+              <w:rPr>
+                <w:rFonts w:ascii="Arial" w:hAnsi="Arial" w:cs="Arial"/>
+                <w:b/>
+                <w:bCs/>
+              </w:rPr>
+              <w:t>Measured</w:t>
+            </w:r>
+          </w:p>
+        </w:tc>
+        <w:tc>
+          <w:tcPr>
+            <w:tcW w:w="2962" w:type="dxa"/>
+            <w:tcBorders>
+              <w:top w:val="single" w:sz="4" w:space="0" w:color="auto"/>
+              <w:left w:val="single" w:sz="4" w:space="0" w:color="auto"/>
+              <w:bottom w:val="single" w:sz="4" w:space="0" w:color="auto"/>
+              <w:right w:val="single" w:sz="4" w:space="0" w:color="auto"/>
+            </w:tcBorders>
+            <w:hideMark/>
+          </w:tcPr>
+          <w:p>
+            <w:pPr>
+              <w:ind w:left="360"/>
+              <w:jc w:val="both"/>
+              <w:rPr>
+                <w:rFonts w:ascii="Arial" w:hAnsi="Arial" w:cs="Arial"/>
+                <w:b/>
+                <w:bCs/>
+              </w:rPr>
+            </w:pPr>
+            <w:r>
+              <w:rPr>
+                <w:rFonts w:ascii="Arial" w:hAnsi="Arial" w:cs="Arial"/>
+                <w:b/>
+                <w:bCs/>
+              </w:rPr>
+              <w:t>Calculated</w:t>
+            </w:r>
+          </w:p>
+        </w:tc>
+      </w:tr>
+      <w:tr>
+        <w:tc>
+          <w:tcPr>
+            <w:tcW w:w="3235" w:type="dxa"/>
+            <w:tcBorders>
+              <w:top w:val="single" w:sz="4" w:space="0" w:color="auto"/>
+              <w:left w:val="single" w:sz="4" w:space="0" w:color="auto"/>
+              <w:bottom w:val="single" w:sz="4" w:space="0" w:color="auto"/>
+              <w:right w:val="single" w:sz="4" w:space="0" w:color="auto"/>
+            </w:tcBorders>
+            <w:hideMark/>
+          </w:tcPr>
+          <w:p>
+            <w:pPr>
+              <w:ind w:left="360"/>
+              <w:jc w:val="both"/>
+              <w:rPr>
+                <w:rFonts w:ascii="Arial" w:hAnsi="Arial" w:cs="Arial"/>
+              </w:rPr>
+            </w:pPr>
+            <w:r>
+              <w:rPr>
+                <w:rFonts w:ascii="Arial" w:hAnsi="Arial" w:cs="Arial"/>
+              </w:rPr>
+              <w:t xml:space="preserve">Supply Voltage </w:t>
+            </w:r>
+            <w:r>
+              <w:rPr>
+                <w:rFonts w:ascii="Arial" w:hAnsi="Arial" w:cs="Arial"/>
+              </w:rPr>
+              <w:t>- Vs</w:t>
+            </w:r>
+          </w:p>
+        </w:tc>
+        <w:tc>
+          <w:tcPr>
+            <w:tcW w:w="2613" w:type="dxa"/>
+            <w:tcBorders>
+              <w:top w:val="single" w:sz="4" w:space="0" w:color="auto"/>
+              <w:left w:val="single" w:sz="4" w:space="0" w:color="auto"/>
+              <w:bottom w:val="single" w:sz="4" w:space="0" w:color="auto"/>
+              <w:right w:val="single" w:sz="4" w:space="0" w:color="auto"/>
+            </w:tcBorders>
+            <w:hideMark/>
+          </w:tcPr>
+          <w:p>
+            <w:pPr>
+              <w:ind w:left="360"/>
+              <w:jc w:val="both"/>
+              <w:rPr>
+                <w:rFonts w:ascii="Arial" w:hAnsi="Arial" w:cs="Arial"/>
+              </w:rPr>
+            </w:pPr>
+            <w:r>
+              <w:rPr>
+                <w:rFonts w:ascii="Arial" w:hAnsi="Arial" w:cs="Arial"/>
+              </w:rPr>
+              <w:t>25.82</w:t>
+            </w:r>
+            <w:r>
+              <w:rPr>
+                <w:rFonts w:ascii="Arial" w:hAnsi="Arial" w:cs="Arial"/>
+              </w:rPr>
+              <w:t xml:space="preserve"> V</w:t>
+            </w:r>
+          </w:p>
+        </w:tc>
+        <w:tc>
+          <w:tcPr>
+            <w:tcW w:w="2962" w:type="dxa"/>
+            <w:tcBorders>
+              <w:top w:val="single" w:sz="4" w:space="0" w:color="auto"/>
+              <w:left w:val="single" w:sz="4" w:space="0" w:color="auto"/>
+              <w:bottom w:val="single" w:sz="4" w:space="0" w:color="auto"/>
+              <w:right w:val="single" w:sz="4" w:space="0" w:color="auto"/>
+            </w:tcBorders>
+            <w:hideMark/>
+          </w:tcPr>
+          <w:p>
+            <w:pPr>
+              <w:ind w:left="360"/>
+              <w:jc w:val="both"/>
+              <w:rPr>
+                <w:rFonts w:ascii="Arial" w:hAnsi="Arial" w:cs="Arial"/>
+              </w:rPr>
+            </w:pPr>
+            <w:r>
+              <w:rPr>
+                <w:rFonts w:ascii="Arial" w:hAnsi="Arial" w:cs="Arial"/>
+              </w:rPr>
+              <w:t>26.8</w:t>
+            </w:r>
+            <w:r>
+              <w:rPr>
+                <w:rFonts w:ascii="Arial" w:hAnsi="Arial" w:cs="Arial"/>
+              </w:rPr>
+              <w:t xml:space="preserve"> (given) V</w:t>
+            </w:r>
+          </w:p>
+        </w:tc>
+      </w:tr>
+      <w:tr>
+        <w:tc>
+          <w:tcPr>
+            <w:tcW w:w="3235" w:type="dxa"/>
+            <w:tcBorders>
+              <w:top w:val="single" w:sz="4" w:space="0" w:color="auto"/>
+              <w:left w:val="single" w:sz="4" w:space="0" w:color="auto"/>
+              <w:bottom w:val="single" w:sz="4" w:space="0" w:color="auto"/>
+              <w:right w:val="single" w:sz="4" w:space="0" w:color="auto"/>
+            </w:tcBorders>
+            <w:hideMark/>
+          </w:tcPr>
+          <w:p>
+            <w:pPr>
+              <w:ind w:left="360"/>
+              <w:jc w:val="both"/>
+              <w:rPr>
+                <w:rFonts w:ascii="Arial" w:hAnsi="Arial" w:cs="Arial"/>
+              </w:rPr>
+            </w:pPr>
+            <w:r>
+              <w:rPr>
+                <w:rFonts w:ascii="Arial" w:hAnsi="Arial" w:cs="Arial"/>
+              </w:rPr>
+              <w:t xml:space="preserve">Supply Current </w:t>
+            </w:r>
+            <w:r>
+              <w:rPr>
+                <w:rFonts w:ascii="Arial" w:hAnsi="Arial" w:cs="Arial"/>
+              </w:rPr>
+              <w:t>– Is</w:t>
+            </w:r>
+          </w:p>
+        </w:tc>
+        <w:tc>
+          <w:tcPr>
+            <w:tcW w:w="2613" w:type="dxa"/>
+            <w:tcBorders>
+              <w:top w:val="single" w:sz="4" w:space="0" w:color="auto"/>
+              <w:left w:val="single" w:sz="4" w:space="0" w:color="auto"/>
+              <w:bottom w:val="single" w:sz="4" w:space="0" w:color="auto"/>
+              <w:right w:val="single" w:sz="4" w:space="0" w:color="auto"/>
+            </w:tcBorders>
+            <w:hideMark/>
+          </w:tcPr>
+          <w:p>
+            <w:pPr>
+              <w:ind w:left="360"/>
+              <w:jc w:val="both"/>
+              <w:rPr>
+                <w:rFonts w:ascii="Arial" w:hAnsi="Arial" w:cs="Arial"/>
+              </w:rPr>
+            </w:pPr>
+            <w:r>
+              <w:rPr>
+                <w:rFonts w:ascii="Arial" w:hAnsi="Arial" w:cs="Arial"/>
+              </w:rPr>
+              <w:t>0.157</w:t>
+            </w:r>
+            <w:r>
+              <w:rPr>
+                <w:rFonts w:ascii="Arial" w:hAnsi="Arial" w:cs="Arial"/>
+              </w:rPr>
+              <w:t xml:space="preserve"> A</w:t>
+            </w:r>
+          </w:p>
+        </w:tc>
+        <w:tc>
+          <w:tcPr>
+            <w:tcW w:w="2962" w:type="dxa"/>
+            <w:tcBorders>
+              <w:top w:val="single" w:sz="4" w:space="0" w:color="auto"/>
+              <w:left w:val="single" w:sz="4" w:space="0" w:color="auto"/>
+              <w:bottom w:val="single" w:sz="4" w:space="0" w:color="auto"/>
+              <w:right w:val="single" w:sz="4" w:space="0" w:color="auto"/>
+            </w:tcBorders>
+            <w:hideMark/>
+          </w:tcPr>
+          <w:p>
+            <w:pPr>
+              <w:ind w:left="360"/>
+              <w:jc w:val="both"/>
+              <w:rPr>
+                <w:rFonts w:ascii="Arial" w:hAnsi="Arial" w:cs="Arial"/>
+              </w:rPr>
+            </w:pPr>
+            <w:r>
+              <w:rPr>
+                <w:rFonts w:ascii="Arial" w:hAnsi="Arial" w:cs="Arial"/>
+              </w:rPr>
+              <w:t>0.</w:t>
+            </w:r>
+            <w:r>
+              <w:rPr>
+                <w:rFonts w:ascii="Arial" w:hAnsi="Arial" w:cs="Arial"/>
+              </w:rPr>
+              <w:t>166</w:t>
+            </w:r>
+            <w:r>
+              <w:rPr>
+                <w:rFonts w:ascii="Arial" w:hAnsi="Arial" w:cs="Arial"/>
+              </w:rPr>
+              <w:t xml:space="preserve"> A</w:t>
+            </w:r>
+          </w:p>
+        </w:tc>
+      </w:tr>
+      <w:tr>
+        <w:tc>
+          <w:tcPr>
+            <w:tcW w:w="3235" w:type="dxa"/>
+            <w:tcBorders>
+              <w:top w:val="single" w:sz="4" w:space="0" w:color="auto"/>
+              <w:left w:val="single" w:sz="4" w:space="0" w:color="auto"/>
+              <w:bottom w:val="single" w:sz="4" w:space="0" w:color="auto"/>
+              <w:right w:val="single" w:sz="4" w:space="0" w:color="auto"/>
+            </w:tcBorders>
+            <w:hideMark/>
+          </w:tcPr>
+          <w:p>
+            <w:pPr>
+              <w:ind w:left="360"/>
+              <w:jc w:val="both"/>
+              <w:rPr>
+                <w:rFonts w:ascii="Arial" w:hAnsi="Arial" w:cs="Arial"/>
+              </w:rPr>
+            </w:pPr>
+            <w:r>
+              <w:rPr>
+                <w:rFonts w:ascii="Arial" w:hAnsi="Arial" w:cs="Arial"/>
+              </w:rPr>
+              <w:t>Power Factor</w:t>
+            </w:r>
+            <w:r>
+              <w:rPr>
+                <w:rFonts w:ascii="Arial" w:hAnsi="Arial" w:cs="Arial"/>
+              </w:rPr>
+              <w:t xml:space="preserve"> – cos(phi)</w:t>
+            </w:r>
+          </w:p>
+        </w:tc>
+        <w:tc>
+          <w:tcPr>
+            <w:tcW w:w="2613" w:type="dxa"/>
+            <w:tcBorders>
+              <w:top w:val="single" w:sz="4" w:space="0" w:color="auto"/>
+              <w:left w:val="single" w:sz="4" w:space="0" w:color="auto"/>
+              <w:bottom w:val="single" w:sz="4" w:space="0" w:color="auto"/>
+              <w:right w:val="single" w:sz="4" w:space="0" w:color="auto"/>
+            </w:tcBorders>
+            <w:hideMark/>
+          </w:tcPr>
+          <w:p>
+            <w:pPr>
+              <w:ind w:left="360"/>
+              <w:jc w:val="both"/>
+              <w:rPr>
+                <w:rFonts w:ascii="Arial" w:hAnsi="Arial" w:cs="Arial"/>
+              </w:rPr>
+            </w:pPr>
+            <w:r>
+              <w:rPr>
+                <w:rFonts w:ascii="Arial" w:hAnsi="Arial" w:cs="Arial"/>
+              </w:rPr>
+              <w:t>0.616</w:t>
+            </w:r>
+          </w:p>
+        </w:tc>
+        <w:tc>
+          <w:tcPr>
+            <w:tcW w:w="2962" w:type="dxa"/>
+            <w:tcBorders>
+              <w:top w:val="single" w:sz="4" w:space="0" w:color="auto"/>
+              <w:left w:val="single" w:sz="4" w:space="0" w:color="auto"/>
+              <w:bottom w:val="single" w:sz="4" w:space="0" w:color="auto"/>
+              <w:right w:val="single" w:sz="4" w:space="0" w:color="auto"/>
+            </w:tcBorders>
+            <w:hideMark/>
+          </w:tcPr>
+          <w:p>
+            <w:pPr>
+              <w:ind w:left="360"/>
+              <w:jc w:val="both"/>
+              <w:rPr>
+                <w:rFonts w:ascii="Arial" w:hAnsi="Arial" w:cs="Arial"/>
+              </w:rPr>
+            </w:pPr>
+            <w:r>
+              <w:rPr>
+                <w:rFonts w:ascii="Arial" w:hAnsi="Arial" w:cs="Arial"/>
+              </w:rPr>
+              <w:t>0.618</w:t>
+            </w:r>
+          </w:p>
+        </w:tc>
+      </w:tr>
+      <w:tr>
+        <w:tc>
+          <w:tcPr>
+            <w:tcW w:w="3235" w:type="dxa"/>
+            <w:tcBorders>
+              <w:top w:val="single" w:sz="4" w:space="0" w:color="auto"/>
+              <w:left w:val="single" w:sz="4" w:space="0" w:color="auto"/>
+              <w:bottom w:val="single" w:sz="4" w:space="0" w:color="auto"/>
+              <w:right w:val="single" w:sz="4" w:space="0" w:color="auto"/>
+            </w:tcBorders>
+            <w:hideMark/>
+          </w:tcPr>
+          <w:p>
+            <w:pPr>
+              <w:ind w:left="360"/>
+              <w:jc w:val="both"/>
+              <w:rPr>
+                <w:rFonts w:ascii="Arial" w:hAnsi="Arial" w:cs="Arial"/>
+              </w:rPr>
+            </w:pPr>
+            <w:r>
+              <w:rPr>
+                <w:rFonts w:ascii="Arial" w:hAnsi="Arial" w:cs="Arial"/>
+              </w:rPr>
+              <w:t xml:space="preserve">Real Power </w:t>
+            </w:r>
+            <w:r>
+              <w:rPr>
+                <w:rFonts w:ascii="Arial" w:hAnsi="Arial" w:cs="Arial"/>
+              </w:rPr>
+              <w:t>– P</w:t>
+            </w:r>
+          </w:p>
+        </w:tc>
+        <w:tc>
+          <w:tcPr>
+            <w:tcW w:w="2613" w:type="dxa"/>
+            <w:tcBorders>
+              <w:top w:val="single" w:sz="4" w:space="0" w:color="auto"/>
+              <w:left w:val="single" w:sz="4" w:space="0" w:color="auto"/>
+              <w:bottom w:val="single" w:sz="4" w:space="0" w:color="auto"/>
+              <w:right w:val="single" w:sz="4" w:space="0" w:color="auto"/>
+            </w:tcBorders>
+            <w:hideMark/>
+          </w:tcPr>
+          <w:p>
+            <w:pPr>
+              <w:rPr>
+                <w:rFonts w:ascii="Arial" w:hAnsi="Arial" w:cs="Arial"/>
+              </w:rPr>
+            </w:pPr>
+            <w:r>
+              <w:rPr>
+                <w:rFonts w:ascii="Arial" w:hAnsi="Arial" w:cs="Arial"/>
+              </w:rPr>
+              <w:t xml:space="preserve">     </w:t>
+            </w:r>
+            <w:r>
+              <w:rPr>
+                <w:rFonts w:ascii="Arial" w:hAnsi="Arial" w:cs="Arial"/>
+              </w:rPr>
+              <w:t>2.505</w:t>
+            </w:r>
+            <w:r>
+              <w:rPr>
+                <w:rFonts w:ascii="Arial" w:hAnsi="Arial" w:cs="Arial"/>
+              </w:rPr>
+              <w:t xml:space="preserve"> W</w:t>
+            </w:r>
+          </w:p>
+        </w:tc>
+        <w:tc>
+          <w:tcPr>
+            <w:tcW w:w="2962" w:type="dxa"/>
+            <w:tcBorders>
+              <w:top w:val="single" w:sz="4" w:space="0" w:color="auto"/>
+              <w:left w:val="single" w:sz="4" w:space="0" w:color="auto"/>
+              <w:bottom w:val="single" w:sz="4" w:space="0" w:color="auto"/>
+              <w:right w:val="single" w:sz="4" w:space="0" w:color="auto"/>
+            </w:tcBorders>
+            <w:hideMark/>
+          </w:tcPr>
+          <w:p>
+            <w:pPr>
+              <w:ind w:left="360"/>
+              <w:jc w:val="both"/>
+              <w:rPr>
+                <w:rFonts w:ascii="Arial" w:hAnsi="Arial" w:cs="Arial"/>
+              </w:rPr>
+            </w:pPr>
+            <w:r>
+              <w:rPr>
+                <w:rFonts w:ascii="Arial" w:hAnsi="Arial" w:cs="Arial"/>
+              </w:rPr>
+              <w:t>2.79</w:t>
+            </w:r>
+            <w:r>
+              <w:rPr>
+                <w:rFonts w:ascii="Arial" w:hAnsi="Arial" w:cs="Arial"/>
+              </w:rPr>
+              <w:t xml:space="preserve"> W</w:t>
+            </w:r>
+          </w:p>
+        </w:tc>
+      </w:tr>
+    </w:tbl>
+    <w:p>
+      <w:pPr>
+        <w:jc w:val="both"/>
+        <w:rPr>
+          <w:rFonts w:ascii="Arial" w:hAnsi="Arial" w:cs="Arial"/>
+        </w:rPr>
+      </w:pPr>
+    </w:p>
+    <w:p>
+      <w:pPr>
+        <w:jc w:val="both"/>
+        <w:rPr>
+          <w:rFonts w:ascii="Arial" w:hAnsi="Arial" w:cs="Arial"/>
+        </w:rPr>
+      </w:pPr>
+      <w:r>
+        <w:rPr>
+          <w:rFonts w:ascii="Arial" w:hAnsi="Arial" w:cs="Arial"/>
+        </w:rPr>
+        <w:t>Once again, the experimental data and calculations are in accordance with one another. The measured supply current is again slightly lower than the predicted one, which is likely a result of the imperfect resistor tolerances, but also the non-zero resistance of the connecting wires. This would also explain the slightly larger discrepancy between the calculated and real power, as the wires would also have a slight resistive power dissipation. Overall, the results are once again mostly in agreement, supporting the theoretical calculations used to analyse real-world circuitry.</w:t>
       </w:r>
     </w:p>
     <w:p>
@@ -13129,6 +15335,80 @@
     </w:p>
     <w:p>
       <w:pPr>
+        <w:ind w:left="720"/>
+        <w:jc w:val="both"/>
+        <w:rPr>
+          <w:rFonts w:ascii="Arial" w:hAnsi="Arial" w:cs="Arial"/>
+          <w:vertAlign w:val="subscript"/>
+        </w:rPr>
+      </w:pPr>
+    </w:p>
+    <w:p>
+      <w:pPr>
+        <w:ind w:left="720"/>
+        <w:jc w:val="both"/>
+        <w:rPr>
+          <w:rFonts w:ascii="Arial" w:hAnsi="Arial" w:cs="Arial"/>
+        </w:rPr>
+      </w:pPr>
+      <w:r>
+        <w:rPr>
+          <w:rFonts w:ascii="Arial" w:hAnsi="Arial" w:cs="Arial"/>
+        </w:rPr>
+        <w:t xml:space="preserve">VRY = </w:t>
+      </w:r>
+      <w:proofErr w:type="gramStart"/>
+      <w:r>
+        <w:rPr>
+          <w:rFonts w:ascii="Arial" w:hAnsi="Arial" w:cs="Arial"/>
+        </w:rPr>
+        <w:t>sqrt(</w:t>
+      </w:r>
+      <w:proofErr w:type="gramEnd"/>
+      <w:r>
+        <w:rPr>
+          <w:rFonts w:ascii="Arial" w:hAnsi="Arial" w:cs="Arial"/>
+        </w:rPr>
+        <w:t>3)</w:t>
+      </w:r>
+      <w:r>
+        <w:rPr>
+          <w:rFonts w:ascii="Arial" w:hAnsi="Arial" w:cs="Arial"/>
+        </w:rPr>
+        <w:t xml:space="preserve"> * VRN = </w:t>
+      </w:r>
+      <w:proofErr w:type="gramStart"/>
+      <w:r>
+        <w:rPr>
+          <w:rFonts w:ascii="Arial" w:hAnsi="Arial" w:cs="Arial"/>
+        </w:rPr>
+        <w:t>sqrt(</w:t>
+      </w:r>
+      <w:proofErr w:type="gramEnd"/>
+      <w:r>
+        <w:rPr>
+          <w:rFonts w:ascii="Arial" w:hAnsi="Arial" w:cs="Arial"/>
+        </w:rPr>
+        <w:t>3)</w:t>
+      </w:r>
+      <w:r>
+        <w:rPr>
+          <w:rFonts w:ascii="Arial" w:hAnsi="Arial" w:cs="Arial"/>
+        </w:rPr>
+        <w:t xml:space="preserve"> * 26.8V = 46.4 V</w:t>
+      </w:r>
+    </w:p>
+    <w:p>
+      <w:pPr>
+        <w:ind w:left="720"/>
+        <w:jc w:val="both"/>
+        <w:rPr>
+          <w:rFonts w:ascii="Arial" w:hAnsi="Arial" w:cs="Arial"/>
+        </w:rPr>
+      </w:pPr>
+    </w:p>
+    <w:p>
+      <w:pPr>
         <w:numPr>
           <w:ilvl w:val="0"/>
           <w:numId w:val="8"/>
@@ -13153,6 +15433,174 @@
     </w:p>
     <w:p>
       <w:pPr>
+        <w:jc w:val="both"/>
+        <w:rPr>
+          <w:rFonts w:ascii="Arial" w:hAnsi="Arial" w:cs="Arial"/>
+        </w:rPr>
+      </w:pPr>
+    </w:p>
+    <w:p>
+      <w:pPr>
+        <w:ind w:left="720"/>
+        <w:jc w:val="both"/>
+        <w:rPr>
+          <w:rFonts w:ascii="Arial" w:hAnsi="Arial" w:cs="Arial"/>
+        </w:rPr>
+      </w:pPr>
+      <w:r>
+        <w:rPr>
+          <w:rFonts w:ascii="Arial" w:hAnsi="Arial" w:cs="Arial"/>
+        </w:rPr>
+        <w:t>ZR = R + 1/(</w:t>
+      </w:r>
+      <w:proofErr w:type="spellStart"/>
+      <w:r>
+        <w:rPr>
+          <w:rFonts w:ascii="Arial" w:hAnsi="Arial" w:cs="Arial"/>
+        </w:rPr>
+        <w:t>jwC</w:t>
+      </w:r>
+      <w:proofErr w:type="spellEnd"/>
+      <w:r>
+        <w:rPr>
+          <w:rFonts w:ascii="Arial" w:hAnsi="Arial" w:cs="Arial"/>
+        </w:rPr>
+        <w:t xml:space="preserve">) = 470 -j212 Ohms = 515.6 </w:t>
+      </w:r>
+      <w:r>
+        <w:rPr>
+          <w:rFonts w:ascii="Cambria Math" w:hAnsi="Cambria Math" w:cs="Cambria Math"/>
+        </w:rPr>
+        <w:t>∠</w:t>
+      </w:r>
+      <w:r>
+        <w:rPr>
+          <w:rFonts w:ascii="Arial" w:hAnsi="Arial" w:cs="Arial"/>
+        </w:rPr>
+        <w:t xml:space="preserve"> </w:t>
+      </w:r>
+      <w:r>
+        <w:rPr>
+          <w:rFonts w:ascii="Arial" w:hAnsi="Arial" w:cs="Arial"/>
+        </w:rPr>
+        <w:t>-24.3</w:t>
+      </w:r>
+      <w:r>
+        <w:rPr>
+          <w:rFonts w:ascii="Arial" w:hAnsi="Arial" w:cs="Arial"/>
+        </w:rPr>
+        <w:t xml:space="preserve"> de</w:t>
+      </w:r>
+      <w:proofErr w:type="spellStart"/>
+      <w:r>
+        <w:rPr>
+          <w:rFonts w:ascii="Arial" w:hAnsi="Arial" w:cs="Arial"/>
+        </w:rPr>
+        <w:t>g</w:t>
+      </w:r>
+      <w:proofErr w:type="spellEnd"/>
+    </w:p>
+    <w:p>
+      <w:pPr>
+        <w:ind w:left="720"/>
+        <w:jc w:val="both"/>
+        <w:rPr>
+          <w:rFonts w:ascii="Arial" w:hAnsi="Arial" w:cs="Arial"/>
+        </w:rPr>
+      </w:pPr>
+      <w:r>
+        <w:rPr>
+          <w:rFonts w:ascii="Arial" w:hAnsi="Arial" w:cs="Arial"/>
+        </w:rPr>
+        <w:t>IR = VRN / ZR = 26.8 / (</w:t>
+      </w:r>
+      <w:r>
+        <w:rPr>
+          <w:rFonts w:ascii="Arial" w:hAnsi="Arial" w:cs="Arial"/>
+        </w:rPr>
+        <w:t xml:space="preserve">515.6 </w:t>
+      </w:r>
+      <w:r>
+        <w:rPr>
+          <w:rFonts w:ascii="Cambria Math" w:hAnsi="Cambria Math" w:cs="Cambria Math"/>
+        </w:rPr>
+        <w:t>∠</w:t>
+      </w:r>
+      <w:r>
+        <w:rPr>
+          <w:rFonts w:ascii="Arial" w:hAnsi="Arial" w:cs="Arial"/>
+        </w:rPr>
+        <w:t xml:space="preserve"> </w:t>
+      </w:r>
+      <w:r>
+        <w:rPr>
+          <w:rFonts w:ascii="Arial" w:hAnsi="Arial" w:cs="Arial"/>
+        </w:rPr>
+        <w:t>-24.3</w:t>
+      </w:r>
+      <w:r>
+        <w:rPr>
+          <w:rFonts w:ascii="Arial" w:hAnsi="Arial" w:cs="Arial"/>
+        </w:rPr>
+        <w:t xml:space="preserve"> </w:t>
+      </w:r>
+      <w:proofErr w:type="spellStart"/>
+      <w:r>
+        <w:rPr>
+          <w:rFonts w:ascii="Arial" w:hAnsi="Arial" w:cs="Arial"/>
+        </w:rPr>
+        <w:t>deg</w:t>
+      </w:r>
+      <w:proofErr w:type="spellEnd"/>
+      <w:r>
+        <w:rPr>
+          <w:rFonts w:ascii="Arial" w:hAnsi="Arial" w:cs="Arial"/>
+        </w:rPr>
+        <w:t xml:space="preserve">) = 0.052 </w:t>
+      </w:r>
+      <w:r>
+        <w:rPr>
+          <w:rFonts w:ascii="Cambria Math" w:hAnsi="Cambria Math" w:cs="Cambria Math"/>
+        </w:rPr>
+        <w:t>∠</w:t>
+      </w:r>
+      <w:r>
+        <w:rPr>
+          <w:rFonts w:ascii="Arial" w:hAnsi="Arial" w:cs="Arial"/>
+        </w:rPr>
+        <w:t xml:space="preserve"> </w:t>
+      </w:r>
+      <w:r>
+        <w:rPr>
+          <w:rFonts w:ascii="Arial" w:hAnsi="Arial" w:cs="Arial"/>
+        </w:rPr>
+        <w:t>24.3</w:t>
+      </w:r>
+      <w:r>
+        <w:rPr>
+          <w:rFonts w:ascii="Arial" w:hAnsi="Arial" w:cs="Arial"/>
+        </w:rPr>
+        <w:t xml:space="preserve"> d</w:t>
+      </w:r>
+      <w:proofErr w:type="spellStart"/>
+      <w:r>
+        <w:rPr>
+          <w:rFonts w:ascii="Arial" w:hAnsi="Arial" w:cs="Arial"/>
+        </w:rPr>
+        <w:t>eg</w:t>
+      </w:r>
+      <w:proofErr w:type="spellEnd"/>
+    </w:p>
+    <w:p>
+      <w:pPr>
+        <w:jc w:val="both"/>
+        <w:rPr>
+          <w:rFonts w:ascii="Arial" w:hAnsi="Arial" w:cs="Arial"/>
+        </w:rPr>
+      </w:pPr>
+    </w:p>
+    <w:p>
+      <w:pPr>
         <w:numPr>
           <w:ilvl w:val="0"/>
           <w:numId w:val="8"/>
@@ -13171,6 +15619,89 @@
     </w:p>
     <w:p>
       <w:pPr>
+        <w:jc w:val="both"/>
+        <w:rPr>
+          <w:rFonts w:ascii="Arial" w:hAnsi="Arial" w:cs="Arial"/>
+        </w:rPr>
+      </w:pPr>
+    </w:p>
+    <w:p>
+      <w:pPr>
+        <w:ind w:left="720"/>
+        <w:jc w:val="both"/>
+        <w:rPr>
+          <w:rFonts w:ascii="Arial" w:hAnsi="Arial" w:cs="Arial"/>
+        </w:rPr>
+      </w:pPr>
+      <w:r>
+        <w:rPr>
+          <w:rFonts w:ascii="Arial" w:hAnsi="Arial" w:cs="Arial"/>
+        </w:rPr>
+        <w:t>The star load is balanced, meaning all voltages and current are equal. Hence, all Power Factors are equal:</w:t>
+      </w:r>
+    </w:p>
+    <w:p>
+      <w:pPr>
+        <w:ind w:left="720"/>
+        <w:jc w:val="both"/>
+        <w:rPr>
+          <w:rFonts w:ascii="Arial" w:hAnsi="Arial" w:cs="Arial"/>
+        </w:rPr>
+      </w:pPr>
+    </w:p>
+    <w:p>
+      <w:pPr>
+        <w:ind w:left="720"/>
+        <w:jc w:val="both"/>
+        <w:rPr>
+          <w:rFonts w:ascii="Arial" w:hAnsi="Arial" w:cs="Arial"/>
+        </w:rPr>
+      </w:pPr>
+      <w:r>
+        <w:rPr>
+          <w:rFonts w:ascii="Arial" w:hAnsi="Arial" w:cs="Arial"/>
+        </w:rPr>
+        <w:t xml:space="preserve">PF = cos(phi) = </w:t>
+      </w:r>
+      <w:proofErr w:type="gramStart"/>
+      <w:r>
+        <w:rPr>
+          <w:rFonts w:ascii="Arial" w:hAnsi="Arial" w:cs="Arial"/>
+        </w:rPr>
+        <w:t>cos(</w:t>
+      </w:r>
+      <w:proofErr w:type="gramEnd"/>
+      <w:r>
+        <w:rPr>
+          <w:rFonts w:ascii="Arial" w:hAnsi="Arial" w:cs="Arial"/>
+        </w:rPr>
+        <w:t xml:space="preserve">24.3 </w:t>
+      </w:r>
+      <w:proofErr w:type="spellStart"/>
+      <w:r>
+        <w:rPr>
+          <w:rFonts w:ascii="Arial" w:hAnsi="Arial" w:cs="Arial"/>
+        </w:rPr>
+        <w:t>deg</w:t>
+      </w:r>
+      <w:proofErr w:type="spellEnd"/>
+      <w:r>
+        <w:rPr>
+          <w:rFonts w:ascii="Arial" w:hAnsi="Arial" w:cs="Arial"/>
+        </w:rPr>
+        <w:t>) = R/Z = 0.911</w:t>
+      </w:r>
+    </w:p>
+    <w:p>
+      <w:pPr>
+        <w:jc w:val="both"/>
+        <w:rPr>
+          <w:rFonts w:ascii="Arial" w:hAnsi="Arial" w:cs="Arial"/>
+        </w:rPr>
+      </w:pPr>
+    </w:p>
+    <w:p>
+      <w:pPr>
         <w:numPr>
           <w:ilvl w:val="0"/>
           <w:numId w:val="8"/>
@@ -13195,6 +15726,211 @@
     </w:p>
     <w:p>
       <w:pPr>
+        <w:jc w:val="both"/>
+        <w:rPr>
+          <w:rFonts w:ascii="Arial" w:hAnsi="Arial" w:cs="Arial"/>
+        </w:rPr>
+      </w:pPr>
+    </w:p>
+    <w:p>
+      <w:pPr>
+        <w:ind w:left="720"/>
+        <w:jc w:val="both"/>
+        <w:rPr>
+          <w:rFonts w:ascii="Arial" w:hAnsi="Arial" w:cs="Arial"/>
+        </w:rPr>
+      </w:pPr>
+      <w:r>
+        <w:rPr>
+          <w:rFonts w:ascii="Arial" w:hAnsi="Arial" w:cs="Arial"/>
+        </w:rPr>
+        <w:t>Once again, all Power values apply to all phases:</w:t>
+      </w:r>
+    </w:p>
+    <w:p>
+      <w:pPr>
+        <w:ind w:left="720"/>
+        <w:jc w:val="both"/>
+        <w:rPr>
+          <w:rFonts w:ascii="Arial" w:hAnsi="Arial" w:cs="Arial"/>
+        </w:rPr>
+      </w:pPr>
+    </w:p>
+    <w:p>
+      <w:pPr>
+        <w:ind w:left="720"/>
+        <w:jc w:val="both"/>
+        <w:rPr>
+          <w:rFonts w:ascii="Arial" w:hAnsi="Arial" w:cs="Arial"/>
+        </w:rPr>
+      </w:pPr>
+      <w:r>
+        <w:rPr>
+          <w:rFonts w:ascii="Arial" w:hAnsi="Arial" w:cs="Arial"/>
+        </w:rPr>
+        <w:t>S = V * I = 26.8 * 0.052 = 1.39 VA</w:t>
+      </w:r>
+    </w:p>
+    <w:p>
+      <w:pPr>
+        <w:ind w:left="720"/>
+        <w:jc w:val="both"/>
+        <w:rPr>
+          <w:rFonts w:ascii="Arial" w:hAnsi="Arial" w:cs="Arial"/>
+        </w:rPr>
+      </w:pPr>
+      <w:r>
+        <w:rPr>
+          <w:rFonts w:ascii="Arial" w:hAnsi="Arial" w:cs="Arial"/>
+        </w:rPr>
+        <w:t>P = S * PF = I</w:t>
+      </w:r>
+      <w:r>
+        <w:rPr>
+          <w:rFonts w:ascii="Arial" w:hAnsi="Arial" w:cs="Arial"/>
+          <w:vertAlign w:val="superscript"/>
+        </w:rPr>
+        <w:t>2</w:t>
+      </w:r>
+      <w:r>
+        <w:rPr>
+          <w:rFonts w:ascii="Arial" w:hAnsi="Arial" w:cs="Arial"/>
+        </w:rPr>
+        <w:t>R = 1.27 W</w:t>
+      </w:r>
+    </w:p>
+    <w:p>
+      <w:pPr>
+        <w:ind w:left="720"/>
+        <w:jc w:val="both"/>
+        <w:rPr>
+          <w:rFonts w:ascii="Arial" w:hAnsi="Arial" w:cs="Arial"/>
+        </w:rPr>
+      </w:pPr>
+      <w:r>
+        <w:rPr>
+          <w:rFonts w:ascii="Arial" w:hAnsi="Arial" w:cs="Arial"/>
+        </w:rPr>
+        <w:t xml:space="preserve">Q = S * sin(phi) = </w:t>
+      </w:r>
+      <w:proofErr w:type="gramStart"/>
+      <w:r>
+        <w:rPr>
+          <w:rFonts w:ascii="Arial" w:hAnsi="Arial" w:cs="Arial"/>
+        </w:rPr>
+        <w:t>sqrt(</w:t>
+      </w:r>
+      <w:proofErr w:type="gramEnd"/>
+      <w:r>
+        <w:rPr>
+          <w:rFonts w:ascii="Arial" w:hAnsi="Arial" w:cs="Arial"/>
+        </w:rPr>
+        <w:t>S</w:t>
+      </w:r>
+      <w:r>
+        <w:rPr>
+          <w:rFonts w:ascii="Arial" w:hAnsi="Arial" w:cs="Arial"/>
+          <w:vertAlign w:val="superscript"/>
+        </w:rPr>
+        <w:t>2</w:t>
+      </w:r>
+      <w:r>
+        <w:rPr>
+          <w:rFonts w:ascii="Arial" w:hAnsi="Arial" w:cs="Arial"/>
+        </w:rPr>
+        <w:t xml:space="preserve"> – P</w:t>
+      </w:r>
+      <w:r>
+        <w:rPr>
+          <w:rFonts w:ascii="Arial" w:hAnsi="Arial" w:cs="Arial"/>
+          <w:vertAlign w:val="superscript"/>
+        </w:rPr>
+        <w:t>2</w:t>
+      </w:r>
+      <w:r>
+        <w:rPr>
+          <w:rFonts w:ascii="Arial" w:hAnsi="Arial" w:cs="Arial"/>
+        </w:rPr>
+        <w:t>)</w:t>
+      </w:r>
+      <w:r>
+        <w:rPr>
+          <w:rFonts w:ascii="Arial" w:hAnsi="Arial" w:cs="Arial"/>
+        </w:rPr>
+        <w:t xml:space="preserve"> = </w:t>
+      </w:r>
+      <w:proofErr w:type="gramStart"/>
+      <w:r>
+        <w:rPr>
+          <w:rFonts w:ascii="Arial" w:hAnsi="Arial" w:cs="Arial"/>
+        </w:rPr>
+        <w:t>sqrt(</w:t>
+      </w:r>
+      <w:proofErr w:type="gramEnd"/>
+      <w:r>
+        <w:rPr>
+          <w:rFonts w:ascii="Arial" w:hAnsi="Arial" w:cs="Arial"/>
+        </w:rPr>
+        <w:t>1.39</w:t>
+      </w:r>
+      <w:r>
+        <w:rPr>
+          <w:rFonts w:ascii="Arial" w:hAnsi="Arial" w:cs="Arial"/>
+          <w:vertAlign w:val="superscript"/>
+        </w:rPr>
+        <w:t>2</w:t>
+      </w:r>
+      <w:r>
+        <w:rPr>
+          <w:rFonts w:ascii="Arial" w:hAnsi="Arial" w:cs="Arial"/>
+        </w:rPr>
+        <w:t xml:space="preserve"> – </w:t>
+      </w:r>
+      <w:r>
+        <w:rPr>
+          <w:rFonts w:ascii="Arial" w:hAnsi="Arial" w:cs="Arial"/>
+        </w:rPr>
+        <w:t>1.27</w:t>
+      </w:r>
+      <w:r>
+        <w:rPr>
+          <w:rFonts w:ascii="Arial" w:hAnsi="Arial" w:cs="Arial"/>
+          <w:vertAlign w:val="superscript"/>
+        </w:rPr>
+        <w:t>2</w:t>
+      </w:r>
+      <w:r>
+        <w:rPr>
+          <w:rFonts w:ascii="Arial" w:hAnsi="Arial" w:cs="Arial"/>
+        </w:rPr>
+        <w:t>)</w:t>
+      </w:r>
+      <w:r>
+        <w:rPr>
+          <w:rFonts w:ascii="Arial" w:hAnsi="Arial" w:cs="Arial"/>
+        </w:rPr>
+        <w:t xml:space="preserve"> = 0.572 </w:t>
+      </w:r>
+      <w:proofErr w:type="spellStart"/>
+      <w:r>
+        <w:rPr>
+          <w:rFonts w:ascii="Arial" w:hAnsi="Arial" w:cs="Arial"/>
+        </w:rPr>
+        <w:t>VAr</w:t>
+      </w:r>
+      <w:proofErr w:type="spellEnd"/>
+    </w:p>
+    <w:p>
+      <w:pPr>
+        <w:ind w:left="720"/>
+        <w:jc w:val="both"/>
+        <w:rPr>
+          <w:rFonts w:ascii="Arial" w:hAnsi="Arial" w:cs="Arial"/>
+        </w:rPr>
+      </w:pPr>
+    </w:p>
+    <w:p>
+      <w:pPr>
         <w:numPr>
           <w:ilvl w:val="0"/>
           <w:numId w:val="8"/>
@@ -13249,6 +15985,76 @@
       <w:r>
         <w:rPr>
           <w:rFonts w:ascii="Arial" w:hAnsi="Arial" w:cs="Arial"/>
+          <w:noProof/>
+        </w:rPr>
+        <w:drawing>
+          <wp:inline distT="0" distB="0" distL="0" distR="0" wp14:anchorId="3CAFF1D6" wp14:editId="25BCF4C6">
+            <wp:extent cx="5390985" cy="4469951"/>
+            <wp:effectExtent l="0" t="0" r="635" b="6985"/>
+            <wp:docPr id="639066282" name="Picture 8"/>
+            <wp:cNvGraphicFramePr>
+              <a:graphicFrameLocks xmlns:a="http://schemas.openxmlformats.org/drawingml/2006/main" noChangeAspect="1"/>
+            </wp:cNvGraphicFramePr>
+            <a:graphic xmlns:a="http://schemas.openxmlformats.org/drawingml/2006/main">
+              <a:graphicData uri="http://schemas.openxmlformats.org/drawingml/2006/picture">
+                <pic:pic xmlns:pic="http://schemas.openxmlformats.org/drawingml/2006/picture">
+                  <pic:nvPicPr>
+                    <pic:cNvPr id="0" name="Picture 5"/>
+                    <pic:cNvPicPr>
+                      <a:picLocks noChangeAspect="1" noChangeArrowheads="1"/>
+                    </pic:cNvPicPr>
+                  </pic:nvPicPr>
+                  <pic:blipFill>
+                    <a:blip r:embed="rId25">
+                      <a:extLst>
+                        <a:ext uri="{28A0092B-C50C-407E-A947-70E740481C1C}">
+                          <a14:useLocalDpi xmlns:a14="http://schemas.microsoft.com/office/drawing/2010/main" val="0"/>
+                        </a:ext>
+                      </a:extLst>
+                    </a:blip>
+                    <a:srcRect/>
+                    <a:stretch>
+                      <a:fillRect/>
+                    </a:stretch>
+                  </pic:blipFill>
+                  <pic:spPr bwMode="auto">
+                    <a:xfrm>
+                      <a:off x="0" y="0"/>
+                      <a:ext cx="5409594" cy="4485380"/>
+                    </a:xfrm>
+                    <a:prstGeom prst="rect">
+                      <a:avLst/>
+                    </a:prstGeom>
+                    <a:noFill/>
+                    <a:ln>
+                      <a:noFill/>
+                    </a:ln>
+                  </pic:spPr>
+                </pic:pic>
+              </a:graphicData>
+            </a:graphic>
+          </wp:inline>
+        </w:drawing>
+      </w:r>
+    </w:p>
+    <w:p>
+      <w:pPr>
+        <w:jc w:val="both"/>
+        <w:rPr>
+          <w:rFonts w:ascii="Arial" w:hAnsi="Arial" w:cs="Arial"/>
+        </w:rPr>
+      </w:pPr>
+    </w:p>
+    <w:p>
+      <w:pPr>
+        <w:jc w:val="both"/>
+        <w:rPr>
+          <w:rFonts w:ascii="Arial" w:hAnsi="Arial" w:cs="Arial"/>
+        </w:rPr>
+      </w:pPr>
+      <w:r>
+        <w:rPr>
+          <w:rFonts w:ascii="Arial" w:hAnsi="Arial" w:cs="Arial"/>
         </w:rPr>
         <w:t>Experiment 4:</w:t>
       </w:r>
@@ -13427,106 +16233,226 @@
     </w:p>
     <w:p>
       <w:pPr>
-        <w:rPr>
-          <w:rFonts w:ascii="Arial" w:hAnsi="Arial" w:cs="Arial"/>
-        </w:rPr>
-      </w:pPr>
-    </w:p>
-    <w:p>
-      <w:pPr>
-        <w:rPr>
-          <w:rFonts w:ascii="Arial" w:hAnsi="Arial" w:cs="Arial"/>
-        </w:rPr>
-      </w:pPr>
-    </w:p>
-    <w:p>
-      <w:pPr>
-        <w:rPr>
-          <w:rFonts w:ascii="Arial" w:hAnsi="Arial" w:cs="Arial"/>
-        </w:rPr>
-      </w:pPr>
-    </w:p>
-    <w:p>
-      <w:pPr>
-        <w:rPr>
-          <w:rFonts w:ascii="Arial" w:hAnsi="Arial" w:cs="Arial"/>
-        </w:rPr>
-      </w:pPr>
-    </w:p>
-    <w:p>
-      <w:pPr>
-        <w:rPr>
-          <w:rFonts w:ascii="Arial" w:hAnsi="Arial" w:cs="Arial"/>
-        </w:rPr>
-      </w:pPr>
-    </w:p>
-    <w:p>
-      <w:pPr>
-        <w:rPr>
-          <w:rFonts w:ascii="Arial" w:hAnsi="Arial" w:cs="Arial"/>
-        </w:rPr>
-      </w:pPr>
-    </w:p>
-    <w:p>
-      <w:pPr>
-        <w:rPr>
-          <w:rFonts w:ascii="Arial" w:hAnsi="Arial" w:cs="Arial"/>
-        </w:rPr>
-      </w:pPr>
-    </w:p>
-    <w:p>
-      <w:pPr>
-        <w:rPr>
-          <w:rFonts w:ascii="Arial" w:hAnsi="Arial" w:cs="Arial"/>
-        </w:rPr>
-      </w:pPr>
-    </w:p>
-    <w:p>
-      <w:pPr>
-        <w:rPr>
-          <w:rFonts w:ascii="Arial" w:hAnsi="Arial" w:cs="Arial"/>
-        </w:rPr>
-      </w:pPr>
-    </w:p>
-    <w:p>
-      <w:pPr>
-        <w:rPr>
-          <w:rFonts w:ascii="Arial" w:hAnsi="Arial" w:cs="Arial"/>
-        </w:rPr>
-      </w:pPr>
-    </w:p>
-    <w:p>
-      <w:pPr>
-        <w:rPr>
-          <w:rFonts w:ascii="Arial" w:hAnsi="Arial" w:cs="Arial"/>
-        </w:rPr>
-      </w:pPr>
-    </w:p>
-    <w:p>
-      <w:pPr>
-        <w:rPr>
-          <w:rFonts w:ascii="Arial" w:hAnsi="Arial" w:cs="Arial"/>
-        </w:rPr>
-      </w:pPr>
-      <w:r>
-        <w:rPr>
-          <w:rFonts w:ascii="Arial" w:hAnsi="Arial" w:cs="Arial"/>
-        </w:rPr>
-        <w:t xml:space="preserve">Dr </w:t>
-      </w:r>
-      <w:proofErr w:type="spellStart"/>
-      <w:r>
-        <w:rPr>
-          <w:rFonts w:ascii="Arial" w:hAnsi="Arial" w:cs="Arial"/>
-        </w:rPr>
-        <w:t>Wenjuan</w:t>
-      </w:r>
-      <w:proofErr w:type="spellEnd"/>
-      <w:r>
-        <w:rPr>
-          <w:rFonts w:ascii="Arial" w:hAnsi="Arial" w:cs="Arial"/>
-        </w:rPr>
-        <w:t xml:space="preserve"> Song</w:t>
+        <w:jc w:val="both"/>
+        <w:rPr>
+          <w:rFonts w:ascii="Arial" w:hAnsi="Arial" w:cs="Arial"/>
+        </w:rPr>
+      </w:pPr>
+      <w:r>
+        <w:rPr>
+          <w:rFonts w:ascii="Arial" w:hAnsi="Arial" w:cs="Arial"/>
+        </w:rPr>
+        <w:t xml:space="preserve">BOTH EXPERIMENTS FUSED INTO ONE WORKING VISIBLE ON THE SECOND FOLLOWING PAGE. The first part of both experiments is </w:t>
+      </w:r>
+      <w:proofErr w:type="gramStart"/>
+      <w:r>
+        <w:rPr>
+          <w:rFonts w:ascii="Arial" w:hAnsi="Arial" w:cs="Arial"/>
+        </w:rPr>
+        <w:t>shared,</w:t>
+      </w:r>
+      <w:proofErr w:type="gramEnd"/>
+      <w:r>
+        <w:rPr>
+          <w:rFonts w:ascii="Arial" w:hAnsi="Arial" w:cs="Arial"/>
+        </w:rPr>
+        <w:t xml:space="preserve"> the second part is what differs.</w:t>
+      </w:r>
+    </w:p>
+    <w:p>
+      <w:pPr>
+        <w:rPr>
+          <w:rFonts w:ascii="Arial" w:hAnsi="Arial" w:cs="Arial"/>
+        </w:rPr>
+      </w:pPr>
+    </w:p>
+    <w:p>
+      <w:pPr>
+        <w:rPr>
+          <w:rFonts w:ascii="Arial" w:hAnsi="Arial" w:cs="Arial"/>
+        </w:rPr>
+      </w:pPr>
+      <w:r>
+        <w:rPr>
+          <w:rFonts w:ascii="Arial" w:hAnsi="Arial" w:cs="Arial"/>
+          <w:noProof/>
+        </w:rPr>
+        <w:drawing>
+          <wp:inline distT="0" distB="0" distL="0" distR="0" wp14:anchorId="622766C6" wp14:editId="318AF09D">
+            <wp:extent cx="6644228" cy="9390491"/>
+            <wp:effectExtent l="0" t="0" r="4445" b="1270"/>
+            <wp:docPr id="27383410" name="Picture 9"/>
+            <wp:cNvGraphicFramePr>
+              <a:graphicFrameLocks xmlns:a="http://schemas.openxmlformats.org/drawingml/2006/main" noChangeAspect="1"/>
+            </wp:cNvGraphicFramePr>
+            <a:graphic xmlns:a="http://schemas.openxmlformats.org/drawingml/2006/main">
+              <a:graphicData uri="http://schemas.openxmlformats.org/drawingml/2006/picture">
+                <pic:pic xmlns:pic="http://schemas.openxmlformats.org/drawingml/2006/picture">
+                  <pic:nvPicPr>
+                    <pic:cNvPr id="0" name="Picture 6"/>
+                    <pic:cNvPicPr>
+                      <a:picLocks noChangeAspect="1" noChangeArrowheads="1"/>
+                    </pic:cNvPicPr>
+                  </pic:nvPicPr>
+                  <pic:blipFill>
+                    <a:blip r:embed="rId26" cstate="print">
+                      <a:extLst>
+                        <a:ext uri="{28A0092B-C50C-407E-A947-70E740481C1C}">
+                          <a14:useLocalDpi xmlns:a14="http://schemas.microsoft.com/office/drawing/2010/main" val="0"/>
+                        </a:ext>
+                      </a:extLst>
+                    </a:blip>
+                    <a:srcRect/>
+                    <a:stretch>
+                      <a:fillRect/>
+                    </a:stretch>
+                  </pic:blipFill>
+                  <pic:spPr bwMode="auto">
+                    <a:xfrm>
+                      <a:off x="0" y="0"/>
+                      <a:ext cx="6653648" cy="9403805"/>
+                    </a:xfrm>
+                    <a:prstGeom prst="rect">
+                      <a:avLst/>
+                    </a:prstGeom>
+                    <a:noFill/>
+                    <a:ln>
+                      <a:noFill/>
+                    </a:ln>
+                  </pic:spPr>
+                </pic:pic>
+              </a:graphicData>
+            </a:graphic>
+          </wp:inline>
+        </w:drawing>
+      </w:r>
+    </w:p>
+    <w:p>
+      <w:pPr>
+        <w:rPr>
+          <w:rFonts w:ascii="Arial" w:hAnsi="Arial" w:cs="Arial"/>
+        </w:rPr>
+      </w:pPr>
+    </w:p>
+    <w:p>
+      <w:pPr>
+        <w:rPr>
+          <w:rFonts w:ascii="Arial" w:hAnsi="Arial" w:cs="Arial"/>
+        </w:rPr>
+      </w:pPr>
+      <w:r>
+        <w:rPr>
+          <w:rFonts w:ascii="Arial" w:hAnsi="Arial" w:cs="Arial"/>
+        </w:rPr>
+        <w:t>Experiment 5 2-Wattmeter method:</w:t>
+      </w:r>
+    </w:p>
+    <w:p>
+      <w:pPr>
+        <w:rPr>
+          <w:rFonts w:ascii="Arial" w:hAnsi="Arial" w:cs="Arial"/>
+        </w:rPr>
+      </w:pPr>
+    </w:p>
+    <w:p>
+      <w:pPr>
+        <w:rPr>
+          <w:rFonts w:ascii="Arial" w:hAnsi="Arial" w:cs="Arial"/>
+          <w:noProof/>
+        </w:rPr>
+      </w:pPr>
+    </w:p>
+    <w:p>
+      <w:pPr>
+        <w:rPr>
+          <w:rFonts w:ascii="Arial" w:hAnsi="Arial" w:cs="Arial"/>
+        </w:rPr>
+      </w:pPr>
+      <w:r>
+        <w:rPr>
+          <w:rFonts w:ascii="Arial" w:hAnsi="Arial" w:cs="Arial"/>
+          <w:noProof/>
+        </w:rPr>
+        <w:drawing>
+          <wp:inline distT="0" distB="0" distL="0" distR="0" wp14:anchorId="4A52F2C3" wp14:editId="4AB2343D">
+            <wp:extent cx="6059170" cy="1844702"/>
+            <wp:effectExtent l="0" t="0" r="0" b="3175"/>
+            <wp:docPr id="709512223" name="Picture 10"/>
+            <wp:cNvGraphicFramePr>
+              <a:graphicFrameLocks xmlns:a="http://schemas.openxmlformats.org/drawingml/2006/main" noChangeAspect="1"/>
+            </wp:cNvGraphicFramePr>
+            <a:graphic xmlns:a="http://schemas.openxmlformats.org/drawingml/2006/main">
+              <a:graphicData uri="http://schemas.openxmlformats.org/drawingml/2006/picture">
+                <pic:pic xmlns:pic="http://schemas.openxmlformats.org/drawingml/2006/picture">
+                  <pic:nvPicPr>
+                    <pic:cNvPr id="0" name="Picture 7"/>
+                    <pic:cNvPicPr>
+                      <a:picLocks noChangeAspect="1" noChangeArrowheads="1"/>
+                    </pic:cNvPicPr>
+                  </pic:nvPicPr>
+                  <pic:blipFill rotWithShape="1">
+                    <a:blip r:embed="rId27" cstate="print">
+                      <a:extLst>
+                        <a:ext uri="{28A0092B-C50C-407E-A947-70E740481C1C}">
+                          <a14:useLocalDpi xmlns:a14="http://schemas.microsoft.com/office/drawing/2010/main" val="0"/>
+                        </a:ext>
+                      </a:extLst>
+                    </a:blip>
+                    <a:srcRect b="78459"/>
+                    <a:stretch>
+                      <a:fillRect/>
+                    </a:stretch>
+                  </pic:blipFill>
+                  <pic:spPr bwMode="auto">
+                    <a:xfrm>
+                      <a:off x="0" y="0"/>
+                      <a:ext cx="6059170" cy="1844702"/>
+                    </a:xfrm>
+                    <a:prstGeom prst="rect">
+                      <a:avLst/>
+                    </a:prstGeom>
+                    <a:noFill/>
+                    <a:ln>
+                      <a:noFill/>
+                    </a:ln>
+                    <a:extLst>
+                      <a:ext uri="{53640926-AAD7-44D8-BBD7-CCE9431645EC}">
+                        <a14:shadowObscured xmlns:a14="http://schemas.microsoft.com/office/drawing/2010/main"/>
+                      </a:ext>
+                    </a:extLst>
+                  </pic:spPr>
+                </pic:pic>
+              </a:graphicData>
+            </a:graphic>
+          </wp:inline>
+        </w:drawing>
+      </w:r>
+    </w:p>
+    <w:p>
+      <w:pPr>
+        <w:rPr>
+          <w:rFonts w:ascii="Arial" w:hAnsi="Arial" w:cs="Arial"/>
+        </w:rPr>
+      </w:pPr>
+    </w:p>
+    <w:p>
+      <w:pPr>
+        <w:rPr>
+          <w:rFonts w:ascii="Arial" w:hAnsi="Arial" w:cs="Arial"/>
+        </w:rPr>
+      </w:pPr>
+    </w:p>
+    <w:p>
+      <w:pPr>
+        <w:rPr>
+          <w:rFonts w:ascii="Arial" w:hAnsi="Arial" w:cs="Arial"/>
+        </w:rPr>
+      </w:pPr>
+      <w:r>
+        <w:rPr>
+          <w:rFonts w:ascii="Arial" w:hAnsi="Arial" w:cs="Arial"/>
+        </w:rPr>
+        <w:t>Wenjuan Song</w:t>
       </w:r>
     </w:p>
     <w:p>
@@ -15134,7 +18060,6 @@
   <w:style w:type="character" w:default="1" w:styleId="DefaultParagraphFont">
     <w:name w:val="Default Paragraph Font"/>
     <w:uiPriority w:val="1"/>
-    <w:semiHidden/>
     <w:unhideWhenUsed/>
   </w:style>
   <w:style w:type="table" w:default="1" w:styleId="TableNormal">
@@ -15172,6 +18097,17 @@
         <w:insideV w:val="single" w:sz="4" w:space="0" w:color="auto"/>
       </w:tblBorders>
     </w:tblPr>
+  </w:style>
+  <w:style w:type="paragraph" w:styleId="ListParagraph">
+    <w:name w:val="List Paragraph"/>
+    <w:basedOn w:val="Normal"/>
+    <w:uiPriority w:val="34"/>
+    <w:qFormat/>
+    <w:rsid w:val="006833AD"/>
+    <w:pPr>
+      <w:ind w:left="720"/>
+      <w:contextualSpacing/>
+    </w:pPr>
   </w:style>
 </w:styles>
 </file>
